--- a/Backend/Director_Disclosure/Output_Disclosures/2024-25/ADANI_RENEWABLE_ENERGY_TWO_LIMITED/MBP-1/MBP1_SATISH_KUMAR_RATHOR_09039324.docx
+++ b/Backend/Director_Disclosure/Output_Disclosures/2024-25/ADANI_RENEWABLE_ENERGY_TWO_LIMITED/MBP-1/MBP1_SATISH_KUMAR_RATHOR_09039324.docx
@@ -93,287 +93,17 @@
     </w:p>
     <w:p>
       <w:pPr>
-        <w:spacing w:before="0" w:after="0"/>
-        <w:jc w:val="left"/>
-      </w:pPr>
-      <w:r>
-        <w:rPr>
-          <w:rFonts w:ascii="Adani" w:hAnsi="Adani"/>
-          <w:b w:val="0"/>
-          <w:sz w:val="20"/>
-          <w:u w:val="none"/>
-        </w:rPr>
-        <w:t>ADANI RENEWABLE ENERGY SIXTY THREE LIMITED</w:t>
-      </w:r>
-    </w:p>
-    <w:p>
-      <w:pPr>
-        <w:spacing w:before="0" w:after="0"/>
-        <w:jc w:val="left"/>
-      </w:pPr>
-      <w:r>
-        <w:rPr>
-          <w:rFonts w:ascii="Adani" w:hAnsi="Adani"/>
-          <w:b w:val="0"/>
-          <w:sz w:val="20"/>
-          <w:u w:val="none"/>
-        </w:rPr>
-        <w:t>ADANI RENEWABLE ENERGY SIXTY ONE LIMITED</w:t>
-      </w:r>
-    </w:p>
-    <w:p>
-      <w:pPr>
-        <w:spacing w:before="0" w:after="0"/>
-        <w:jc w:val="left"/>
-      </w:pPr>
-      <w:r>
-        <w:rPr>
-          <w:rFonts w:ascii="Adani" w:hAnsi="Adani"/>
-          <w:b w:val="0"/>
-          <w:sz w:val="20"/>
-          <w:u w:val="none"/>
-        </w:rPr>
-        <w:t>ADANI RENEWABLE ENERGY SIXTY TWO LIMITED</w:t>
-      </w:r>
-    </w:p>
-    <w:p>
-      <w:pPr>
-        <w:spacing w:before="0" w:after="0"/>
-        <w:jc w:val="left"/>
-      </w:pPr>
-      <w:r>
-        <w:rPr>
-          <w:rFonts w:ascii="Adani" w:hAnsi="Adani"/>
-          <w:b w:val="0"/>
-          <w:sz w:val="20"/>
-          <w:u w:val="none"/>
-        </w:rPr>
-        <w:t>ADANI RENEWABLE ENERGY SIXTY LIMITED</w:t>
-      </w:r>
-    </w:p>
-    <w:p>
-      <w:pPr>
-        <w:spacing w:before="0" w:after="0"/>
-        <w:jc w:val="left"/>
-      </w:pPr>
-      <w:r>
-        <w:rPr>
-          <w:rFonts w:ascii="Adani" w:hAnsi="Adani"/>
-          <w:b w:val="0"/>
-          <w:sz w:val="20"/>
-          <w:u w:val="none"/>
-        </w:rPr>
-        <w:t>ADANI RENEWABLE ENERGY FIFTY FIVE LIMITED</w:t>
-      </w:r>
-    </w:p>
-    <w:p>
-      <w:pPr>
-        <w:spacing w:before="0" w:after="0"/>
-        <w:jc w:val="left"/>
-      </w:pPr>
-      <w:r>
-        <w:rPr>
-          <w:rFonts w:ascii="Adani" w:hAnsi="Adani"/>
-          <w:b w:val="0"/>
-          <w:sz w:val="20"/>
-          <w:u w:val="none"/>
-        </w:rPr>
-        <w:t>ADANI RENEWABLE ENERGY FIFTY EIGHT LIMITED</w:t>
-      </w:r>
-    </w:p>
-    <w:p>
-      <w:pPr>
-        <w:spacing w:before="0" w:after="0"/>
-        <w:jc w:val="left"/>
-      </w:pPr>
-      <w:r>
-        <w:rPr>
-          <w:rFonts w:ascii="Adani" w:hAnsi="Adani"/>
-          <w:b w:val="0"/>
-          <w:sz w:val="20"/>
-          <w:u w:val="none"/>
-        </w:rPr>
-        <w:t>ADANI RENEWABLE ENERGY FIFTY NINE LIMITED</w:t>
-      </w:r>
-    </w:p>
-    <w:p>
-      <w:pPr>
-        <w:spacing w:before="0" w:after="0"/>
-        <w:jc w:val="left"/>
-      </w:pPr>
-      <w:r>
-        <w:rPr>
-          <w:rFonts w:ascii="Adani" w:hAnsi="Adani"/>
-          <w:b w:val="0"/>
-          <w:sz w:val="20"/>
-          <w:u w:val="none"/>
-        </w:rPr>
-        <w:t>ADANI RENEWABLE ENERGY FIFTY SEVEN LIMITED</w:t>
-      </w:r>
-    </w:p>
-    <w:p>
-      <w:pPr>
-        <w:spacing w:before="0" w:after="0"/>
-        <w:jc w:val="left"/>
-      </w:pPr>
-      <w:r>
-        <w:rPr>
-          <w:rFonts w:ascii="Adani" w:hAnsi="Adani"/>
-          <w:b w:val="0"/>
-          <w:sz w:val="20"/>
-          <w:u w:val="none"/>
-        </w:rPr>
-        <w:t>ABREL (ODISHA) SPV LIMITED</w:t>
-      </w:r>
-    </w:p>
-    <w:p>
-      <w:pPr>
-        <w:spacing w:before="0" w:after="0"/>
-        <w:jc w:val="left"/>
-      </w:pPr>
-      <w:r>
-        <w:rPr>
-          <w:rFonts w:ascii="Adani" w:hAnsi="Adani"/>
-          <w:b w:val="0"/>
-          <w:sz w:val="20"/>
-          <w:u w:val="none"/>
-        </w:rPr>
-        <w:t>ADANI RENEWABLE ENERGY SEVEN LIMITED</w:t>
-      </w:r>
-    </w:p>
-    <w:p>
-      <w:pPr>
-        <w:spacing w:before="0" w:after="0"/>
-        <w:jc w:val="left"/>
-      </w:pPr>
-      <w:r>
-        <w:rPr>
-          <w:rFonts w:ascii="Adani" w:hAnsi="Adani"/>
-          <w:b w:val="0"/>
-          <w:sz w:val="20"/>
-          <w:u w:val="none"/>
-        </w:rPr>
-        <w:t>ADANI RENEWABLE ENERGY TEN LIMITED</w:t>
-      </w:r>
-    </w:p>
-    <w:p>
-      <w:pPr>
-        <w:spacing w:before="0" w:after="0"/>
-        <w:jc w:val="left"/>
-      </w:pPr>
-      <w:r>
-        <w:rPr>
-          <w:rFonts w:ascii="Adani" w:hAnsi="Adani"/>
-          <w:b w:val="0"/>
-          <w:sz w:val="20"/>
-          <w:u w:val="none"/>
-        </w:rPr>
-        <w:t>ADANI RENEWABLE ENERGY TWO LIMITED</w:t>
-      </w:r>
-    </w:p>
-    <w:p>
-      <w:pPr>
-        <w:spacing w:before="0" w:after="0"/>
-        <w:jc w:val="left"/>
-      </w:pPr>
-      <w:r>
-        <w:rPr>
-          <w:rFonts w:ascii="Adani" w:hAnsi="Adani"/>
-          <w:b w:val="0"/>
-          <w:sz w:val="20"/>
-          <w:u w:val="none"/>
-        </w:rPr>
-        <w:t>ADANI RENEWABLE ENERGY EIGHT LIMITED</w:t>
-      </w:r>
-    </w:p>
-    <w:p>
-      <w:pPr>
-        <w:spacing w:before="0" w:after="0"/>
-        <w:jc w:val="left"/>
-      </w:pPr>
-      <w:r>
-        <w:rPr>
-          <w:rFonts w:ascii="Adani" w:hAnsi="Adani"/>
-          <w:b w:val="0"/>
-          <w:sz w:val="20"/>
-          <w:u w:val="none"/>
-        </w:rPr>
-        <w:t>ADANI RENEWABLE ENERGY NINE LIMITED</w:t>
-      </w:r>
-    </w:p>
-    <w:p>
-      <w:pPr>
-        <w:spacing w:before="0" w:after="0"/>
-        <w:jc w:val="left"/>
-      </w:pPr>
-      <w:r>
-        <w:rPr>
-          <w:rFonts w:ascii="Adani" w:hAnsi="Adani"/>
-          <w:b w:val="0"/>
-          <w:sz w:val="20"/>
-          <w:u w:val="none"/>
-        </w:rPr>
-        <w:t>ADANI RENEWABLE ENERGY ONE LIMITED</w:t>
-      </w:r>
-    </w:p>
-    <w:p>
-      <w:pPr>
-        <w:spacing w:before="0" w:after="0"/>
-        <w:jc w:val="left"/>
-      </w:pPr>
-      <w:r>
-        <w:rPr>
-          <w:rFonts w:ascii="Adani" w:hAnsi="Adani"/>
-          <w:b w:val="0"/>
-          <w:sz w:val="20"/>
-          <w:u w:val="none"/>
-        </w:rPr>
-        <w:t>ADANI RENEWABLE ENERGY THREE LIMITED</w:t>
-      </w:r>
-    </w:p>
-    <w:p>
-      <w:pPr>
-        <w:spacing w:before="0" w:after="0"/>
-        <w:jc w:val="left"/>
-      </w:pPr>
-      <w:r>
-        <w:rPr>
-          <w:rFonts w:ascii="Adani" w:hAnsi="Adani"/>
-          <w:b w:val="0"/>
-          <w:sz w:val="20"/>
-          <w:u w:val="none"/>
-        </w:rPr>
-        <w:t>ADANI RENEWABLE ENERGY FIVE LIMITED</w:t>
-      </w:r>
-    </w:p>
-    <w:p>
-      <w:pPr>
-        <w:spacing w:before="0" w:after="0"/>
-        <w:jc w:val="left"/>
-      </w:pPr>
-      <w:r>
-        <w:rPr>
-          <w:rFonts w:ascii="Adani" w:hAnsi="Adani"/>
-          <w:b w:val="0"/>
-          <w:sz w:val="20"/>
-          <w:u w:val="none"/>
-        </w:rPr>
-        <w:t>ADANI RENEWABLE ENERGY SIX LIMITED</w:t>
-      </w:r>
-    </w:p>
-    <w:p>
-      <w:pPr>
         <w:spacing w:before="0" w:after="160"/>
         <w:jc w:val="left"/>
       </w:pPr>
       <w:r>
         <w:rPr>
           <w:rFonts w:ascii="Adani" w:hAnsi="Adani"/>
-          <w:b w:val="0"/>
+          <w:b/>
           <w:sz w:val="20"/>
           <w:u w:val="none"/>
         </w:rPr>
-        <w:t>ADANI RENEWABLE ENERGY FOUR LIMITED</w:t>
+        <w:t>ADANI RENEWABLE ENERGY TWO LIMITED</w:t>
       </w:r>
     </w:p>
     <w:p>
@@ -659,148 +389,6 @@
                 <w:sz w:val="18"/>
                 <w:u w:val="none"/>
               </w:rPr>
-              <w:t>ADANI RENEWABLE ENERGY SIXTY THREE LIMITED</w:t>
-            </w:r>
-          </w:p>
-        </w:tc>
-        <w:tc>
-          <w:tcPr>
-            <w:tcW w:type="dxa" w:w="1814"/>
-            <w:shd w:val="clear" w:color="auto" w:fill="FFFFFF"/>
-            <w:tcBorders>
-              <w:top w:val="single" w:sz="4" w:space="0" w:color="000000"/>
-              <w:left w:val="single" w:sz="4" w:space="0" w:color="000000"/>
-              <w:bottom w:val="single" w:sz="4" w:space="0" w:color="000000"/>
-              <w:right w:val="single" w:sz="4" w:space="0" w:color="000000"/>
-            </w:tcBorders>
-            <w:vAlign w:val="center"/>
-          </w:tcPr>
-          <w:p>
-            <w:pPr>
-              <w:spacing w:before="40" w:after="40"/>
-              <w:jc w:val="left"/>
-            </w:pPr>
-            <w:r>
-              <w:rPr>
-                <w:rFonts w:ascii="Adani" w:hAnsi="Adani"/>
-                <w:b w:val="0"/>
-                <w:sz w:val="18"/>
-                <w:u w:val="none"/>
-              </w:rPr>
-              <w:t>Additional Director</w:t>
-            </w:r>
-          </w:p>
-        </w:tc>
-        <w:tc>
-          <w:tcPr>
-            <w:tcW w:type="dxa" w:w="1020"/>
-            <w:shd w:val="clear" w:color="auto" w:fill="FFFFFF"/>
-            <w:tcBorders>
-              <w:top w:val="single" w:sz="4" w:space="0" w:color="000000"/>
-              <w:left w:val="single" w:sz="4" w:space="0" w:color="000000"/>
-              <w:bottom w:val="single" w:sz="4" w:space="0" w:color="000000"/>
-              <w:right w:val="single" w:sz="4" w:space="0" w:color="000000"/>
-            </w:tcBorders>
-            <w:vAlign w:val="center"/>
-          </w:tcPr>
-          <w:p>
-            <w:pPr>
-              <w:spacing w:before="40" w:after="40"/>
-              <w:jc w:val="left"/>
-            </w:pPr>
-            <w:r>
-              <w:rPr>
-                <w:rFonts w:ascii="Adani" w:hAnsi="Adani"/>
-                <w:b w:val="0"/>
-                <w:sz w:val="18"/>
-                <w:u w:val="none"/>
-              </w:rPr>
-              <w:t>NIL</w:t>
-            </w:r>
-          </w:p>
-        </w:tc>
-        <w:tc>
-          <w:tcPr>
-            <w:tcW w:type="dxa" w:w="1247"/>
-            <w:shd w:val="clear" w:color="auto" w:fill="FFFFFF"/>
-            <w:tcBorders>
-              <w:top w:val="single" w:sz="4" w:space="0" w:color="000000"/>
-              <w:left w:val="single" w:sz="4" w:space="0" w:color="000000"/>
-              <w:bottom w:val="single" w:sz="4" w:space="0" w:color="000000"/>
-              <w:right w:val="single" w:sz="4" w:space="0" w:color="000000"/>
-            </w:tcBorders>
-            <w:vAlign w:val="center"/>
-          </w:tcPr>
-          <w:p>
-            <w:pPr>
-              <w:spacing w:before="40" w:after="40"/>
-              <w:jc w:val="left"/>
-            </w:pPr>
-            <w:r>
-              <w:rPr>
-                <w:rFonts w:ascii="Adani" w:hAnsi="Adani"/>
-                <w:b w:val="0"/>
-                <w:sz w:val="18"/>
-                <w:u w:val="none"/>
-              </w:rPr>
-              <w:t>26/08/2025</w:t>
-            </w:r>
-          </w:p>
-        </w:tc>
-      </w:tr>
-      <w:tr>
-        <w:tc>
-          <w:tcPr>
-            <w:tcW w:type="dxa" w:w="680"/>
-            <w:shd w:val="clear" w:color="auto" w:fill="FFFFFF"/>
-            <w:tcBorders>
-              <w:top w:val="single" w:sz="4" w:space="0" w:color="000000"/>
-              <w:left w:val="single" w:sz="4" w:space="0" w:color="000000"/>
-              <w:bottom w:val="single" w:sz="4" w:space="0" w:color="000000"/>
-              <w:right w:val="single" w:sz="4" w:space="0" w:color="000000"/>
-            </w:tcBorders>
-            <w:vAlign w:val="center"/>
-          </w:tcPr>
-          <w:p>
-            <w:pPr>
-              <w:spacing w:before="40" w:after="40"/>
-              <w:jc w:val="left"/>
-            </w:pPr>
-            <w:r>
-              <w:rPr>
-                <w:rFonts w:ascii="Adani" w:hAnsi="Adani"/>
-                <w:b w:val="0"/>
-                <w:sz w:val="18"/>
-                <w:u w:val="none"/>
-              </w:rPr>
-              <w:t>2</w:t>
-            </w:r>
-          </w:p>
-        </w:tc>
-        <w:tc>
-          <w:tcPr>
-            <w:tcW w:type="dxa" w:w="3969"/>
-            <w:shd w:val="clear" w:color="auto" w:fill="FFFFFF"/>
-            <w:tcBorders>
-              <w:top w:val="single" w:sz="4" w:space="0" w:color="000000"/>
-              <w:left w:val="single" w:sz="4" w:space="0" w:color="000000"/>
-              <w:bottom w:val="single" w:sz="4" w:space="0" w:color="000000"/>
-              <w:right w:val="single" w:sz="4" w:space="0" w:color="000000"/>
-            </w:tcBorders>
-            <w:vAlign w:val="center"/>
-          </w:tcPr>
-          <w:p>
-            <w:pPr>
-              <w:spacing w:before="40" w:after="40"/>
-              <w:jc w:val="left"/>
-            </w:pPr>
-            <w:r>
-              <w:rPr>
-                <w:rFonts w:ascii="Adani" w:hAnsi="Adani"/>
-                <w:b w:val="0"/>
-                <w:sz w:val="18"/>
-                <w:u w:val="none"/>
-              </w:rPr>
               <w:t>ADANI RENEWABLE ENERGY SIXTY ONE LIMITED</w:t>
             </w:r>
           </w:p>
@@ -886,2420 +474,6 @@
                 <w:u w:val="none"/>
               </w:rPr>
               <w:t>26/08/2025</w:t>
-            </w:r>
-          </w:p>
-        </w:tc>
-      </w:tr>
-      <w:tr>
-        <w:tc>
-          <w:tcPr>
-            <w:tcW w:type="dxa" w:w="680"/>
-            <w:shd w:val="clear" w:color="auto" w:fill="FFFFFF"/>
-            <w:tcBorders>
-              <w:top w:val="single" w:sz="4" w:space="0" w:color="000000"/>
-              <w:left w:val="single" w:sz="4" w:space="0" w:color="000000"/>
-              <w:bottom w:val="single" w:sz="4" w:space="0" w:color="000000"/>
-              <w:right w:val="single" w:sz="4" w:space="0" w:color="000000"/>
-            </w:tcBorders>
-            <w:vAlign w:val="center"/>
-          </w:tcPr>
-          <w:p>
-            <w:pPr>
-              <w:spacing w:before="40" w:after="40"/>
-              <w:jc w:val="left"/>
-            </w:pPr>
-            <w:r>
-              <w:rPr>
-                <w:rFonts w:ascii="Adani" w:hAnsi="Adani"/>
-                <w:b w:val="0"/>
-                <w:sz w:val="18"/>
-                <w:u w:val="none"/>
-              </w:rPr>
-              <w:t>3</w:t>
-            </w:r>
-          </w:p>
-        </w:tc>
-        <w:tc>
-          <w:tcPr>
-            <w:tcW w:type="dxa" w:w="3969"/>
-            <w:shd w:val="clear" w:color="auto" w:fill="FFFFFF"/>
-            <w:tcBorders>
-              <w:top w:val="single" w:sz="4" w:space="0" w:color="000000"/>
-              <w:left w:val="single" w:sz="4" w:space="0" w:color="000000"/>
-              <w:bottom w:val="single" w:sz="4" w:space="0" w:color="000000"/>
-              <w:right w:val="single" w:sz="4" w:space="0" w:color="000000"/>
-            </w:tcBorders>
-            <w:vAlign w:val="center"/>
-          </w:tcPr>
-          <w:p>
-            <w:pPr>
-              <w:spacing w:before="40" w:after="40"/>
-              <w:jc w:val="left"/>
-            </w:pPr>
-            <w:r>
-              <w:rPr>
-                <w:rFonts w:ascii="Adani" w:hAnsi="Adani"/>
-                <w:b w:val="0"/>
-                <w:sz w:val="18"/>
-                <w:u w:val="none"/>
-              </w:rPr>
-              <w:t>ADANI RENEWABLE ENERGY SIXTY TWO LIMITED</w:t>
-            </w:r>
-          </w:p>
-        </w:tc>
-        <w:tc>
-          <w:tcPr>
-            <w:tcW w:type="dxa" w:w="1814"/>
-            <w:shd w:val="clear" w:color="auto" w:fill="FFFFFF"/>
-            <w:tcBorders>
-              <w:top w:val="single" w:sz="4" w:space="0" w:color="000000"/>
-              <w:left w:val="single" w:sz="4" w:space="0" w:color="000000"/>
-              <w:bottom w:val="single" w:sz="4" w:space="0" w:color="000000"/>
-              <w:right w:val="single" w:sz="4" w:space="0" w:color="000000"/>
-            </w:tcBorders>
-            <w:vAlign w:val="center"/>
-          </w:tcPr>
-          <w:p>
-            <w:pPr>
-              <w:spacing w:before="40" w:after="40"/>
-              <w:jc w:val="left"/>
-            </w:pPr>
-            <w:r>
-              <w:rPr>
-                <w:rFonts w:ascii="Adani" w:hAnsi="Adani"/>
-                <w:b w:val="0"/>
-                <w:sz w:val="18"/>
-                <w:u w:val="none"/>
-              </w:rPr>
-              <w:t>Additional Director</w:t>
-            </w:r>
-          </w:p>
-        </w:tc>
-        <w:tc>
-          <w:tcPr>
-            <w:tcW w:type="dxa" w:w="1020"/>
-            <w:shd w:val="clear" w:color="auto" w:fill="FFFFFF"/>
-            <w:tcBorders>
-              <w:top w:val="single" w:sz="4" w:space="0" w:color="000000"/>
-              <w:left w:val="single" w:sz="4" w:space="0" w:color="000000"/>
-              <w:bottom w:val="single" w:sz="4" w:space="0" w:color="000000"/>
-              <w:right w:val="single" w:sz="4" w:space="0" w:color="000000"/>
-            </w:tcBorders>
-            <w:vAlign w:val="center"/>
-          </w:tcPr>
-          <w:p>
-            <w:pPr>
-              <w:spacing w:before="40" w:after="40"/>
-              <w:jc w:val="left"/>
-            </w:pPr>
-            <w:r>
-              <w:rPr>
-                <w:rFonts w:ascii="Adani" w:hAnsi="Adani"/>
-                <w:b w:val="0"/>
-                <w:sz w:val="18"/>
-                <w:u w:val="none"/>
-              </w:rPr>
-              <w:t>NIL</w:t>
-            </w:r>
-          </w:p>
-        </w:tc>
-        <w:tc>
-          <w:tcPr>
-            <w:tcW w:type="dxa" w:w="1247"/>
-            <w:shd w:val="clear" w:color="auto" w:fill="FFFFFF"/>
-            <w:tcBorders>
-              <w:top w:val="single" w:sz="4" w:space="0" w:color="000000"/>
-              <w:left w:val="single" w:sz="4" w:space="0" w:color="000000"/>
-              <w:bottom w:val="single" w:sz="4" w:space="0" w:color="000000"/>
-              <w:right w:val="single" w:sz="4" w:space="0" w:color="000000"/>
-            </w:tcBorders>
-            <w:vAlign w:val="center"/>
-          </w:tcPr>
-          <w:p>
-            <w:pPr>
-              <w:spacing w:before="40" w:after="40"/>
-              <w:jc w:val="left"/>
-            </w:pPr>
-            <w:r>
-              <w:rPr>
-                <w:rFonts w:ascii="Adani" w:hAnsi="Adani"/>
-                <w:b w:val="0"/>
-                <w:sz w:val="18"/>
-                <w:u w:val="none"/>
-              </w:rPr>
-              <w:t>26/08/2025</w:t>
-            </w:r>
-          </w:p>
-        </w:tc>
-      </w:tr>
-      <w:tr>
-        <w:tc>
-          <w:tcPr>
-            <w:tcW w:type="dxa" w:w="680"/>
-            <w:shd w:val="clear" w:color="auto" w:fill="FFFFFF"/>
-            <w:tcBorders>
-              <w:top w:val="single" w:sz="4" w:space="0" w:color="000000"/>
-              <w:left w:val="single" w:sz="4" w:space="0" w:color="000000"/>
-              <w:bottom w:val="single" w:sz="4" w:space="0" w:color="000000"/>
-              <w:right w:val="single" w:sz="4" w:space="0" w:color="000000"/>
-            </w:tcBorders>
-            <w:vAlign w:val="center"/>
-          </w:tcPr>
-          <w:p>
-            <w:pPr>
-              <w:spacing w:before="40" w:after="40"/>
-              <w:jc w:val="left"/>
-            </w:pPr>
-            <w:r>
-              <w:rPr>
-                <w:rFonts w:ascii="Adani" w:hAnsi="Adani"/>
-                <w:b w:val="0"/>
-                <w:sz w:val="18"/>
-                <w:u w:val="none"/>
-              </w:rPr>
-              <w:t>4</w:t>
-            </w:r>
-          </w:p>
-        </w:tc>
-        <w:tc>
-          <w:tcPr>
-            <w:tcW w:type="dxa" w:w="3969"/>
-            <w:shd w:val="clear" w:color="auto" w:fill="FFFFFF"/>
-            <w:tcBorders>
-              <w:top w:val="single" w:sz="4" w:space="0" w:color="000000"/>
-              <w:left w:val="single" w:sz="4" w:space="0" w:color="000000"/>
-              <w:bottom w:val="single" w:sz="4" w:space="0" w:color="000000"/>
-              <w:right w:val="single" w:sz="4" w:space="0" w:color="000000"/>
-            </w:tcBorders>
-            <w:vAlign w:val="center"/>
-          </w:tcPr>
-          <w:p>
-            <w:pPr>
-              <w:spacing w:before="40" w:after="40"/>
-              <w:jc w:val="left"/>
-            </w:pPr>
-            <w:r>
-              <w:rPr>
-                <w:rFonts w:ascii="Adani" w:hAnsi="Adani"/>
-                <w:b w:val="0"/>
-                <w:sz w:val="18"/>
-                <w:u w:val="none"/>
-              </w:rPr>
-              <w:t>ADANI RENEWABLE ENERGY SIXTY LIMITED</w:t>
-            </w:r>
-          </w:p>
-        </w:tc>
-        <w:tc>
-          <w:tcPr>
-            <w:tcW w:type="dxa" w:w="1814"/>
-            <w:shd w:val="clear" w:color="auto" w:fill="FFFFFF"/>
-            <w:tcBorders>
-              <w:top w:val="single" w:sz="4" w:space="0" w:color="000000"/>
-              <w:left w:val="single" w:sz="4" w:space="0" w:color="000000"/>
-              <w:bottom w:val="single" w:sz="4" w:space="0" w:color="000000"/>
-              <w:right w:val="single" w:sz="4" w:space="0" w:color="000000"/>
-            </w:tcBorders>
-            <w:vAlign w:val="center"/>
-          </w:tcPr>
-          <w:p>
-            <w:pPr>
-              <w:spacing w:before="40" w:after="40"/>
-              <w:jc w:val="left"/>
-            </w:pPr>
-            <w:r>
-              <w:rPr>
-                <w:rFonts w:ascii="Adani" w:hAnsi="Adani"/>
-                <w:b w:val="0"/>
-                <w:sz w:val="18"/>
-                <w:u w:val="none"/>
-              </w:rPr>
-              <w:t>Additional Director</w:t>
-            </w:r>
-          </w:p>
-        </w:tc>
-        <w:tc>
-          <w:tcPr>
-            <w:tcW w:type="dxa" w:w="1020"/>
-            <w:shd w:val="clear" w:color="auto" w:fill="FFFFFF"/>
-            <w:tcBorders>
-              <w:top w:val="single" w:sz="4" w:space="0" w:color="000000"/>
-              <w:left w:val="single" w:sz="4" w:space="0" w:color="000000"/>
-              <w:bottom w:val="single" w:sz="4" w:space="0" w:color="000000"/>
-              <w:right w:val="single" w:sz="4" w:space="0" w:color="000000"/>
-            </w:tcBorders>
-            <w:vAlign w:val="center"/>
-          </w:tcPr>
-          <w:p>
-            <w:pPr>
-              <w:spacing w:before="40" w:after="40"/>
-              <w:jc w:val="left"/>
-            </w:pPr>
-            <w:r>
-              <w:rPr>
-                <w:rFonts w:ascii="Adani" w:hAnsi="Adani"/>
-                <w:b w:val="0"/>
-                <w:sz w:val="18"/>
-                <w:u w:val="none"/>
-              </w:rPr>
-              <w:t>NIL</w:t>
-            </w:r>
-          </w:p>
-        </w:tc>
-        <w:tc>
-          <w:tcPr>
-            <w:tcW w:type="dxa" w:w="1247"/>
-            <w:shd w:val="clear" w:color="auto" w:fill="FFFFFF"/>
-            <w:tcBorders>
-              <w:top w:val="single" w:sz="4" w:space="0" w:color="000000"/>
-              <w:left w:val="single" w:sz="4" w:space="0" w:color="000000"/>
-              <w:bottom w:val="single" w:sz="4" w:space="0" w:color="000000"/>
-              <w:right w:val="single" w:sz="4" w:space="0" w:color="000000"/>
-            </w:tcBorders>
-            <w:vAlign w:val="center"/>
-          </w:tcPr>
-          <w:p>
-            <w:pPr>
-              <w:spacing w:before="40" w:after="40"/>
-              <w:jc w:val="left"/>
-            </w:pPr>
-            <w:r>
-              <w:rPr>
-                <w:rFonts w:ascii="Adani" w:hAnsi="Adani"/>
-                <w:b w:val="0"/>
-                <w:sz w:val="18"/>
-                <w:u w:val="none"/>
-              </w:rPr>
-              <w:t>26/08/2025</w:t>
-            </w:r>
-          </w:p>
-        </w:tc>
-      </w:tr>
-      <w:tr>
-        <w:tc>
-          <w:tcPr>
-            <w:tcW w:type="dxa" w:w="680"/>
-            <w:shd w:val="clear" w:color="auto" w:fill="FFFFFF"/>
-            <w:tcBorders>
-              <w:top w:val="single" w:sz="4" w:space="0" w:color="000000"/>
-              <w:left w:val="single" w:sz="4" w:space="0" w:color="000000"/>
-              <w:bottom w:val="single" w:sz="4" w:space="0" w:color="000000"/>
-              <w:right w:val="single" w:sz="4" w:space="0" w:color="000000"/>
-            </w:tcBorders>
-            <w:vAlign w:val="center"/>
-          </w:tcPr>
-          <w:p>
-            <w:pPr>
-              <w:spacing w:before="40" w:after="40"/>
-              <w:jc w:val="left"/>
-            </w:pPr>
-            <w:r>
-              <w:rPr>
-                <w:rFonts w:ascii="Adani" w:hAnsi="Adani"/>
-                <w:b w:val="0"/>
-                <w:sz w:val="18"/>
-                <w:u w:val="none"/>
-              </w:rPr>
-              <w:t>5</w:t>
-            </w:r>
-          </w:p>
-        </w:tc>
-        <w:tc>
-          <w:tcPr>
-            <w:tcW w:type="dxa" w:w="3969"/>
-            <w:shd w:val="clear" w:color="auto" w:fill="FFFFFF"/>
-            <w:tcBorders>
-              <w:top w:val="single" w:sz="4" w:space="0" w:color="000000"/>
-              <w:left w:val="single" w:sz="4" w:space="0" w:color="000000"/>
-              <w:bottom w:val="single" w:sz="4" w:space="0" w:color="000000"/>
-              <w:right w:val="single" w:sz="4" w:space="0" w:color="000000"/>
-            </w:tcBorders>
-            <w:vAlign w:val="center"/>
-          </w:tcPr>
-          <w:p>
-            <w:pPr>
-              <w:spacing w:before="40" w:after="40"/>
-              <w:jc w:val="left"/>
-            </w:pPr>
-            <w:r>
-              <w:rPr>
-                <w:rFonts w:ascii="Adani" w:hAnsi="Adani"/>
-                <w:b w:val="0"/>
-                <w:sz w:val="18"/>
-                <w:u w:val="none"/>
-              </w:rPr>
-              <w:t>ADANI RENEWABLE ENERGY FIFTY FIVE LIMITED</w:t>
-            </w:r>
-          </w:p>
-        </w:tc>
-        <w:tc>
-          <w:tcPr>
-            <w:tcW w:type="dxa" w:w="1814"/>
-            <w:shd w:val="clear" w:color="auto" w:fill="FFFFFF"/>
-            <w:tcBorders>
-              <w:top w:val="single" w:sz="4" w:space="0" w:color="000000"/>
-              <w:left w:val="single" w:sz="4" w:space="0" w:color="000000"/>
-              <w:bottom w:val="single" w:sz="4" w:space="0" w:color="000000"/>
-              <w:right w:val="single" w:sz="4" w:space="0" w:color="000000"/>
-            </w:tcBorders>
-            <w:vAlign w:val="center"/>
-          </w:tcPr>
-          <w:p>
-            <w:pPr>
-              <w:spacing w:before="40" w:after="40"/>
-              <w:jc w:val="left"/>
-            </w:pPr>
-            <w:r>
-              <w:rPr>
-                <w:rFonts w:ascii="Adani" w:hAnsi="Adani"/>
-                <w:b w:val="0"/>
-                <w:sz w:val="18"/>
-                <w:u w:val="none"/>
-              </w:rPr>
-              <w:t>Additional Director</w:t>
-            </w:r>
-          </w:p>
-        </w:tc>
-        <w:tc>
-          <w:tcPr>
-            <w:tcW w:type="dxa" w:w="1020"/>
-            <w:shd w:val="clear" w:color="auto" w:fill="FFFFFF"/>
-            <w:tcBorders>
-              <w:top w:val="single" w:sz="4" w:space="0" w:color="000000"/>
-              <w:left w:val="single" w:sz="4" w:space="0" w:color="000000"/>
-              <w:bottom w:val="single" w:sz="4" w:space="0" w:color="000000"/>
-              <w:right w:val="single" w:sz="4" w:space="0" w:color="000000"/>
-            </w:tcBorders>
-            <w:vAlign w:val="center"/>
-          </w:tcPr>
-          <w:p>
-            <w:pPr>
-              <w:spacing w:before="40" w:after="40"/>
-              <w:jc w:val="left"/>
-            </w:pPr>
-            <w:r>
-              <w:rPr>
-                <w:rFonts w:ascii="Adani" w:hAnsi="Adani"/>
-                <w:b w:val="0"/>
-                <w:sz w:val="18"/>
-                <w:u w:val="none"/>
-              </w:rPr>
-              <w:t>NIL</w:t>
-            </w:r>
-          </w:p>
-        </w:tc>
-        <w:tc>
-          <w:tcPr>
-            <w:tcW w:type="dxa" w:w="1247"/>
-            <w:shd w:val="clear" w:color="auto" w:fill="FFFFFF"/>
-            <w:tcBorders>
-              <w:top w:val="single" w:sz="4" w:space="0" w:color="000000"/>
-              <w:left w:val="single" w:sz="4" w:space="0" w:color="000000"/>
-              <w:bottom w:val="single" w:sz="4" w:space="0" w:color="000000"/>
-              <w:right w:val="single" w:sz="4" w:space="0" w:color="000000"/>
-            </w:tcBorders>
-            <w:vAlign w:val="center"/>
-          </w:tcPr>
-          <w:p>
-            <w:pPr>
-              <w:spacing w:before="40" w:after="40"/>
-              <w:jc w:val="left"/>
-            </w:pPr>
-            <w:r>
-              <w:rPr>
-                <w:rFonts w:ascii="Adani" w:hAnsi="Adani"/>
-                <w:b w:val="0"/>
-                <w:sz w:val="18"/>
-                <w:u w:val="none"/>
-              </w:rPr>
-              <w:t>26/08/2025</w:t>
-            </w:r>
-          </w:p>
-        </w:tc>
-      </w:tr>
-      <w:tr>
-        <w:tc>
-          <w:tcPr>
-            <w:tcW w:type="dxa" w:w="680"/>
-            <w:shd w:val="clear" w:color="auto" w:fill="FFFFFF"/>
-            <w:tcBorders>
-              <w:top w:val="single" w:sz="4" w:space="0" w:color="000000"/>
-              <w:left w:val="single" w:sz="4" w:space="0" w:color="000000"/>
-              <w:bottom w:val="single" w:sz="4" w:space="0" w:color="000000"/>
-              <w:right w:val="single" w:sz="4" w:space="0" w:color="000000"/>
-            </w:tcBorders>
-            <w:vAlign w:val="center"/>
-          </w:tcPr>
-          <w:p>
-            <w:pPr>
-              <w:spacing w:before="40" w:after="40"/>
-              <w:jc w:val="left"/>
-            </w:pPr>
-            <w:r>
-              <w:rPr>
-                <w:rFonts w:ascii="Adani" w:hAnsi="Adani"/>
-                <w:b w:val="0"/>
-                <w:sz w:val="18"/>
-                <w:u w:val="none"/>
-              </w:rPr>
-              <w:t>6</w:t>
-            </w:r>
-          </w:p>
-        </w:tc>
-        <w:tc>
-          <w:tcPr>
-            <w:tcW w:type="dxa" w:w="3969"/>
-            <w:shd w:val="clear" w:color="auto" w:fill="FFFFFF"/>
-            <w:tcBorders>
-              <w:top w:val="single" w:sz="4" w:space="0" w:color="000000"/>
-              <w:left w:val="single" w:sz="4" w:space="0" w:color="000000"/>
-              <w:bottom w:val="single" w:sz="4" w:space="0" w:color="000000"/>
-              <w:right w:val="single" w:sz="4" w:space="0" w:color="000000"/>
-            </w:tcBorders>
-            <w:vAlign w:val="center"/>
-          </w:tcPr>
-          <w:p>
-            <w:pPr>
-              <w:spacing w:before="40" w:after="40"/>
-              <w:jc w:val="left"/>
-            </w:pPr>
-            <w:r>
-              <w:rPr>
-                <w:rFonts w:ascii="Adani" w:hAnsi="Adani"/>
-                <w:b w:val="0"/>
-                <w:sz w:val="18"/>
-                <w:u w:val="none"/>
-              </w:rPr>
-              <w:t>ADANI RENEWABLE ENERGY FIFTY EIGHT LIMITED</w:t>
-            </w:r>
-          </w:p>
-        </w:tc>
-        <w:tc>
-          <w:tcPr>
-            <w:tcW w:type="dxa" w:w="1814"/>
-            <w:shd w:val="clear" w:color="auto" w:fill="FFFFFF"/>
-            <w:tcBorders>
-              <w:top w:val="single" w:sz="4" w:space="0" w:color="000000"/>
-              <w:left w:val="single" w:sz="4" w:space="0" w:color="000000"/>
-              <w:bottom w:val="single" w:sz="4" w:space="0" w:color="000000"/>
-              <w:right w:val="single" w:sz="4" w:space="0" w:color="000000"/>
-            </w:tcBorders>
-            <w:vAlign w:val="center"/>
-          </w:tcPr>
-          <w:p>
-            <w:pPr>
-              <w:spacing w:before="40" w:after="40"/>
-              <w:jc w:val="left"/>
-            </w:pPr>
-            <w:r>
-              <w:rPr>
-                <w:rFonts w:ascii="Adani" w:hAnsi="Adani"/>
-                <w:b w:val="0"/>
-                <w:sz w:val="18"/>
-                <w:u w:val="none"/>
-              </w:rPr>
-              <w:t>Additional Director</w:t>
-            </w:r>
-          </w:p>
-        </w:tc>
-        <w:tc>
-          <w:tcPr>
-            <w:tcW w:type="dxa" w:w="1020"/>
-            <w:shd w:val="clear" w:color="auto" w:fill="FFFFFF"/>
-            <w:tcBorders>
-              <w:top w:val="single" w:sz="4" w:space="0" w:color="000000"/>
-              <w:left w:val="single" w:sz="4" w:space="0" w:color="000000"/>
-              <w:bottom w:val="single" w:sz="4" w:space="0" w:color="000000"/>
-              <w:right w:val="single" w:sz="4" w:space="0" w:color="000000"/>
-            </w:tcBorders>
-            <w:vAlign w:val="center"/>
-          </w:tcPr>
-          <w:p>
-            <w:pPr>
-              <w:spacing w:before="40" w:after="40"/>
-              <w:jc w:val="left"/>
-            </w:pPr>
-            <w:r>
-              <w:rPr>
-                <w:rFonts w:ascii="Adani" w:hAnsi="Adani"/>
-                <w:b w:val="0"/>
-                <w:sz w:val="18"/>
-                <w:u w:val="none"/>
-              </w:rPr>
-              <w:t>NIL</w:t>
-            </w:r>
-          </w:p>
-        </w:tc>
-        <w:tc>
-          <w:tcPr>
-            <w:tcW w:type="dxa" w:w="1247"/>
-            <w:shd w:val="clear" w:color="auto" w:fill="FFFFFF"/>
-            <w:tcBorders>
-              <w:top w:val="single" w:sz="4" w:space="0" w:color="000000"/>
-              <w:left w:val="single" w:sz="4" w:space="0" w:color="000000"/>
-              <w:bottom w:val="single" w:sz="4" w:space="0" w:color="000000"/>
-              <w:right w:val="single" w:sz="4" w:space="0" w:color="000000"/>
-            </w:tcBorders>
-            <w:vAlign w:val="center"/>
-          </w:tcPr>
-          <w:p>
-            <w:pPr>
-              <w:spacing w:before="40" w:after="40"/>
-              <w:jc w:val="left"/>
-            </w:pPr>
-            <w:r>
-              <w:rPr>
-                <w:rFonts w:ascii="Adani" w:hAnsi="Adani"/>
-                <w:b w:val="0"/>
-                <w:sz w:val="18"/>
-                <w:u w:val="none"/>
-              </w:rPr>
-              <w:t>26/08/2025</w:t>
-            </w:r>
-          </w:p>
-        </w:tc>
-      </w:tr>
-      <w:tr>
-        <w:tc>
-          <w:tcPr>
-            <w:tcW w:type="dxa" w:w="680"/>
-            <w:shd w:val="clear" w:color="auto" w:fill="FFFFFF"/>
-            <w:tcBorders>
-              <w:top w:val="single" w:sz="4" w:space="0" w:color="000000"/>
-              <w:left w:val="single" w:sz="4" w:space="0" w:color="000000"/>
-              <w:bottom w:val="single" w:sz="4" w:space="0" w:color="000000"/>
-              <w:right w:val="single" w:sz="4" w:space="0" w:color="000000"/>
-            </w:tcBorders>
-            <w:vAlign w:val="center"/>
-          </w:tcPr>
-          <w:p>
-            <w:pPr>
-              <w:spacing w:before="40" w:after="40"/>
-              <w:jc w:val="left"/>
-            </w:pPr>
-            <w:r>
-              <w:rPr>
-                <w:rFonts w:ascii="Adani" w:hAnsi="Adani"/>
-                <w:b w:val="0"/>
-                <w:sz w:val="18"/>
-                <w:u w:val="none"/>
-              </w:rPr>
-              <w:t>7</w:t>
-            </w:r>
-          </w:p>
-        </w:tc>
-        <w:tc>
-          <w:tcPr>
-            <w:tcW w:type="dxa" w:w="3969"/>
-            <w:shd w:val="clear" w:color="auto" w:fill="FFFFFF"/>
-            <w:tcBorders>
-              <w:top w:val="single" w:sz="4" w:space="0" w:color="000000"/>
-              <w:left w:val="single" w:sz="4" w:space="0" w:color="000000"/>
-              <w:bottom w:val="single" w:sz="4" w:space="0" w:color="000000"/>
-              <w:right w:val="single" w:sz="4" w:space="0" w:color="000000"/>
-            </w:tcBorders>
-            <w:vAlign w:val="center"/>
-          </w:tcPr>
-          <w:p>
-            <w:pPr>
-              <w:spacing w:before="40" w:after="40"/>
-              <w:jc w:val="left"/>
-            </w:pPr>
-            <w:r>
-              <w:rPr>
-                <w:rFonts w:ascii="Adani" w:hAnsi="Adani"/>
-                <w:b w:val="0"/>
-                <w:sz w:val="18"/>
-                <w:u w:val="none"/>
-              </w:rPr>
-              <w:t>ADANI RENEWABLE ENERGY FIFTY NINE LIMITED</w:t>
-            </w:r>
-          </w:p>
-        </w:tc>
-        <w:tc>
-          <w:tcPr>
-            <w:tcW w:type="dxa" w:w="1814"/>
-            <w:shd w:val="clear" w:color="auto" w:fill="FFFFFF"/>
-            <w:tcBorders>
-              <w:top w:val="single" w:sz="4" w:space="0" w:color="000000"/>
-              <w:left w:val="single" w:sz="4" w:space="0" w:color="000000"/>
-              <w:bottom w:val="single" w:sz="4" w:space="0" w:color="000000"/>
-              <w:right w:val="single" w:sz="4" w:space="0" w:color="000000"/>
-            </w:tcBorders>
-            <w:vAlign w:val="center"/>
-          </w:tcPr>
-          <w:p>
-            <w:pPr>
-              <w:spacing w:before="40" w:after="40"/>
-              <w:jc w:val="left"/>
-            </w:pPr>
-            <w:r>
-              <w:rPr>
-                <w:rFonts w:ascii="Adani" w:hAnsi="Adani"/>
-                <w:b w:val="0"/>
-                <w:sz w:val="18"/>
-                <w:u w:val="none"/>
-              </w:rPr>
-              <w:t>Additional Director</w:t>
-            </w:r>
-          </w:p>
-        </w:tc>
-        <w:tc>
-          <w:tcPr>
-            <w:tcW w:type="dxa" w:w="1020"/>
-            <w:shd w:val="clear" w:color="auto" w:fill="FFFFFF"/>
-            <w:tcBorders>
-              <w:top w:val="single" w:sz="4" w:space="0" w:color="000000"/>
-              <w:left w:val="single" w:sz="4" w:space="0" w:color="000000"/>
-              <w:bottom w:val="single" w:sz="4" w:space="0" w:color="000000"/>
-              <w:right w:val="single" w:sz="4" w:space="0" w:color="000000"/>
-            </w:tcBorders>
-            <w:vAlign w:val="center"/>
-          </w:tcPr>
-          <w:p>
-            <w:pPr>
-              <w:spacing w:before="40" w:after="40"/>
-              <w:jc w:val="left"/>
-            </w:pPr>
-            <w:r>
-              <w:rPr>
-                <w:rFonts w:ascii="Adani" w:hAnsi="Adani"/>
-                <w:b w:val="0"/>
-                <w:sz w:val="18"/>
-                <w:u w:val="none"/>
-              </w:rPr>
-              <w:t>NIL</w:t>
-            </w:r>
-          </w:p>
-        </w:tc>
-        <w:tc>
-          <w:tcPr>
-            <w:tcW w:type="dxa" w:w="1247"/>
-            <w:shd w:val="clear" w:color="auto" w:fill="FFFFFF"/>
-            <w:tcBorders>
-              <w:top w:val="single" w:sz="4" w:space="0" w:color="000000"/>
-              <w:left w:val="single" w:sz="4" w:space="0" w:color="000000"/>
-              <w:bottom w:val="single" w:sz="4" w:space="0" w:color="000000"/>
-              <w:right w:val="single" w:sz="4" w:space="0" w:color="000000"/>
-            </w:tcBorders>
-            <w:vAlign w:val="center"/>
-          </w:tcPr>
-          <w:p>
-            <w:pPr>
-              <w:spacing w:before="40" w:after="40"/>
-              <w:jc w:val="left"/>
-            </w:pPr>
-            <w:r>
-              <w:rPr>
-                <w:rFonts w:ascii="Adani" w:hAnsi="Adani"/>
-                <w:b w:val="0"/>
-                <w:sz w:val="18"/>
-                <w:u w:val="none"/>
-              </w:rPr>
-              <w:t>26/08/2025</w:t>
-            </w:r>
-          </w:p>
-        </w:tc>
-      </w:tr>
-      <w:tr>
-        <w:tc>
-          <w:tcPr>
-            <w:tcW w:type="dxa" w:w="680"/>
-            <w:shd w:val="clear" w:color="auto" w:fill="FFFFFF"/>
-            <w:tcBorders>
-              <w:top w:val="single" w:sz="4" w:space="0" w:color="000000"/>
-              <w:left w:val="single" w:sz="4" w:space="0" w:color="000000"/>
-              <w:bottom w:val="single" w:sz="4" w:space="0" w:color="000000"/>
-              <w:right w:val="single" w:sz="4" w:space="0" w:color="000000"/>
-            </w:tcBorders>
-            <w:vAlign w:val="center"/>
-          </w:tcPr>
-          <w:p>
-            <w:pPr>
-              <w:spacing w:before="40" w:after="40"/>
-              <w:jc w:val="left"/>
-            </w:pPr>
-            <w:r>
-              <w:rPr>
-                <w:rFonts w:ascii="Adani" w:hAnsi="Adani"/>
-                <w:b w:val="0"/>
-                <w:sz w:val="18"/>
-                <w:u w:val="none"/>
-              </w:rPr>
-              <w:t>8</w:t>
-            </w:r>
-          </w:p>
-        </w:tc>
-        <w:tc>
-          <w:tcPr>
-            <w:tcW w:type="dxa" w:w="3969"/>
-            <w:shd w:val="clear" w:color="auto" w:fill="FFFFFF"/>
-            <w:tcBorders>
-              <w:top w:val="single" w:sz="4" w:space="0" w:color="000000"/>
-              <w:left w:val="single" w:sz="4" w:space="0" w:color="000000"/>
-              <w:bottom w:val="single" w:sz="4" w:space="0" w:color="000000"/>
-              <w:right w:val="single" w:sz="4" w:space="0" w:color="000000"/>
-            </w:tcBorders>
-            <w:vAlign w:val="center"/>
-          </w:tcPr>
-          <w:p>
-            <w:pPr>
-              <w:spacing w:before="40" w:after="40"/>
-              <w:jc w:val="left"/>
-            </w:pPr>
-            <w:r>
-              <w:rPr>
-                <w:rFonts w:ascii="Adani" w:hAnsi="Adani"/>
-                <w:b w:val="0"/>
-                <w:sz w:val="18"/>
-                <w:u w:val="none"/>
-              </w:rPr>
-              <w:t>ADANI RENEWABLE ENERGY FIFTY SEVEN LIMITED</w:t>
-            </w:r>
-          </w:p>
-        </w:tc>
-        <w:tc>
-          <w:tcPr>
-            <w:tcW w:type="dxa" w:w="1814"/>
-            <w:shd w:val="clear" w:color="auto" w:fill="FFFFFF"/>
-            <w:tcBorders>
-              <w:top w:val="single" w:sz="4" w:space="0" w:color="000000"/>
-              <w:left w:val="single" w:sz="4" w:space="0" w:color="000000"/>
-              <w:bottom w:val="single" w:sz="4" w:space="0" w:color="000000"/>
-              <w:right w:val="single" w:sz="4" w:space="0" w:color="000000"/>
-            </w:tcBorders>
-            <w:vAlign w:val="center"/>
-          </w:tcPr>
-          <w:p>
-            <w:pPr>
-              <w:spacing w:before="40" w:after="40"/>
-              <w:jc w:val="left"/>
-            </w:pPr>
-            <w:r>
-              <w:rPr>
-                <w:rFonts w:ascii="Adani" w:hAnsi="Adani"/>
-                <w:b w:val="0"/>
-                <w:sz w:val="18"/>
-                <w:u w:val="none"/>
-              </w:rPr>
-              <w:t>Additional Director</w:t>
-            </w:r>
-          </w:p>
-        </w:tc>
-        <w:tc>
-          <w:tcPr>
-            <w:tcW w:type="dxa" w:w="1020"/>
-            <w:shd w:val="clear" w:color="auto" w:fill="FFFFFF"/>
-            <w:tcBorders>
-              <w:top w:val="single" w:sz="4" w:space="0" w:color="000000"/>
-              <w:left w:val="single" w:sz="4" w:space="0" w:color="000000"/>
-              <w:bottom w:val="single" w:sz="4" w:space="0" w:color="000000"/>
-              <w:right w:val="single" w:sz="4" w:space="0" w:color="000000"/>
-            </w:tcBorders>
-            <w:vAlign w:val="center"/>
-          </w:tcPr>
-          <w:p>
-            <w:pPr>
-              <w:spacing w:before="40" w:after="40"/>
-              <w:jc w:val="left"/>
-            </w:pPr>
-            <w:r>
-              <w:rPr>
-                <w:rFonts w:ascii="Adani" w:hAnsi="Adani"/>
-                <w:b w:val="0"/>
-                <w:sz w:val="18"/>
-                <w:u w:val="none"/>
-              </w:rPr>
-              <w:t>NIL</w:t>
-            </w:r>
-          </w:p>
-        </w:tc>
-        <w:tc>
-          <w:tcPr>
-            <w:tcW w:type="dxa" w:w="1247"/>
-            <w:shd w:val="clear" w:color="auto" w:fill="FFFFFF"/>
-            <w:tcBorders>
-              <w:top w:val="single" w:sz="4" w:space="0" w:color="000000"/>
-              <w:left w:val="single" w:sz="4" w:space="0" w:color="000000"/>
-              <w:bottom w:val="single" w:sz="4" w:space="0" w:color="000000"/>
-              <w:right w:val="single" w:sz="4" w:space="0" w:color="000000"/>
-            </w:tcBorders>
-            <w:vAlign w:val="center"/>
-          </w:tcPr>
-          <w:p>
-            <w:pPr>
-              <w:spacing w:before="40" w:after="40"/>
-              <w:jc w:val="left"/>
-            </w:pPr>
-            <w:r>
-              <w:rPr>
-                <w:rFonts w:ascii="Adani" w:hAnsi="Adani"/>
-                <w:b w:val="0"/>
-                <w:sz w:val="18"/>
-                <w:u w:val="none"/>
-              </w:rPr>
-              <w:t>26/08/2025</w:t>
-            </w:r>
-          </w:p>
-        </w:tc>
-      </w:tr>
-      <w:tr>
-        <w:tc>
-          <w:tcPr>
-            <w:tcW w:type="dxa" w:w="680"/>
-            <w:shd w:val="clear" w:color="auto" w:fill="FFFFFF"/>
-            <w:tcBorders>
-              <w:top w:val="single" w:sz="4" w:space="0" w:color="000000"/>
-              <w:left w:val="single" w:sz="4" w:space="0" w:color="000000"/>
-              <w:bottom w:val="single" w:sz="4" w:space="0" w:color="000000"/>
-              <w:right w:val="single" w:sz="4" w:space="0" w:color="000000"/>
-            </w:tcBorders>
-            <w:vAlign w:val="center"/>
-          </w:tcPr>
-          <w:p>
-            <w:pPr>
-              <w:spacing w:before="40" w:after="40"/>
-              <w:jc w:val="left"/>
-            </w:pPr>
-            <w:r>
-              <w:rPr>
-                <w:rFonts w:ascii="Adani" w:hAnsi="Adani"/>
-                <w:b w:val="0"/>
-                <w:sz w:val="18"/>
-                <w:u w:val="none"/>
-              </w:rPr>
-              <w:t>9</w:t>
-            </w:r>
-          </w:p>
-        </w:tc>
-        <w:tc>
-          <w:tcPr>
-            <w:tcW w:type="dxa" w:w="3969"/>
-            <w:shd w:val="clear" w:color="auto" w:fill="FFFFFF"/>
-            <w:tcBorders>
-              <w:top w:val="single" w:sz="4" w:space="0" w:color="000000"/>
-              <w:left w:val="single" w:sz="4" w:space="0" w:color="000000"/>
-              <w:bottom w:val="single" w:sz="4" w:space="0" w:color="000000"/>
-              <w:right w:val="single" w:sz="4" w:space="0" w:color="000000"/>
-            </w:tcBorders>
-            <w:vAlign w:val="center"/>
-          </w:tcPr>
-          <w:p>
-            <w:pPr>
-              <w:spacing w:before="40" w:after="40"/>
-              <w:jc w:val="left"/>
-            </w:pPr>
-            <w:r>
-              <w:rPr>
-                <w:rFonts w:ascii="Adani" w:hAnsi="Adani"/>
-                <w:b w:val="0"/>
-                <w:sz w:val="18"/>
-                <w:u w:val="none"/>
-              </w:rPr>
-              <w:t>ABREL (ODISHA) SPV LIMITED</w:t>
-            </w:r>
-          </w:p>
-        </w:tc>
-        <w:tc>
-          <w:tcPr>
-            <w:tcW w:type="dxa" w:w="1814"/>
-            <w:shd w:val="clear" w:color="auto" w:fill="FFFFFF"/>
-            <w:tcBorders>
-              <w:top w:val="single" w:sz="4" w:space="0" w:color="000000"/>
-              <w:left w:val="single" w:sz="4" w:space="0" w:color="000000"/>
-              <w:bottom w:val="single" w:sz="4" w:space="0" w:color="000000"/>
-              <w:right w:val="single" w:sz="4" w:space="0" w:color="000000"/>
-            </w:tcBorders>
-            <w:vAlign w:val="center"/>
-          </w:tcPr>
-          <w:p>
-            <w:pPr>
-              <w:spacing w:before="40" w:after="40"/>
-              <w:jc w:val="left"/>
-            </w:pPr>
-            <w:r>
-              <w:rPr>
-                <w:rFonts w:ascii="Adani" w:hAnsi="Adani"/>
-                <w:b w:val="0"/>
-                <w:sz w:val="18"/>
-                <w:u w:val="none"/>
-              </w:rPr>
-              <w:t>Manager</w:t>
-            </w:r>
-          </w:p>
-        </w:tc>
-        <w:tc>
-          <w:tcPr>
-            <w:tcW w:type="dxa" w:w="1020"/>
-            <w:shd w:val="clear" w:color="auto" w:fill="FFFFFF"/>
-            <w:tcBorders>
-              <w:top w:val="single" w:sz="4" w:space="0" w:color="000000"/>
-              <w:left w:val="single" w:sz="4" w:space="0" w:color="000000"/>
-              <w:bottom w:val="single" w:sz="4" w:space="0" w:color="000000"/>
-              <w:right w:val="single" w:sz="4" w:space="0" w:color="000000"/>
-            </w:tcBorders>
-            <w:vAlign w:val="center"/>
-          </w:tcPr>
-          <w:p>
-            <w:pPr>
-              <w:spacing w:before="40" w:after="40"/>
-              <w:jc w:val="left"/>
-            </w:pPr>
-            <w:r>
-              <w:rPr>
-                <w:rFonts w:ascii="Adani" w:hAnsi="Adani"/>
-                <w:b w:val="0"/>
-                <w:sz w:val="18"/>
-                <w:u w:val="none"/>
-              </w:rPr>
-              <w:t>NIL</w:t>
-            </w:r>
-          </w:p>
-        </w:tc>
-        <w:tc>
-          <w:tcPr>
-            <w:tcW w:type="dxa" w:w="1247"/>
-            <w:shd w:val="clear" w:color="auto" w:fill="FFFFFF"/>
-            <w:tcBorders>
-              <w:top w:val="single" w:sz="4" w:space="0" w:color="000000"/>
-              <w:left w:val="single" w:sz="4" w:space="0" w:color="000000"/>
-              <w:bottom w:val="single" w:sz="4" w:space="0" w:color="000000"/>
-              <w:right w:val="single" w:sz="4" w:space="0" w:color="000000"/>
-            </w:tcBorders>
-            <w:vAlign w:val="center"/>
-          </w:tcPr>
-          <w:p>
-            <w:pPr>
-              <w:spacing w:before="40" w:after="40"/>
-              <w:jc w:val="left"/>
-            </w:pPr>
-            <w:r>
-              <w:rPr>
-                <w:rFonts w:ascii="Adani" w:hAnsi="Adani"/>
-                <w:b w:val="0"/>
-                <w:sz w:val="18"/>
-                <w:u w:val="none"/>
-              </w:rPr>
-              <w:t>15/05/2023</w:t>
-            </w:r>
-          </w:p>
-        </w:tc>
-      </w:tr>
-      <w:tr>
-        <w:tc>
-          <w:tcPr>
-            <w:tcW w:type="dxa" w:w="680"/>
-            <w:shd w:val="clear" w:color="auto" w:fill="FFFFFF"/>
-            <w:tcBorders>
-              <w:top w:val="single" w:sz="4" w:space="0" w:color="000000"/>
-              <w:left w:val="single" w:sz="4" w:space="0" w:color="000000"/>
-              <w:bottom w:val="single" w:sz="4" w:space="0" w:color="000000"/>
-              <w:right w:val="single" w:sz="4" w:space="0" w:color="000000"/>
-            </w:tcBorders>
-            <w:vAlign w:val="center"/>
-          </w:tcPr>
-          <w:p>
-            <w:pPr>
-              <w:spacing w:before="40" w:after="40"/>
-              <w:jc w:val="left"/>
-            </w:pPr>
-            <w:r>
-              <w:rPr>
-                <w:rFonts w:ascii="Adani" w:hAnsi="Adani"/>
-                <w:b w:val="0"/>
-                <w:sz w:val="18"/>
-                <w:u w:val="none"/>
-              </w:rPr>
-              <w:t>10</w:t>
-            </w:r>
-          </w:p>
-        </w:tc>
-        <w:tc>
-          <w:tcPr>
-            <w:tcW w:type="dxa" w:w="3969"/>
-            <w:shd w:val="clear" w:color="auto" w:fill="FFFFFF"/>
-            <w:tcBorders>
-              <w:top w:val="single" w:sz="4" w:space="0" w:color="000000"/>
-              <w:left w:val="single" w:sz="4" w:space="0" w:color="000000"/>
-              <w:bottom w:val="single" w:sz="4" w:space="0" w:color="000000"/>
-              <w:right w:val="single" w:sz="4" w:space="0" w:color="000000"/>
-            </w:tcBorders>
-            <w:vAlign w:val="center"/>
-          </w:tcPr>
-          <w:p>
-            <w:pPr>
-              <w:spacing w:before="40" w:after="40"/>
-              <w:jc w:val="left"/>
-            </w:pPr>
-            <w:r>
-              <w:rPr>
-                <w:rFonts w:ascii="Adani" w:hAnsi="Adani"/>
-                <w:b w:val="0"/>
-                <w:sz w:val="18"/>
-                <w:u w:val="none"/>
-              </w:rPr>
-              <w:t>ADANI RENEWABLE ENERGY SEVEN LIMITED</w:t>
-            </w:r>
-          </w:p>
-        </w:tc>
-        <w:tc>
-          <w:tcPr>
-            <w:tcW w:type="dxa" w:w="1814"/>
-            <w:shd w:val="clear" w:color="auto" w:fill="FFFFFF"/>
-            <w:tcBorders>
-              <w:top w:val="single" w:sz="4" w:space="0" w:color="000000"/>
-              <w:left w:val="single" w:sz="4" w:space="0" w:color="000000"/>
-              <w:bottom w:val="single" w:sz="4" w:space="0" w:color="000000"/>
-              <w:right w:val="single" w:sz="4" w:space="0" w:color="000000"/>
-            </w:tcBorders>
-            <w:vAlign w:val="center"/>
-          </w:tcPr>
-          <w:p>
-            <w:pPr>
-              <w:spacing w:before="40" w:after="40"/>
-              <w:jc w:val="left"/>
-            </w:pPr>
-            <w:r>
-              <w:rPr>
-                <w:rFonts w:ascii="Adani" w:hAnsi="Adani"/>
-                <w:b w:val="0"/>
-                <w:sz w:val="18"/>
-                <w:u w:val="none"/>
-              </w:rPr>
-              <w:t>Director</w:t>
-            </w:r>
-          </w:p>
-        </w:tc>
-        <w:tc>
-          <w:tcPr>
-            <w:tcW w:type="dxa" w:w="1020"/>
-            <w:shd w:val="clear" w:color="auto" w:fill="FFFFFF"/>
-            <w:tcBorders>
-              <w:top w:val="single" w:sz="4" w:space="0" w:color="000000"/>
-              <w:left w:val="single" w:sz="4" w:space="0" w:color="000000"/>
-              <w:bottom w:val="single" w:sz="4" w:space="0" w:color="000000"/>
-              <w:right w:val="single" w:sz="4" w:space="0" w:color="000000"/>
-            </w:tcBorders>
-            <w:vAlign w:val="center"/>
-          </w:tcPr>
-          <w:p>
-            <w:pPr>
-              <w:spacing w:before="40" w:after="40"/>
-              <w:jc w:val="left"/>
-            </w:pPr>
-            <w:r>
-              <w:rPr>
-                <w:rFonts w:ascii="Adani" w:hAnsi="Adani"/>
-                <w:b w:val="0"/>
-                <w:sz w:val="18"/>
-                <w:u w:val="none"/>
-              </w:rPr>
-              <w:t>NIL</w:t>
-            </w:r>
-          </w:p>
-        </w:tc>
-        <w:tc>
-          <w:tcPr>
-            <w:tcW w:type="dxa" w:w="1247"/>
-            <w:shd w:val="clear" w:color="auto" w:fill="FFFFFF"/>
-            <w:tcBorders>
-              <w:top w:val="single" w:sz="4" w:space="0" w:color="000000"/>
-              <w:left w:val="single" w:sz="4" w:space="0" w:color="000000"/>
-              <w:bottom w:val="single" w:sz="4" w:space="0" w:color="000000"/>
-              <w:right w:val="single" w:sz="4" w:space="0" w:color="000000"/>
-            </w:tcBorders>
-            <w:vAlign w:val="center"/>
-          </w:tcPr>
-          <w:p>
-            <w:pPr>
-              <w:spacing w:before="40" w:after="40"/>
-              <w:jc w:val="left"/>
-            </w:pPr>
-            <w:r>
-              <w:rPr>
-                <w:rFonts w:ascii="Adani" w:hAnsi="Adani"/>
-                <w:b w:val="0"/>
-                <w:sz w:val="18"/>
-                <w:u w:val="none"/>
-              </w:rPr>
-              <w:t>04/03/2021</w:t>
-            </w:r>
-          </w:p>
-        </w:tc>
-      </w:tr>
-      <w:tr>
-        <w:tc>
-          <w:tcPr>
-            <w:tcW w:type="dxa" w:w="680"/>
-            <w:shd w:val="clear" w:color="auto" w:fill="FFFFFF"/>
-            <w:tcBorders>
-              <w:top w:val="single" w:sz="4" w:space="0" w:color="000000"/>
-              <w:left w:val="single" w:sz="4" w:space="0" w:color="000000"/>
-              <w:bottom w:val="single" w:sz="4" w:space="0" w:color="000000"/>
-              <w:right w:val="single" w:sz="4" w:space="0" w:color="000000"/>
-            </w:tcBorders>
-            <w:vAlign w:val="center"/>
-          </w:tcPr>
-          <w:p>
-            <w:pPr>
-              <w:spacing w:before="40" w:after="40"/>
-              <w:jc w:val="left"/>
-            </w:pPr>
-            <w:r>
-              <w:rPr>
-                <w:rFonts w:ascii="Adani" w:hAnsi="Adani"/>
-                <w:b w:val="0"/>
-                <w:sz w:val="18"/>
-                <w:u w:val="none"/>
-              </w:rPr>
-              <w:t>11</w:t>
-            </w:r>
-          </w:p>
-        </w:tc>
-        <w:tc>
-          <w:tcPr>
-            <w:tcW w:type="dxa" w:w="3969"/>
-            <w:shd w:val="clear" w:color="auto" w:fill="FFFFFF"/>
-            <w:tcBorders>
-              <w:top w:val="single" w:sz="4" w:space="0" w:color="000000"/>
-              <w:left w:val="single" w:sz="4" w:space="0" w:color="000000"/>
-              <w:bottom w:val="single" w:sz="4" w:space="0" w:color="000000"/>
-              <w:right w:val="single" w:sz="4" w:space="0" w:color="000000"/>
-            </w:tcBorders>
-            <w:vAlign w:val="center"/>
-          </w:tcPr>
-          <w:p>
-            <w:pPr>
-              <w:spacing w:before="40" w:after="40"/>
-              <w:jc w:val="left"/>
-            </w:pPr>
-            <w:r>
-              <w:rPr>
-                <w:rFonts w:ascii="Adani" w:hAnsi="Adani"/>
-                <w:b w:val="0"/>
-                <w:sz w:val="18"/>
-                <w:u w:val="none"/>
-              </w:rPr>
-              <w:t>ADANI RENEWABLE ENERGY TEN LIMITED</w:t>
-            </w:r>
-          </w:p>
-        </w:tc>
-        <w:tc>
-          <w:tcPr>
-            <w:tcW w:type="dxa" w:w="1814"/>
-            <w:shd w:val="clear" w:color="auto" w:fill="FFFFFF"/>
-            <w:tcBorders>
-              <w:top w:val="single" w:sz="4" w:space="0" w:color="000000"/>
-              <w:left w:val="single" w:sz="4" w:space="0" w:color="000000"/>
-              <w:bottom w:val="single" w:sz="4" w:space="0" w:color="000000"/>
-              <w:right w:val="single" w:sz="4" w:space="0" w:color="000000"/>
-            </w:tcBorders>
-            <w:vAlign w:val="center"/>
-          </w:tcPr>
-          <w:p>
-            <w:pPr>
-              <w:spacing w:before="40" w:after="40"/>
-              <w:jc w:val="left"/>
-            </w:pPr>
-            <w:r>
-              <w:rPr>
-                <w:rFonts w:ascii="Adani" w:hAnsi="Adani"/>
-                <w:b w:val="0"/>
-                <w:sz w:val="18"/>
-                <w:u w:val="none"/>
-              </w:rPr>
-              <w:t>Director</w:t>
-            </w:r>
-          </w:p>
-        </w:tc>
-        <w:tc>
-          <w:tcPr>
-            <w:tcW w:type="dxa" w:w="1020"/>
-            <w:shd w:val="clear" w:color="auto" w:fill="FFFFFF"/>
-            <w:tcBorders>
-              <w:top w:val="single" w:sz="4" w:space="0" w:color="000000"/>
-              <w:left w:val="single" w:sz="4" w:space="0" w:color="000000"/>
-              <w:bottom w:val="single" w:sz="4" w:space="0" w:color="000000"/>
-              <w:right w:val="single" w:sz="4" w:space="0" w:color="000000"/>
-            </w:tcBorders>
-            <w:vAlign w:val="center"/>
-          </w:tcPr>
-          <w:p>
-            <w:pPr>
-              <w:spacing w:before="40" w:after="40"/>
-              <w:jc w:val="left"/>
-            </w:pPr>
-            <w:r>
-              <w:rPr>
-                <w:rFonts w:ascii="Adani" w:hAnsi="Adani"/>
-                <w:b w:val="0"/>
-                <w:sz w:val="18"/>
-                <w:u w:val="none"/>
-              </w:rPr>
-              <w:t>NIL</w:t>
-            </w:r>
-          </w:p>
-        </w:tc>
-        <w:tc>
-          <w:tcPr>
-            <w:tcW w:type="dxa" w:w="1247"/>
-            <w:shd w:val="clear" w:color="auto" w:fill="FFFFFF"/>
-            <w:tcBorders>
-              <w:top w:val="single" w:sz="4" w:space="0" w:color="000000"/>
-              <w:left w:val="single" w:sz="4" w:space="0" w:color="000000"/>
-              <w:bottom w:val="single" w:sz="4" w:space="0" w:color="000000"/>
-              <w:right w:val="single" w:sz="4" w:space="0" w:color="000000"/>
-            </w:tcBorders>
-            <w:vAlign w:val="center"/>
-          </w:tcPr>
-          <w:p>
-            <w:pPr>
-              <w:spacing w:before="40" w:after="40"/>
-              <w:jc w:val="left"/>
-            </w:pPr>
-            <w:r>
-              <w:rPr>
-                <w:rFonts w:ascii="Adani" w:hAnsi="Adani"/>
-                <w:b w:val="0"/>
-                <w:sz w:val="18"/>
-                <w:u w:val="none"/>
-              </w:rPr>
-              <w:t>04/03/2021</w:t>
-            </w:r>
-          </w:p>
-        </w:tc>
-      </w:tr>
-      <w:tr>
-        <w:tc>
-          <w:tcPr>
-            <w:tcW w:type="dxa" w:w="680"/>
-            <w:shd w:val="clear" w:color="auto" w:fill="FFFFFF"/>
-            <w:tcBorders>
-              <w:top w:val="single" w:sz="4" w:space="0" w:color="000000"/>
-              <w:left w:val="single" w:sz="4" w:space="0" w:color="000000"/>
-              <w:bottom w:val="single" w:sz="4" w:space="0" w:color="000000"/>
-              <w:right w:val="single" w:sz="4" w:space="0" w:color="000000"/>
-            </w:tcBorders>
-            <w:vAlign w:val="center"/>
-          </w:tcPr>
-          <w:p>
-            <w:pPr>
-              <w:spacing w:before="40" w:after="40"/>
-              <w:jc w:val="left"/>
-            </w:pPr>
-            <w:r>
-              <w:rPr>
-                <w:rFonts w:ascii="Adani" w:hAnsi="Adani"/>
-                <w:b w:val="0"/>
-                <w:sz w:val="18"/>
-                <w:u w:val="none"/>
-              </w:rPr>
-              <w:t>12</w:t>
-            </w:r>
-          </w:p>
-        </w:tc>
-        <w:tc>
-          <w:tcPr>
-            <w:tcW w:type="dxa" w:w="3969"/>
-            <w:shd w:val="clear" w:color="auto" w:fill="FFFFFF"/>
-            <w:tcBorders>
-              <w:top w:val="single" w:sz="4" w:space="0" w:color="000000"/>
-              <w:left w:val="single" w:sz="4" w:space="0" w:color="000000"/>
-              <w:bottom w:val="single" w:sz="4" w:space="0" w:color="000000"/>
-              <w:right w:val="single" w:sz="4" w:space="0" w:color="000000"/>
-            </w:tcBorders>
-            <w:vAlign w:val="center"/>
-          </w:tcPr>
-          <w:p>
-            <w:pPr>
-              <w:spacing w:before="40" w:after="40"/>
-              <w:jc w:val="left"/>
-            </w:pPr>
-            <w:r>
-              <w:rPr>
-                <w:rFonts w:ascii="Adani" w:hAnsi="Adani"/>
-                <w:b w:val="0"/>
-                <w:sz w:val="18"/>
-                <w:u w:val="none"/>
-              </w:rPr>
-              <w:t>ADANI RENEWABLE ENERGY TWO LIMITED</w:t>
-            </w:r>
-          </w:p>
-        </w:tc>
-        <w:tc>
-          <w:tcPr>
-            <w:tcW w:type="dxa" w:w="1814"/>
-            <w:shd w:val="clear" w:color="auto" w:fill="FFFFFF"/>
-            <w:tcBorders>
-              <w:top w:val="single" w:sz="4" w:space="0" w:color="000000"/>
-              <w:left w:val="single" w:sz="4" w:space="0" w:color="000000"/>
-              <w:bottom w:val="single" w:sz="4" w:space="0" w:color="000000"/>
-              <w:right w:val="single" w:sz="4" w:space="0" w:color="000000"/>
-            </w:tcBorders>
-            <w:vAlign w:val="center"/>
-          </w:tcPr>
-          <w:p>
-            <w:pPr>
-              <w:spacing w:before="40" w:after="40"/>
-              <w:jc w:val="left"/>
-            </w:pPr>
-            <w:r>
-              <w:rPr>
-                <w:rFonts w:ascii="Adani" w:hAnsi="Adani"/>
-                <w:b w:val="0"/>
-                <w:sz w:val="18"/>
-                <w:u w:val="none"/>
-              </w:rPr>
-              <w:t>Director</w:t>
-            </w:r>
-          </w:p>
-        </w:tc>
-        <w:tc>
-          <w:tcPr>
-            <w:tcW w:type="dxa" w:w="1020"/>
-            <w:shd w:val="clear" w:color="auto" w:fill="FFFFFF"/>
-            <w:tcBorders>
-              <w:top w:val="single" w:sz="4" w:space="0" w:color="000000"/>
-              <w:left w:val="single" w:sz="4" w:space="0" w:color="000000"/>
-              <w:bottom w:val="single" w:sz="4" w:space="0" w:color="000000"/>
-              <w:right w:val="single" w:sz="4" w:space="0" w:color="000000"/>
-            </w:tcBorders>
-            <w:vAlign w:val="center"/>
-          </w:tcPr>
-          <w:p>
-            <w:pPr>
-              <w:spacing w:before="40" w:after="40"/>
-              <w:jc w:val="left"/>
-            </w:pPr>
-            <w:r>
-              <w:rPr>
-                <w:rFonts w:ascii="Adani" w:hAnsi="Adani"/>
-                <w:b w:val="0"/>
-                <w:sz w:val="18"/>
-                <w:u w:val="none"/>
-              </w:rPr>
-              <w:t>NIL</w:t>
-            </w:r>
-          </w:p>
-        </w:tc>
-        <w:tc>
-          <w:tcPr>
-            <w:tcW w:type="dxa" w:w="1247"/>
-            <w:shd w:val="clear" w:color="auto" w:fill="FFFFFF"/>
-            <w:tcBorders>
-              <w:top w:val="single" w:sz="4" w:space="0" w:color="000000"/>
-              <w:left w:val="single" w:sz="4" w:space="0" w:color="000000"/>
-              <w:bottom w:val="single" w:sz="4" w:space="0" w:color="000000"/>
-              <w:right w:val="single" w:sz="4" w:space="0" w:color="000000"/>
-            </w:tcBorders>
-            <w:vAlign w:val="center"/>
-          </w:tcPr>
-          <w:p>
-            <w:pPr>
-              <w:spacing w:before="40" w:after="40"/>
-              <w:jc w:val="left"/>
-            </w:pPr>
-            <w:r>
-              <w:rPr>
-                <w:rFonts w:ascii="Adani" w:hAnsi="Adani"/>
-                <w:b w:val="0"/>
-                <w:sz w:val="18"/>
-                <w:u w:val="none"/>
-              </w:rPr>
-              <w:t>04/03/2021</w:t>
-            </w:r>
-          </w:p>
-        </w:tc>
-      </w:tr>
-      <w:tr>
-        <w:tc>
-          <w:tcPr>
-            <w:tcW w:type="dxa" w:w="680"/>
-            <w:shd w:val="clear" w:color="auto" w:fill="FFFFFF"/>
-            <w:tcBorders>
-              <w:top w:val="single" w:sz="4" w:space="0" w:color="000000"/>
-              <w:left w:val="single" w:sz="4" w:space="0" w:color="000000"/>
-              <w:bottom w:val="single" w:sz="4" w:space="0" w:color="000000"/>
-              <w:right w:val="single" w:sz="4" w:space="0" w:color="000000"/>
-            </w:tcBorders>
-            <w:vAlign w:val="center"/>
-          </w:tcPr>
-          <w:p>
-            <w:pPr>
-              <w:spacing w:before="40" w:after="40"/>
-              <w:jc w:val="left"/>
-            </w:pPr>
-            <w:r>
-              <w:rPr>
-                <w:rFonts w:ascii="Adani" w:hAnsi="Adani"/>
-                <w:b w:val="0"/>
-                <w:sz w:val="18"/>
-                <w:u w:val="none"/>
-              </w:rPr>
-              <w:t>13</w:t>
-            </w:r>
-          </w:p>
-        </w:tc>
-        <w:tc>
-          <w:tcPr>
-            <w:tcW w:type="dxa" w:w="3969"/>
-            <w:shd w:val="clear" w:color="auto" w:fill="FFFFFF"/>
-            <w:tcBorders>
-              <w:top w:val="single" w:sz="4" w:space="0" w:color="000000"/>
-              <w:left w:val="single" w:sz="4" w:space="0" w:color="000000"/>
-              <w:bottom w:val="single" w:sz="4" w:space="0" w:color="000000"/>
-              <w:right w:val="single" w:sz="4" w:space="0" w:color="000000"/>
-            </w:tcBorders>
-            <w:vAlign w:val="center"/>
-          </w:tcPr>
-          <w:p>
-            <w:pPr>
-              <w:spacing w:before="40" w:after="40"/>
-              <w:jc w:val="left"/>
-            </w:pPr>
-            <w:r>
-              <w:rPr>
-                <w:rFonts w:ascii="Adani" w:hAnsi="Adani"/>
-                <w:b w:val="0"/>
-                <w:sz w:val="18"/>
-                <w:u w:val="none"/>
-              </w:rPr>
-              <w:t>ADANI RENEWABLE ENERGY EIGHT LIMITED</w:t>
-            </w:r>
-          </w:p>
-        </w:tc>
-        <w:tc>
-          <w:tcPr>
-            <w:tcW w:type="dxa" w:w="1814"/>
-            <w:shd w:val="clear" w:color="auto" w:fill="FFFFFF"/>
-            <w:tcBorders>
-              <w:top w:val="single" w:sz="4" w:space="0" w:color="000000"/>
-              <w:left w:val="single" w:sz="4" w:space="0" w:color="000000"/>
-              <w:bottom w:val="single" w:sz="4" w:space="0" w:color="000000"/>
-              <w:right w:val="single" w:sz="4" w:space="0" w:color="000000"/>
-            </w:tcBorders>
-            <w:vAlign w:val="center"/>
-          </w:tcPr>
-          <w:p>
-            <w:pPr>
-              <w:spacing w:before="40" w:after="40"/>
-              <w:jc w:val="left"/>
-            </w:pPr>
-            <w:r>
-              <w:rPr>
-                <w:rFonts w:ascii="Adani" w:hAnsi="Adani"/>
-                <w:b w:val="0"/>
-                <w:sz w:val="18"/>
-                <w:u w:val="none"/>
-              </w:rPr>
-              <w:t>Director</w:t>
-            </w:r>
-          </w:p>
-        </w:tc>
-        <w:tc>
-          <w:tcPr>
-            <w:tcW w:type="dxa" w:w="1020"/>
-            <w:shd w:val="clear" w:color="auto" w:fill="FFFFFF"/>
-            <w:tcBorders>
-              <w:top w:val="single" w:sz="4" w:space="0" w:color="000000"/>
-              <w:left w:val="single" w:sz="4" w:space="0" w:color="000000"/>
-              <w:bottom w:val="single" w:sz="4" w:space="0" w:color="000000"/>
-              <w:right w:val="single" w:sz="4" w:space="0" w:color="000000"/>
-            </w:tcBorders>
-            <w:vAlign w:val="center"/>
-          </w:tcPr>
-          <w:p>
-            <w:pPr>
-              <w:spacing w:before="40" w:after="40"/>
-              <w:jc w:val="left"/>
-            </w:pPr>
-            <w:r>
-              <w:rPr>
-                <w:rFonts w:ascii="Adani" w:hAnsi="Adani"/>
-                <w:b w:val="0"/>
-                <w:sz w:val="18"/>
-                <w:u w:val="none"/>
-              </w:rPr>
-              <w:t>NIL</w:t>
-            </w:r>
-          </w:p>
-        </w:tc>
-        <w:tc>
-          <w:tcPr>
-            <w:tcW w:type="dxa" w:w="1247"/>
-            <w:shd w:val="clear" w:color="auto" w:fill="FFFFFF"/>
-            <w:tcBorders>
-              <w:top w:val="single" w:sz="4" w:space="0" w:color="000000"/>
-              <w:left w:val="single" w:sz="4" w:space="0" w:color="000000"/>
-              <w:bottom w:val="single" w:sz="4" w:space="0" w:color="000000"/>
-              <w:right w:val="single" w:sz="4" w:space="0" w:color="000000"/>
-            </w:tcBorders>
-            <w:vAlign w:val="center"/>
-          </w:tcPr>
-          <w:p>
-            <w:pPr>
-              <w:spacing w:before="40" w:after="40"/>
-              <w:jc w:val="left"/>
-            </w:pPr>
-            <w:r>
-              <w:rPr>
-                <w:rFonts w:ascii="Adani" w:hAnsi="Adani"/>
-                <w:b w:val="0"/>
-                <w:sz w:val="18"/>
-                <w:u w:val="none"/>
-              </w:rPr>
-              <w:t>04/03/2021</w:t>
-            </w:r>
-          </w:p>
-        </w:tc>
-      </w:tr>
-      <w:tr>
-        <w:tc>
-          <w:tcPr>
-            <w:tcW w:type="dxa" w:w="680"/>
-            <w:shd w:val="clear" w:color="auto" w:fill="FFFFFF"/>
-            <w:tcBorders>
-              <w:top w:val="single" w:sz="4" w:space="0" w:color="000000"/>
-              <w:left w:val="single" w:sz="4" w:space="0" w:color="000000"/>
-              <w:bottom w:val="single" w:sz="4" w:space="0" w:color="000000"/>
-              <w:right w:val="single" w:sz="4" w:space="0" w:color="000000"/>
-            </w:tcBorders>
-            <w:vAlign w:val="center"/>
-          </w:tcPr>
-          <w:p>
-            <w:pPr>
-              <w:spacing w:before="40" w:after="40"/>
-              <w:jc w:val="left"/>
-            </w:pPr>
-            <w:r>
-              <w:rPr>
-                <w:rFonts w:ascii="Adani" w:hAnsi="Adani"/>
-                <w:b w:val="0"/>
-                <w:sz w:val="18"/>
-                <w:u w:val="none"/>
-              </w:rPr>
-              <w:t>14</w:t>
-            </w:r>
-          </w:p>
-        </w:tc>
-        <w:tc>
-          <w:tcPr>
-            <w:tcW w:type="dxa" w:w="3969"/>
-            <w:shd w:val="clear" w:color="auto" w:fill="FFFFFF"/>
-            <w:tcBorders>
-              <w:top w:val="single" w:sz="4" w:space="0" w:color="000000"/>
-              <w:left w:val="single" w:sz="4" w:space="0" w:color="000000"/>
-              <w:bottom w:val="single" w:sz="4" w:space="0" w:color="000000"/>
-              <w:right w:val="single" w:sz="4" w:space="0" w:color="000000"/>
-            </w:tcBorders>
-            <w:vAlign w:val="center"/>
-          </w:tcPr>
-          <w:p>
-            <w:pPr>
-              <w:spacing w:before="40" w:after="40"/>
-              <w:jc w:val="left"/>
-            </w:pPr>
-            <w:r>
-              <w:rPr>
-                <w:rFonts w:ascii="Adani" w:hAnsi="Adani"/>
-                <w:b w:val="0"/>
-                <w:sz w:val="18"/>
-                <w:u w:val="none"/>
-              </w:rPr>
-              <w:t>ADANI RENEWABLE ENERGY NINE LIMITED</w:t>
-            </w:r>
-          </w:p>
-        </w:tc>
-        <w:tc>
-          <w:tcPr>
-            <w:tcW w:type="dxa" w:w="1814"/>
-            <w:shd w:val="clear" w:color="auto" w:fill="FFFFFF"/>
-            <w:tcBorders>
-              <w:top w:val="single" w:sz="4" w:space="0" w:color="000000"/>
-              <w:left w:val="single" w:sz="4" w:space="0" w:color="000000"/>
-              <w:bottom w:val="single" w:sz="4" w:space="0" w:color="000000"/>
-              <w:right w:val="single" w:sz="4" w:space="0" w:color="000000"/>
-            </w:tcBorders>
-            <w:vAlign w:val="center"/>
-          </w:tcPr>
-          <w:p>
-            <w:pPr>
-              <w:spacing w:before="40" w:after="40"/>
-              <w:jc w:val="left"/>
-            </w:pPr>
-            <w:r>
-              <w:rPr>
-                <w:rFonts w:ascii="Adani" w:hAnsi="Adani"/>
-                <w:b w:val="0"/>
-                <w:sz w:val="18"/>
-                <w:u w:val="none"/>
-              </w:rPr>
-              <w:t>Director</w:t>
-            </w:r>
-          </w:p>
-        </w:tc>
-        <w:tc>
-          <w:tcPr>
-            <w:tcW w:type="dxa" w:w="1020"/>
-            <w:shd w:val="clear" w:color="auto" w:fill="FFFFFF"/>
-            <w:tcBorders>
-              <w:top w:val="single" w:sz="4" w:space="0" w:color="000000"/>
-              <w:left w:val="single" w:sz="4" w:space="0" w:color="000000"/>
-              <w:bottom w:val="single" w:sz="4" w:space="0" w:color="000000"/>
-              <w:right w:val="single" w:sz="4" w:space="0" w:color="000000"/>
-            </w:tcBorders>
-            <w:vAlign w:val="center"/>
-          </w:tcPr>
-          <w:p>
-            <w:pPr>
-              <w:spacing w:before="40" w:after="40"/>
-              <w:jc w:val="left"/>
-            </w:pPr>
-            <w:r>
-              <w:rPr>
-                <w:rFonts w:ascii="Adani" w:hAnsi="Adani"/>
-                <w:b w:val="0"/>
-                <w:sz w:val="18"/>
-                <w:u w:val="none"/>
-              </w:rPr>
-              <w:t>NIL</w:t>
-            </w:r>
-          </w:p>
-        </w:tc>
-        <w:tc>
-          <w:tcPr>
-            <w:tcW w:type="dxa" w:w="1247"/>
-            <w:shd w:val="clear" w:color="auto" w:fill="FFFFFF"/>
-            <w:tcBorders>
-              <w:top w:val="single" w:sz="4" w:space="0" w:color="000000"/>
-              <w:left w:val="single" w:sz="4" w:space="0" w:color="000000"/>
-              <w:bottom w:val="single" w:sz="4" w:space="0" w:color="000000"/>
-              <w:right w:val="single" w:sz="4" w:space="0" w:color="000000"/>
-            </w:tcBorders>
-            <w:vAlign w:val="center"/>
-          </w:tcPr>
-          <w:p>
-            <w:pPr>
-              <w:spacing w:before="40" w:after="40"/>
-              <w:jc w:val="left"/>
-            </w:pPr>
-            <w:r>
-              <w:rPr>
-                <w:rFonts w:ascii="Adani" w:hAnsi="Adani"/>
-                <w:b w:val="0"/>
-                <w:sz w:val="18"/>
-                <w:u w:val="none"/>
-              </w:rPr>
-              <w:t>04/03/2021</w:t>
-            </w:r>
-          </w:p>
-        </w:tc>
-      </w:tr>
-      <w:tr>
-        <w:tc>
-          <w:tcPr>
-            <w:tcW w:type="dxa" w:w="680"/>
-            <w:shd w:val="clear" w:color="auto" w:fill="FFFFFF"/>
-            <w:tcBorders>
-              <w:top w:val="single" w:sz="4" w:space="0" w:color="000000"/>
-              <w:left w:val="single" w:sz="4" w:space="0" w:color="000000"/>
-              <w:bottom w:val="single" w:sz="4" w:space="0" w:color="000000"/>
-              <w:right w:val="single" w:sz="4" w:space="0" w:color="000000"/>
-            </w:tcBorders>
-            <w:vAlign w:val="center"/>
-          </w:tcPr>
-          <w:p>
-            <w:pPr>
-              <w:spacing w:before="40" w:after="40"/>
-              <w:jc w:val="left"/>
-            </w:pPr>
-            <w:r>
-              <w:rPr>
-                <w:rFonts w:ascii="Adani" w:hAnsi="Adani"/>
-                <w:b w:val="0"/>
-                <w:sz w:val="18"/>
-                <w:u w:val="none"/>
-              </w:rPr>
-              <w:t>15</w:t>
-            </w:r>
-          </w:p>
-        </w:tc>
-        <w:tc>
-          <w:tcPr>
-            <w:tcW w:type="dxa" w:w="3969"/>
-            <w:shd w:val="clear" w:color="auto" w:fill="FFFFFF"/>
-            <w:tcBorders>
-              <w:top w:val="single" w:sz="4" w:space="0" w:color="000000"/>
-              <w:left w:val="single" w:sz="4" w:space="0" w:color="000000"/>
-              <w:bottom w:val="single" w:sz="4" w:space="0" w:color="000000"/>
-              <w:right w:val="single" w:sz="4" w:space="0" w:color="000000"/>
-            </w:tcBorders>
-            <w:vAlign w:val="center"/>
-          </w:tcPr>
-          <w:p>
-            <w:pPr>
-              <w:spacing w:before="40" w:after="40"/>
-              <w:jc w:val="left"/>
-            </w:pPr>
-            <w:r>
-              <w:rPr>
-                <w:rFonts w:ascii="Adani" w:hAnsi="Adani"/>
-                <w:b w:val="0"/>
-                <w:sz w:val="18"/>
-                <w:u w:val="none"/>
-              </w:rPr>
-              <w:t>ADANI RENEWABLE ENERGY ONE LIMITED</w:t>
-            </w:r>
-          </w:p>
-        </w:tc>
-        <w:tc>
-          <w:tcPr>
-            <w:tcW w:type="dxa" w:w="1814"/>
-            <w:shd w:val="clear" w:color="auto" w:fill="FFFFFF"/>
-            <w:tcBorders>
-              <w:top w:val="single" w:sz="4" w:space="0" w:color="000000"/>
-              <w:left w:val="single" w:sz="4" w:space="0" w:color="000000"/>
-              <w:bottom w:val="single" w:sz="4" w:space="0" w:color="000000"/>
-              <w:right w:val="single" w:sz="4" w:space="0" w:color="000000"/>
-            </w:tcBorders>
-            <w:vAlign w:val="center"/>
-          </w:tcPr>
-          <w:p>
-            <w:pPr>
-              <w:spacing w:before="40" w:after="40"/>
-              <w:jc w:val="left"/>
-            </w:pPr>
-            <w:r>
-              <w:rPr>
-                <w:rFonts w:ascii="Adani" w:hAnsi="Adani"/>
-                <w:b w:val="0"/>
-                <w:sz w:val="18"/>
-                <w:u w:val="none"/>
-              </w:rPr>
-              <w:t>Director</w:t>
-            </w:r>
-          </w:p>
-        </w:tc>
-        <w:tc>
-          <w:tcPr>
-            <w:tcW w:type="dxa" w:w="1020"/>
-            <w:shd w:val="clear" w:color="auto" w:fill="FFFFFF"/>
-            <w:tcBorders>
-              <w:top w:val="single" w:sz="4" w:space="0" w:color="000000"/>
-              <w:left w:val="single" w:sz="4" w:space="0" w:color="000000"/>
-              <w:bottom w:val="single" w:sz="4" w:space="0" w:color="000000"/>
-              <w:right w:val="single" w:sz="4" w:space="0" w:color="000000"/>
-            </w:tcBorders>
-            <w:vAlign w:val="center"/>
-          </w:tcPr>
-          <w:p>
-            <w:pPr>
-              <w:spacing w:before="40" w:after="40"/>
-              <w:jc w:val="left"/>
-            </w:pPr>
-            <w:r>
-              <w:rPr>
-                <w:rFonts w:ascii="Adani" w:hAnsi="Adani"/>
-                <w:b w:val="0"/>
-                <w:sz w:val="18"/>
-                <w:u w:val="none"/>
-              </w:rPr>
-              <w:t>NIL</w:t>
-            </w:r>
-          </w:p>
-        </w:tc>
-        <w:tc>
-          <w:tcPr>
-            <w:tcW w:type="dxa" w:w="1247"/>
-            <w:shd w:val="clear" w:color="auto" w:fill="FFFFFF"/>
-            <w:tcBorders>
-              <w:top w:val="single" w:sz="4" w:space="0" w:color="000000"/>
-              <w:left w:val="single" w:sz="4" w:space="0" w:color="000000"/>
-              <w:bottom w:val="single" w:sz="4" w:space="0" w:color="000000"/>
-              <w:right w:val="single" w:sz="4" w:space="0" w:color="000000"/>
-            </w:tcBorders>
-            <w:vAlign w:val="center"/>
-          </w:tcPr>
-          <w:p>
-            <w:pPr>
-              <w:spacing w:before="40" w:after="40"/>
-              <w:jc w:val="left"/>
-            </w:pPr>
-            <w:r>
-              <w:rPr>
-                <w:rFonts w:ascii="Adani" w:hAnsi="Adani"/>
-                <w:b w:val="0"/>
-                <w:sz w:val="18"/>
-                <w:u w:val="none"/>
-              </w:rPr>
-              <w:t>04/03/2021</w:t>
-            </w:r>
-          </w:p>
-        </w:tc>
-      </w:tr>
-      <w:tr>
-        <w:tc>
-          <w:tcPr>
-            <w:tcW w:type="dxa" w:w="680"/>
-            <w:shd w:val="clear" w:color="auto" w:fill="FFFFFF"/>
-            <w:tcBorders>
-              <w:top w:val="single" w:sz="4" w:space="0" w:color="000000"/>
-              <w:left w:val="single" w:sz="4" w:space="0" w:color="000000"/>
-              <w:bottom w:val="single" w:sz="4" w:space="0" w:color="000000"/>
-              <w:right w:val="single" w:sz="4" w:space="0" w:color="000000"/>
-            </w:tcBorders>
-            <w:vAlign w:val="center"/>
-          </w:tcPr>
-          <w:p>
-            <w:pPr>
-              <w:spacing w:before="40" w:after="40"/>
-              <w:jc w:val="left"/>
-            </w:pPr>
-            <w:r>
-              <w:rPr>
-                <w:rFonts w:ascii="Adani" w:hAnsi="Adani"/>
-                <w:b w:val="0"/>
-                <w:sz w:val="18"/>
-                <w:u w:val="none"/>
-              </w:rPr>
-              <w:t>16</w:t>
-            </w:r>
-          </w:p>
-        </w:tc>
-        <w:tc>
-          <w:tcPr>
-            <w:tcW w:type="dxa" w:w="3969"/>
-            <w:shd w:val="clear" w:color="auto" w:fill="FFFFFF"/>
-            <w:tcBorders>
-              <w:top w:val="single" w:sz="4" w:space="0" w:color="000000"/>
-              <w:left w:val="single" w:sz="4" w:space="0" w:color="000000"/>
-              <w:bottom w:val="single" w:sz="4" w:space="0" w:color="000000"/>
-              <w:right w:val="single" w:sz="4" w:space="0" w:color="000000"/>
-            </w:tcBorders>
-            <w:vAlign w:val="center"/>
-          </w:tcPr>
-          <w:p>
-            <w:pPr>
-              <w:spacing w:before="40" w:after="40"/>
-              <w:jc w:val="left"/>
-            </w:pPr>
-            <w:r>
-              <w:rPr>
-                <w:rFonts w:ascii="Adani" w:hAnsi="Adani"/>
-                <w:b w:val="0"/>
-                <w:sz w:val="18"/>
-                <w:u w:val="none"/>
-              </w:rPr>
-              <w:t>ADANI RENEWABLE ENERGY THREE LIMITED</w:t>
-            </w:r>
-          </w:p>
-        </w:tc>
-        <w:tc>
-          <w:tcPr>
-            <w:tcW w:type="dxa" w:w="1814"/>
-            <w:shd w:val="clear" w:color="auto" w:fill="FFFFFF"/>
-            <w:tcBorders>
-              <w:top w:val="single" w:sz="4" w:space="0" w:color="000000"/>
-              <w:left w:val="single" w:sz="4" w:space="0" w:color="000000"/>
-              <w:bottom w:val="single" w:sz="4" w:space="0" w:color="000000"/>
-              <w:right w:val="single" w:sz="4" w:space="0" w:color="000000"/>
-            </w:tcBorders>
-            <w:vAlign w:val="center"/>
-          </w:tcPr>
-          <w:p>
-            <w:pPr>
-              <w:spacing w:before="40" w:after="40"/>
-              <w:jc w:val="left"/>
-            </w:pPr>
-            <w:r>
-              <w:rPr>
-                <w:rFonts w:ascii="Adani" w:hAnsi="Adani"/>
-                <w:b w:val="0"/>
-                <w:sz w:val="18"/>
-                <w:u w:val="none"/>
-              </w:rPr>
-              <w:t>Director</w:t>
-            </w:r>
-          </w:p>
-        </w:tc>
-        <w:tc>
-          <w:tcPr>
-            <w:tcW w:type="dxa" w:w="1020"/>
-            <w:shd w:val="clear" w:color="auto" w:fill="FFFFFF"/>
-            <w:tcBorders>
-              <w:top w:val="single" w:sz="4" w:space="0" w:color="000000"/>
-              <w:left w:val="single" w:sz="4" w:space="0" w:color="000000"/>
-              <w:bottom w:val="single" w:sz="4" w:space="0" w:color="000000"/>
-              <w:right w:val="single" w:sz="4" w:space="0" w:color="000000"/>
-            </w:tcBorders>
-            <w:vAlign w:val="center"/>
-          </w:tcPr>
-          <w:p>
-            <w:pPr>
-              <w:spacing w:before="40" w:after="40"/>
-              <w:jc w:val="left"/>
-            </w:pPr>
-            <w:r>
-              <w:rPr>
-                <w:rFonts w:ascii="Adani" w:hAnsi="Adani"/>
-                <w:b w:val="0"/>
-                <w:sz w:val="18"/>
-                <w:u w:val="none"/>
-              </w:rPr>
-              <w:t>NIL</w:t>
-            </w:r>
-          </w:p>
-        </w:tc>
-        <w:tc>
-          <w:tcPr>
-            <w:tcW w:type="dxa" w:w="1247"/>
-            <w:shd w:val="clear" w:color="auto" w:fill="FFFFFF"/>
-            <w:tcBorders>
-              <w:top w:val="single" w:sz="4" w:space="0" w:color="000000"/>
-              <w:left w:val="single" w:sz="4" w:space="0" w:color="000000"/>
-              <w:bottom w:val="single" w:sz="4" w:space="0" w:color="000000"/>
-              <w:right w:val="single" w:sz="4" w:space="0" w:color="000000"/>
-            </w:tcBorders>
-            <w:vAlign w:val="center"/>
-          </w:tcPr>
-          <w:p>
-            <w:pPr>
-              <w:spacing w:before="40" w:after="40"/>
-              <w:jc w:val="left"/>
-            </w:pPr>
-            <w:r>
-              <w:rPr>
-                <w:rFonts w:ascii="Adani" w:hAnsi="Adani"/>
-                <w:b w:val="0"/>
-                <w:sz w:val="18"/>
-                <w:u w:val="none"/>
-              </w:rPr>
-              <w:t>04/03/2021</w:t>
-            </w:r>
-          </w:p>
-        </w:tc>
-      </w:tr>
-      <w:tr>
-        <w:tc>
-          <w:tcPr>
-            <w:tcW w:type="dxa" w:w="680"/>
-            <w:shd w:val="clear" w:color="auto" w:fill="FFFFFF"/>
-            <w:tcBorders>
-              <w:top w:val="single" w:sz="4" w:space="0" w:color="000000"/>
-              <w:left w:val="single" w:sz="4" w:space="0" w:color="000000"/>
-              <w:bottom w:val="single" w:sz="4" w:space="0" w:color="000000"/>
-              <w:right w:val="single" w:sz="4" w:space="0" w:color="000000"/>
-            </w:tcBorders>
-            <w:vAlign w:val="center"/>
-          </w:tcPr>
-          <w:p>
-            <w:pPr>
-              <w:spacing w:before="40" w:after="40"/>
-              <w:jc w:val="left"/>
-            </w:pPr>
-            <w:r>
-              <w:rPr>
-                <w:rFonts w:ascii="Adani" w:hAnsi="Adani"/>
-                <w:b w:val="0"/>
-                <w:sz w:val="18"/>
-                <w:u w:val="none"/>
-              </w:rPr>
-              <w:t>17</w:t>
-            </w:r>
-          </w:p>
-        </w:tc>
-        <w:tc>
-          <w:tcPr>
-            <w:tcW w:type="dxa" w:w="3969"/>
-            <w:shd w:val="clear" w:color="auto" w:fill="FFFFFF"/>
-            <w:tcBorders>
-              <w:top w:val="single" w:sz="4" w:space="0" w:color="000000"/>
-              <w:left w:val="single" w:sz="4" w:space="0" w:color="000000"/>
-              <w:bottom w:val="single" w:sz="4" w:space="0" w:color="000000"/>
-              <w:right w:val="single" w:sz="4" w:space="0" w:color="000000"/>
-            </w:tcBorders>
-            <w:vAlign w:val="center"/>
-          </w:tcPr>
-          <w:p>
-            <w:pPr>
-              <w:spacing w:before="40" w:after="40"/>
-              <w:jc w:val="left"/>
-            </w:pPr>
-            <w:r>
-              <w:rPr>
-                <w:rFonts w:ascii="Adani" w:hAnsi="Adani"/>
-                <w:b w:val="0"/>
-                <w:sz w:val="18"/>
-                <w:u w:val="none"/>
-              </w:rPr>
-              <w:t>ADANI RENEWABLE ENERGY FIVE LIMITED</w:t>
-            </w:r>
-          </w:p>
-        </w:tc>
-        <w:tc>
-          <w:tcPr>
-            <w:tcW w:type="dxa" w:w="1814"/>
-            <w:shd w:val="clear" w:color="auto" w:fill="FFFFFF"/>
-            <w:tcBorders>
-              <w:top w:val="single" w:sz="4" w:space="0" w:color="000000"/>
-              <w:left w:val="single" w:sz="4" w:space="0" w:color="000000"/>
-              <w:bottom w:val="single" w:sz="4" w:space="0" w:color="000000"/>
-              <w:right w:val="single" w:sz="4" w:space="0" w:color="000000"/>
-            </w:tcBorders>
-            <w:vAlign w:val="center"/>
-          </w:tcPr>
-          <w:p>
-            <w:pPr>
-              <w:spacing w:before="40" w:after="40"/>
-              <w:jc w:val="left"/>
-            </w:pPr>
-            <w:r>
-              <w:rPr>
-                <w:rFonts w:ascii="Adani" w:hAnsi="Adani"/>
-                <w:b w:val="0"/>
-                <w:sz w:val="18"/>
-                <w:u w:val="none"/>
-              </w:rPr>
-              <w:t>Director</w:t>
-            </w:r>
-          </w:p>
-        </w:tc>
-        <w:tc>
-          <w:tcPr>
-            <w:tcW w:type="dxa" w:w="1020"/>
-            <w:shd w:val="clear" w:color="auto" w:fill="FFFFFF"/>
-            <w:tcBorders>
-              <w:top w:val="single" w:sz="4" w:space="0" w:color="000000"/>
-              <w:left w:val="single" w:sz="4" w:space="0" w:color="000000"/>
-              <w:bottom w:val="single" w:sz="4" w:space="0" w:color="000000"/>
-              <w:right w:val="single" w:sz="4" w:space="0" w:color="000000"/>
-            </w:tcBorders>
-            <w:vAlign w:val="center"/>
-          </w:tcPr>
-          <w:p>
-            <w:pPr>
-              <w:spacing w:before="40" w:after="40"/>
-              <w:jc w:val="left"/>
-            </w:pPr>
-            <w:r>
-              <w:rPr>
-                <w:rFonts w:ascii="Adani" w:hAnsi="Adani"/>
-                <w:b w:val="0"/>
-                <w:sz w:val="18"/>
-                <w:u w:val="none"/>
-              </w:rPr>
-              <w:t>NIL</w:t>
-            </w:r>
-          </w:p>
-        </w:tc>
-        <w:tc>
-          <w:tcPr>
-            <w:tcW w:type="dxa" w:w="1247"/>
-            <w:shd w:val="clear" w:color="auto" w:fill="FFFFFF"/>
-            <w:tcBorders>
-              <w:top w:val="single" w:sz="4" w:space="0" w:color="000000"/>
-              <w:left w:val="single" w:sz="4" w:space="0" w:color="000000"/>
-              <w:bottom w:val="single" w:sz="4" w:space="0" w:color="000000"/>
-              <w:right w:val="single" w:sz="4" w:space="0" w:color="000000"/>
-            </w:tcBorders>
-            <w:vAlign w:val="center"/>
-          </w:tcPr>
-          <w:p>
-            <w:pPr>
-              <w:spacing w:before="40" w:after="40"/>
-              <w:jc w:val="left"/>
-            </w:pPr>
-            <w:r>
-              <w:rPr>
-                <w:rFonts w:ascii="Adani" w:hAnsi="Adani"/>
-                <w:b w:val="0"/>
-                <w:sz w:val="18"/>
-                <w:u w:val="none"/>
-              </w:rPr>
-              <w:t>04/03/2021</w:t>
-            </w:r>
-          </w:p>
-        </w:tc>
-      </w:tr>
-      <w:tr>
-        <w:tc>
-          <w:tcPr>
-            <w:tcW w:type="dxa" w:w="680"/>
-            <w:shd w:val="clear" w:color="auto" w:fill="FFFFFF"/>
-            <w:tcBorders>
-              <w:top w:val="single" w:sz="4" w:space="0" w:color="000000"/>
-              <w:left w:val="single" w:sz="4" w:space="0" w:color="000000"/>
-              <w:bottom w:val="single" w:sz="4" w:space="0" w:color="000000"/>
-              <w:right w:val="single" w:sz="4" w:space="0" w:color="000000"/>
-            </w:tcBorders>
-            <w:vAlign w:val="center"/>
-          </w:tcPr>
-          <w:p>
-            <w:pPr>
-              <w:spacing w:before="40" w:after="40"/>
-              <w:jc w:val="left"/>
-            </w:pPr>
-            <w:r>
-              <w:rPr>
-                <w:rFonts w:ascii="Adani" w:hAnsi="Adani"/>
-                <w:b w:val="0"/>
-                <w:sz w:val="18"/>
-                <w:u w:val="none"/>
-              </w:rPr>
-              <w:t>18</w:t>
-            </w:r>
-          </w:p>
-        </w:tc>
-        <w:tc>
-          <w:tcPr>
-            <w:tcW w:type="dxa" w:w="3969"/>
-            <w:shd w:val="clear" w:color="auto" w:fill="FFFFFF"/>
-            <w:tcBorders>
-              <w:top w:val="single" w:sz="4" w:space="0" w:color="000000"/>
-              <w:left w:val="single" w:sz="4" w:space="0" w:color="000000"/>
-              <w:bottom w:val="single" w:sz="4" w:space="0" w:color="000000"/>
-              <w:right w:val="single" w:sz="4" w:space="0" w:color="000000"/>
-            </w:tcBorders>
-            <w:vAlign w:val="center"/>
-          </w:tcPr>
-          <w:p>
-            <w:pPr>
-              <w:spacing w:before="40" w:after="40"/>
-              <w:jc w:val="left"/>
-            </w:pPr>
-            <w:r>
-              <w:rPr>
-                <w:rFonts w:ascii="Adani" w:hAnsi="Adani"/>
-                <w:b w:val="0"/>
-                <w:sz w:val="18"/>
-                <w:u w:val="none"/>
-              </w:rPr>
-              <w:t>ADANI RENEWABLE ENERGY SIX LIMITED</w:t>
-            </w:r>
-          </w:p>
-        </w:tc>
-        <w:tc>
-          <w:tcPr>
-            <w:tcW w:type="dxa" w:w="1814"/>
-            <w:shd w:val="clear" w:color="auto" w:fill="FFFFFF"/>
-            <w:tcBorders>
-              <w:top w:val="single" w:sz="4" w:space="0" w:color="000000"/>
-              <w:left w:val="single" w:sz="4" w:space="0" w:color="000000"/>
-              <w:bottom w:val="single" w:sz="4" w:space="0" w:color="000000"/>
-              <w:right w:val="single" w:sz="4" w:space="0" w:color="000000"/>
-            </w:tcBorders>
-            <w:vAlign w:val="center"/>
-          </w:tcPr>
-          <w:p>
-            <w:pPr>
-              <w:spacing w:before="40" w:after="40"/>
-              <w:jc w:val="left"/>
-            </w:pPr>
-            <w:r>
-              <w:rPr>
-                <w:rFonts w:ascii="Adani" w:hAnsi="Adani"/>
-                <w:b w:val="0"/>
-                <w:sz w:val="18"/>
-                <w:u w:val="none"/>
-              </w:rPr>
-              <w:t>Director</w:t>
-            </w:r>
-          </w:p>
-        </w:tc>
-        <w:tc>
-          <w:tcPr>
-            <w:tcW w:type="dxa" w:w="1020"/>
-            <w:shd w:val="clear" w:color="auto" w:fill="FFFFFF"/>
-            <w:tcBorders>
-              <w:top w:val="single" w:sz="4" w:space="0" w:color="000000"/>
-              <w:left w:val="single" w:sz="4" w:space="0" w:color="000000"/>
-              <w:bottom w:val="single" w:sz="4" w:space="0" w:color="000000"/>
-              <w:right w:val="single" w:sz="4" w:space="0" w:color="000000"/>
-            </w:tcBorders>
-            <w:vAlign w:val="center"/>
-          </w:tcPr>
-          <w:p>
-            <w:pPr>
-              <w:spacing w:before="40" w:after="40"/>
-              <w:jc w:val="left"/>
-            </w:pPr>
-            <w:r>
-              <w:rPr>
-                <w:rFonts w:ascii="Adani" w:hAnsi="Adani"/>
-                <w:b w:val="0"/>
-                <w:sz w:val="18"/>
-                <w:u w:val="none"/>
-              </w:rPr>
-              <w:t>NIL</w:t>
-            </w:r>
-          </w:p>
-        </w:tc>
-        <w:tc>
-          <w:tcPr>
-            <w:tcW w:type="dxa" w:w="1247"/>
-            <w:shd w:val="clear" w:color="auto" w:fill="FFFFFF"/>
-            <w:tcBorders>
-              <w:top w:val="single" w:sz="4" w:space="0" w:color="000000"/>
-              <w:left w:val="single" w:sz="4" w:space="0" w:color="000000"/>
-              <w:bottom w:val="single" w:sz="4" w:space="0" w:color="000000"/>
-              <w:right w:val="single" w:sz="4" w:space="0" w:color="000000"/>
-            </w:tcBorders>
-            <w:vAlign w:val="center"/>
-          </w:tcPr>
-          <w:p>
-            <w:pPr>
-              <w:spacing w:before="40" w:after="40"/>
-              <w:jc w:val="left"/>
-            </w:pPr>
-            <w:r>
-              <w:rPr>
-                <w:rFonts w:ascii="Adani" w:hAnsi="Adani"/>
-                <w:b w:val="0"/>
-                <w:sz w:val="18"/>
-                <w:u w:val="none"/>
-              </w:rPr>
-              <w:t>04/03/2021</w:t>
-            </w:r>
-          </w:p>
-        </w:tc>
-      </w:tr>
-      <w:tr>
-        <w:tc>
-          <w:tcPr>
-            <w:tcW w:type="dxa" w:w="680"/>
-            <w:shd w:val="clear" w:color="auto" w:fill="FFFFFF"/>
-            <w:tcBorders>
-              <w:top w:val="single" w:sz="4" w:space="0" w:color="000000"/>
-              <w:left w:val="single" w:sz="4" w:space="0" w:color="000000"/>
-              <w:bottom w:val="single" w:sz="4" w:space="0" w:color="000000"/>
-              <w:right w:val="single" w:sz="4" w:space="0" w:color="000000"/>
-            </w:tcBorders>
-            <w:vAlign w:val="center"/>
-          </w:tcPr>
-          <w:p>
-            <w:pPr>
-              <w:spacing w:before="40" w:after="40"/>
-              <w:jc w:val="left"/>
-            </w:pPr>
-            <w:r>
-              <w:rPr>
-                <w:rFonts w:ascii="Adani" w:hAnsi="Adani"/>
-                <w:b w:val="0"/>
-                <w:sz w:val="18"/>
-                <w:u w:val="none"/>
-              </w:rPr>
-              <w:t>19</w:t>
-            </w:r>
-          </w:p>
-        </w:tc>
-        <w:tc>
-          <w:tcPr>
-            <w:tcW w:type="dxa" w:w="3969"/>
-            <w:shd w:val="clear" w:color="auto" w:fill="FFFFFF"/>
-            <w:tcBorders>
-              <w:top w:val="single" w:sz="4" w:space="0" w:color="000000"/>
-              <w:left w:val="single" w:sz="4" w:space="0" w:color="000000"/>
-              <w:bottom w:val="single" w:sz="4" w:space="0" w:color="000000"/>
-              <w:right w:val="single" w:sz="4" w:space="0" w:color="000000"/>
-            </w:tcBorders>
-            <w:vAlign w:val="center"/>
-          </w:tcPr>
-          <w:p>
-            <w:pPr>
-              <w:spacing w:before="40" w:after="40"/>
-              <w:jc w:val="left"/>
-            </w:pPr>
-            <w:r>
-              <w:rPr>
-                <w:rFonts w:ascii="Adani" w:hAnsi="Adani"/>
-                <w:b w:val="0"/>
-                <w:sz w:val="18"/>
-                <w:u w:val="none"/>
-              </w:rPr>
-              <w:t>ADANI RENEWABLE ENERGY FOUR LIMITED</w:t>
-            </w:r>
-          </w:p>
-        </w:tc>
-        <w:tc>
-          <w:tcPr>
-            <w:tcW w:type="dxa" w:w="1814"/>
-            <w:shd w:val="clear" w:color="auto" w:fill="FFFFFF"/>
-            <w:tcBorders>
-              <w:top w:val="single" w:sz="4" w:space="0" w:color="000000"/>
-              <w:left w:val="single" w:sz="4" w:space="0" w:color="000000"/>
-              <w:bottom w:val="single" w:sz="4" w:space="0" w:color="000000"/>
-              <w:right w:val="single" w:sz="4" w:space="0" w:color="000000"/>
-            </w:tcBorders>
-            <w:vAlign w:val="center"/>
-          </w:tcPr>
-          <w:p>
-            <w:pPr>
-              <w:spacing w:before="40" w:after="40"/>
-              <w:jc w:val="left"/>
-            </w:pPr>
-            <w:r>
-              <w:rPr>
-                <w:rFonts w:ascii="Adani" w:hAnsi="Adani"/>
-                <w:b w:val="0"/>
-                <w:sz w:val="18"/>
-                <w:u w:val="none"/>
-              </w:rPr>
-              <w:t>Director</w:t>
-            </w:r>
-          </w:p>
-        </w:tc>
-        <w:tc>
-          <w:tcPr>
-            <w:tcW w:type="dxa" w:w="1020"/>
-            <w:shd w:val="clear" w:color="auto" w:fill="FFFFFF"/>
-            <w:tcBorders>
-              <w:top w:val="single" w:sz="4" w:space="0" w:color="000000"/>
-              <w:left w:val="single" w:sz="4" w:space="0" w:color="000000"/>
-              <w:bottom w:val="single" w:sz="4" w:space="0" w:color="000000"/>
-              <w:right w:val="single" w:sz="4" w:space="0" w:color="000000"/>
-            </w:tcBorders>
-            <w:vAlign w:val="center"/>
-          </w:tcPr>
-          <w:p>
-            <w:pPr>
-              <w:spacing w:before="40" w:after="40"/>
-              <w:jc w:val="left"/>
-            </w:pPr>
-            <w:r>
-              <w:rPr>
-                <w:rFonts w:ascii="Adani" w:hAnsi="Adani"/>
-                <w:b w:val="0"/>
-                <w:sz w:val="18"/>
-                <w:u w:val="none"/>
-              </w:rPr>
-              <w:t>NIL</w:t>
-            </w:r>
-          </w:p>
-        </w:tc>
-        <w:tc>
-          <w:tcPr>
-            <w:tcW w:type="dxa" w:w="1247"/>
-            <w:shd w:val="clear" w:color="auto" w:fill="FFFFFF"/>
-            <w:tcBorders>
-              <w:top w:val="single" w:sz="4" w:space="0" w:color="000000"/>
-              <w:left w:val="single" w:sz="4" w:space="0" w:color="000000"/>
-              <w:bottom w:val="single" w:sz="4" w:space="0" w:color="000000"/>
-              <w:right w:val="single" w:sz="4" w:space="0" w:color="000000"/>
-            </w:tcBorders>
-            <w:vAlign w:val="center"/>
-          </w:tcPr>
-          <w:p>
-            <w:pPr>
-              <w:spacing w:before="40" w:after="40"/>
-              <w:jc w:val="left"/>
-            </w:pPr>
-            <w:r>
-              <w:rPr>
-                <w:rFonts w:ascii="Adani" w:hAnsi="Adani"/>
-                <w:b w:val="0"/>
-                <w:sz w:val="18"/>
-                <w:u w:val="none"/>
-              </w:rPr>
-              <w:t>04/03/2021</w:t>
             </w:r>
           </w:p>
         </w:tc>
@@ -3536,7 +710,7 @@
                 <w:sz w:val="18"/>
                 <w:u w:val="none"/>
               </w:rPr>
-              <w:t>Date:   07th May, 2026</w:t>
+              <w:t>Date:   15th May, 2026</w:t>
             </w:r>
           </w:p>
         </w:tc>
@@ -3580,7 +754,7 @@
                 <w:sz w:val="18"/>
                 <w:u w:val="none"/>
               </w:rPr>
-              <w:t>Designation :  Director</w:t>
+              <w:t>Designation :  Additional Director</w:t>
             </w:r>
           </w:p>
         </w:tc>
@@ -3802,174 +976,441 @@
         <w:t>:</w:t>
       </w:r>
     </w:p>
-    <w:p>
-      <w:pPr>
-        <w:pStyle w:val="ListNumber"/>
-        <w:spacing w:before="0" w:after="40"/>
-        <w:ind w:left="720"/>
-      </w:pPr>
-      <w:r>
-        <w:rPr>
-          <w:rFonts w:ascii="Adani" w:hAnsi="Adani"/>
-          <w:b w:val="0"/>
-          <w:sz w:val="20"/>
-          <w:u w:val="none"/>
-        </w:rPr>
-        <w:t>Father</w:t>
-        <w:tab/>
-        <w:tab/>
-        <w:t>:</w:t>
-        <w:tab/>
-        <w:t>NIL</w:t>
-      </w:r>
-    </w:p>
-    <w:p>
-      <w:pPr>
-        <w:pStyle w:val="ListNumber"/>
-        <w:spacing w:before="0" w:after="40"/>
-        <w:ind w:left="720"/>
-      </w:pPr>
-      <w:r>
-        <w:rPr>
-          <w:rFonts w:ascii="Adani" w:hAnsi="Adani"/>
-          <w:b w:val="0"/>
-          <w:sz w:val="20"/>
-          <w:u w:val="none"/>
-        </w:rPr>
-        <w:t>Mother</w:t>
-        <w:tab/>
-        <w:tab/>
-        <w:t>:</w:t>
-        <w:tab/>
-        <w:t>NIL</w:t>
-      </w:r>
-    </w:p>
-    <w:p>
-      <w:pPr>
-        <w:pStyle w:val="ListNumber"/>
-        <w:spacing w:before="0" w:after="40"/>
-        <w:ind w:left="720"/>
-      </w:pPr>
-      <w:r>
-        <w:rPr>
-          <w:rFonts w:ascii="Adani" w:hAnsi="Adani"/>
-          <w:b w:val="0"/>
-          <w:sz w:val="20"/>
-          <w:u w:val="none"/>
-        </w:rPr>
-        <w:t>Son</w:t>
-        <w:tab/>
-        <w:tab/>
-        <w:t>:</w:t>
-        <w:tab/>
-        <w:t>NIL</w:t>
-      </w:r>
-    </w:p>
-    <w:p>
-      <w:pPr>
-        <w:pStyle w:val="ListNumber"/>
-        <w:spacing w:before="0" w:after="40"/>
-        <w:ind w:left="720"/>
-      </w:pPr>
-      <w:r>
-        <w:rPr>
-          <w:rFonts w:ascii="Adani" w:hAnsi="Adani"/>
-          <w:b w:val="0"/>
-          <w:sz w:val="20"/>
-          <w:u w:val="none"/>
-        </w:rPr>
-        <w:t>Son's Wife</w:t>
-        <w:tab/>
-        <w:tab/>
-        <w:t>:</w:t>
-        <w:tab/>
-        <w:t>NIL</w:t>
-      </w:r>
-    </w:p>
-    <w:p>
-      <w:pPr>
-        <w:pStyle w:val="ListNumber"/>
-        <w:spacing w:before="0" w:after="40"/>
-        <w:ind w:left="720"/>
-      </w:pPr>
-      <w:r>
-        <w:rPr>
-          <w:rFonts w:ascii="Adani" w:hAnsi="Adani"/>
-          <w:b w:val="0"/>
-          <w:sz w:val="20"/>
-          <w:u w:val="none"/>
-        </w:rPr>
-        <w:t>Daughter</w:t>
-        <w:tab/>
-        <w:tab/>
-        <w:t>:</w:t>
-        <w:tab/>
-        <w:t>NIL</w:t>
-      </w:r>
-    </w:p>
-    <w:p>
-      <w:pPr>
-        <w:pStyle w:val="ListNumber"/>
-        <w:spacing w:before="0" w:after="40"/>
-        <w:ind w:left="720"/>
-      </w:pPr>
-      <w:r>
-        <w:rPr>
-          <w:rFonts w:ascii="Adani" w:hAnsi="Adani"/>
-          <w:b w:val="0"/>
-          <w:sz w:val="20"/>
-          <w:u w:val="none"/>
-        </w:rPr>
-        <w:t>Daughter's Husband</w:t>
-        <w:tab/>
-        <w:tab/>
-        <w:t>:</w:t>
-        <w:tab/>
-        <w:t>NIL</w:t>
-      </w:r>
-    </w:p>
-    <w:p>
-      <w:pPr>
-        <w:pStyle w:val="ListNumber"/>
-        <w:spacing w:before="0" w:after="40"/>
-        <w:ind w:left="720"/>
-      </w:pPr>
-      <w:r>
-        <w:rPr>
-          <w:rFonts w:ascii="Adani" w:hAnsi="Adani"/>
-          <w:b w:val="0"/>
-          <w:sz w:val="20"/>
-          <w:u w:val="none"/>
-        </w:rPr>
-        <w:t>Brother</w:t>
-        <w:tab/>
-        <w:tab/>
-        <w:t>:</w:t>
-        <w:tab/>
-        <w:t>NIL</w:t>
-      </w:r>
-    </w:p>
-    <w:p>
-      <w:pPr>
-        <w:pStyle w:val="ListNumber"/>
-        <w:spacing w:before="0" w:after="40"/>
-        <w:ind w:left="720"/>
-      </w:pPr>
-      <w:r>
-        <w:rPr>
-          <w:rFonts w:ascii="Adani" w:hAnsi="Adani"/>
-          <w:b w:val="0"/>
-          <w:sz w:val="20"/>
-          <w:u w:val="none"/>
-        </w:rPr>
-        <w:t>Sister</w:t>
-        <w:tab/>
-        <w:tab/>
-        <w:t>:</w:t>
-        <w:tab/>
-        <w:t>NIL</w:t>
-      </w:r>
-    </w:p>
+    <w:tbl>
+      <w:tblPr>
+        <w:tblW w:type="auto" w:w="0"/>
+        <w:jc w:val="left"/>
+        <w:tblLook w:firstColumn="1" w:firstRow="1" w:lastColumn="0" w:lastRow="0" w:noHBand="0" w:noVBand="1" w:val="04A0"/>
+      </w:tblPr>
+      <w:tblGrid>
+        <w:gridCol w:w="4536"/>
+        <w:gridCol w:w="4536"/>
+      </w:tblGrid>
+      <w:tr>
+        <w:tc>
+          <w:tcPr>
+            <w:tcW w:type="dxa" w:w="4536"/>
+            <w:tcBorders>
+              <w:top w:val="none"/>
+              <w:bottom w:val="none"/>
+              <w:left w:val="none"/>
+              <w:right w:val="none"/>
+            </w:tcBorders>
+          </w:tcPr>
+          <w:p>
+            <w:pPr>
+              <w:ind w:left="720"/>
+            </w:pPr>
+            <w:r>
+              <w:rPr>
+                <w:rFonts w:ascii="Adani" w:hAnsi="Adani"/>
+                <w:b w:val="0"/>
+                <w:sz w:val="20"/>
+                <w:u w:val="none"/>
+              </w:rPr>
+              <w:t>1.</w:t>
+              <w:tab/>
+              <w:t>Father</w:t>
+              <w:tab/>
+              <w:t>:</w:t>
+            </w:r>
+          </w:p>
+        </w:tc>
+        <w:tc>
+          <w:tcPr>
+            <w:tcW w:type="dxa" w:w="4536"/>
+            <w:tcBorders>
+              <w:top w:val="none"/>
+              <w:bottom w:val="none"/>
+              <w:left w:val="none"/>
+              <w:right w:val="none"/>
+            </w:tcBorders>
+          </w:tcPr>
+          <w:p>
+            <w:r>
+              <w:rPr>
+                <w:rFonts w:ascii="Adani" w:hAnsi="Adani"/>
+                <w:b w:val="0"/>
+                <w:sz w:val="20"/>
+                <w:u w:val="none"/>
+              </w:rPr>
+              <w:t>NIL</w:t>
+            </w:r>
+          </w:p>
+        </w:tc>
+      </w:tr>
+      <w:tr>
+        <w:tc>
+          <w:tcPr>
+            <w:tcW w:type="dxa" w:w="4536"/>
+            <w:tcBorders>
+              <w:top w:val="none"/>
+              <w:bottom w:val="none"/>
+              <w:left w:val="none"/>
+              <w:right w:val="none"/>
+            </w:tcBorders>
+          </w:tcPr>
+          <w:p>
+            <w:pPr>
+              <w:ind w:left="720"/>
+            </w:pPr>
+            <w:r>
+              <w:rPr>
+                <w:rFonts w:ascii="Adani" w:hAnsi="Adani"/>
+                <w:b w:val="0"/>
+                <w:sz w:val="20"/>
+                <w:u w:val="none"/>
+              </w:rPr>
+              <w:t>2.</w:t>
+              <w:tab/>
+              <w:t>Mother</w:t>
+              <w:tab/>
+              <w:t>:</w:t>
+            </w:r>
+          </w:p>
+        </w:tc>
+        <w:tc>
+          <w:tcPr>
+            <w:tcW w:type="dxa" w:w="4536"/>
+            <w:tcBorders>
+              <w:top w:val="none"/>
+              <w:bottom w:val="none"/>
+              <w:left w:val="none"/>
+              <w:right w:val="none"/>
+            </w:tcBorders>
+          </w:tcPr>
+          <w:p>
+            <w:r>
+              <w:rPr>
+                <w:rFonts w:ascii="Adani" w:hAnsi="Adani"/>
+                <w:b w:val="0"/>
+                <w:sz w:val="20"/>
+                <w:u w:val="none"/>
+              </w:rPr>
+              <w:t>NIL</w:t>
+            </w:r>
+          </w:p>
+        </w:tc>
+      </w:tr>
+      <w:tr>
+        <w:tc>
+          <w:tcPr>
+            <w:tcW w:type="dxa" w:w="4536"/>
+            <w:tcBorders>
+              <w:top w:val="none"/>
+              <w:bottom w:val="none"/>
+              <w:left w:val="none"/>
+              <w:right w:val="none"/>
+            </w:tcBorders>
+          </w:tcPr>
+          <w:p>
+            <w:pPr>
+              <w:ind w:left="720"/>
+            </w:pPr>
+            <w:r>
+              <w:rPr>
+                <w:rFonts w:ascii="Adani" w:hAnsi="Adani"/>
+                <w:b w:val="0"/>
+                <w:sz w:val="20"/>
+                <w:u w:val="none"/>
+              </w:rPr>
+              <w:t>3.</w:t>
+              <w:tab/>
+              <w:t>Son</w:t>
+              <w:tab/>
+              <w:t>:</w:t>
+            </w:r>
+          </w:p>
+        </w:tc>
+        <w:tc>
+          <w:tcPr>
+            <w:tcW w:type="dxa" w:w="4536"/>
+            <w:tcBorders>
+              <w:top w:val="none"/>
+              <w:bottom w:val="none"/>
+              <w:left w:val="none"/>
+              <w:right w:val="none"/>
+            </w:tcBorders>
+          </w:tcPr>
+          <w:p>
+            <w:r>
+              <w:rPr>
+                <w:rFonts w:ascii="Adani" w:hAnsi="Adani"/>
+                <w:b w:val="0"/>
+                <w:sz w:val="20"/>
+                <w:u w:val="none"/>
+              </w:rPr>
+              <w:t>NIL</w:t>
+            </w:r>
+          </w:p>
+        </w:tc>
+      </w:tr>
+      <w:tr>
+        <w:tc>
+          <w:tcPr>
+            <w:tcW w:type="dxa" w:w="4536"/>
+            <w:tcBorders>
+              <w:top w:val="none"/>
+              <w:bottom w:val="none"/>
+              <w:left w:val="none"/>
+              <w:right w:val="none"/>
+            </w:tcBorders>
+          </w:tcPr>
+          <w:p>
+            <w:pPr>
+              <w:ind w:left="720"/>
+            </w:pPr>
+            <w:r>
+              <w:rPr>
+                <w:rFonts w:ascii="Adani" w:hAnsi="Adani"/>
+                <w:b w:val="0"/>
+                <w:sz w:val="20"/>
+                <w:u w:val="none"/>
+              </w:rPr>
+              <w:t>4.</w:t>
+              <w:tab/>
+              <w:t>Son's Wife</w:t>
+              <w:tab/>
+              <w:t>:</w:t>
+            </w:r>
+          </w:p>
+        </w:tc>
+        <w:tc>
+          <w:tcPr>
+            <w:tcW w:type="dxa" w:w="4536"/>
+            <w:tcBorders>
+              <w:top w:val="none"/>
+              <w:bottom w:val="none"/>
+              <w:left w:val="none"/>
+              <w:right w:val="none"/>
+            </w:tcBorders>
+          </w:tcPr>
+          <w:p>
+            <w:r>
+              <w:rPr>
+                <w:rFonts w:ascii="Adani" w:hAnsi="Adani"/>
+                <w:b w:val="0"/>
+                <w:sz w:val="20"/>
+                <w:u w:val="none"/>
+              </w:rPr>
+              <w:t>NIL</w:t>
+            </w:r>
+          </w:p>
+        </w:tc>
+      </w:tr>
+      <w:tr>
+        <w:tc>
+          <w:tcPr>
+            <w:tcW w:type="dxa" w:w="4536"/>
+            <w:tcBorders>
+              <w:top w:val="none"/>
+              <w:bottom w:val="none"/>
+              <w:left w:val="none"/>
+              <w:right w:val="none"/>
+            </w:tcBorders>
+          </w:tcPr>
+          <w:p>
+            <w:pPr>
+              <w:ind w:left="720"/>
+            </w:pPr>
+            <w:r>
+              <w:rPr>
+                <w:rFonts w:ascii="Adani" w:hAnsi="Adani"/>
+                <w:b w:val="0"/>
+                <w:sz w:val="20"/>
+                <w:u w:val="none"/>
+              </w:rPr>
+              <w:t>5.</w:t>
+              <w:tab/>
+              <w:t>Daughter</w:t>
+              <w:tab/>
+              <w:t>:</w:t>
+            </w:r>
+          </w:p>
+        </w:tc>
+        <w:tc>
+          <w:tcPr>
+            <w:tcW w:type="dxa" w:w="4536"/>
+            <w:tcBorders>
+              <w:top w:val="none"/>
+              <w:bottom w:val="none"/>
+              <w:left w:val="none"/>
+              <w:right w:val="none"/>
+            </w:tcBorders>
+          </w:tcPr>
+          <w:p>
+            <w:r>
+              <w:rPr>
+                <w:rFonts w:ascii="Adani" w:hAnsi="Adani"/>
+                <w:b w:val="0"/>
+                <w:sz w:val="20"/>
+                <w:u w:val="none"/>
+              </w:rPr>
+              <w:t>NIL</w:t>
+            </w:r>
+          </w:p>
+        </w:tc>
+      </w:tr>
+      <w:tr>
+        <w:tc>
+          <w:tcPr>
+            <w:tcW w:type="dxa" w:w="4536"/>
+            <w:tcBorders>
+              <w:top w:val="none"/>
+              <w:bottom w:val="none"/>
+              <w:left w:val="none"/>
+              <w:right w:val="none"/>
+            </w:tcBorders>
+          </w:tcPr>
+          <w:p>
+            <w:pPr>
+              <w:ind w:left="720"/>
+            </w:pPr>
+            <w:r>
+              <w:rPr>
+                <w:rFonts w:ascii="Adani" w:hAnsi="Adani"/>
+                <w:b w:val="0"/>
+                <w:sz w:val="20"/>
+                <w:u w:val="none"/>
+              </w:rPr>
+              <w:t>6.</w:t>
+              <w:tab/>
+              <w:t>Daughter's Husband</w:t>
+              <w:tab/>
+              <w:t>:</w:t>
+            </w:r>
+          </w:p>
+        </w:tc>
+        <w:tc>
+          <w:tcPr>
+            <w:tcW w:type="dxa" w:w="4536"/>
+            <w:tcBorders>
+              <w:top w:val="none"/>
+              <w:bottom w:val="none"/>
+              <w:left w:val="none"/>
+              <w:right w:val="none"/>
+            </w:tcBorders>
+          </w:tcPr>
+          <w:p>
+            <w:r>
+              <w:rPr>
+                <w:rFonts w:ascii="Adani" w:hAnsi="Adani"/>
+                <w:b w:val="0"/>
+                <w:sz w:val="20"/>
+                <w:u w:val="none"/>
+              </w:rPr>
+              <w:t>NIL</w:t>
+            </w:r>
+          </w:p>
+        </w:tc>
+      </w:tr>
+      <w:tr>
+        <w:tc>
+          <w:tcPr>
+            <w:tcW w:type="dxa" w:w="4536"/>
+            <w:tcBorders>
+              <w:top w:val="none"/>
+              <w:bottom w:val="none"/>
+              <w:left w:val="none"/>
+              <w:right w:val="none"/>
+            </w:tcBorders>
+          </w:tcPr>
+          <w:p>
+            <w:pPr>
+              <w:ind w:left="720"/>
+            </w:pPr>
+            <w:r>
+              <w:rPr>
+                <w:rFonts w:ascii="Adani" w:hAnsi="Adani"/>
+                <w:b w:val="0"/>
+                <w:sz w:val="20"/>
+                <w:u w:val="none"/>
+              </w:rPr>
+              <w:t>7.</w:t>
+              <w:tab/>
+              <w:t>Brother</w:t>
+              <w:tab/>
+              <w:t>:</w:t>
+            </w:r>
+          </w:p>
+        </w:tc>
+        <w:tc>
+          <w:tcPr>
+            <w:tcW w:type="dxa" w:w="4536"/>
+            <w:tcBorders>
+              <w:top w:val="none"/>
+              <w:bottom w:val="none"/>
+              <w:left w:val="none"/>
+              <w:right w:val="none"/>
+            </w:tcBorders>
+          </w:tcPr>
+          <w:p>
+            <w:r>
+              <w:rPr>
+                <w:rFonts w:ascii="Adani" w:hAnsi="Adani"/>
+                <w:b w:val="0"/>
+                <w:sz w:val="20"/>
+                <w:u w:val="none"/>
+              </w:rPr>
+              <w:t>NIL</w:t>
+            </w:r>
+          </w:p>
+        </w:tc>
+      </w:tr>
+      <w:tr>
+        <w:tc>
+          <w:tcPr>
+            <w:tcW w:type="dxa" w:w="4536"/>
+            <w:tcBorders>
+              <w:top w:val="none"/>
+              <w:bottom w:val="none"/>
+              <w:left w:val="none"/>
+              <w:right w:val="none"/>
+            </w:tcBorders>
+          </w:tcPr>
+          <w:p>
+            <w:pPr>
+              <w:ind w:left="720"/>
+            </w:pPr>
+            <w:r>
+              <w:rPr>
+                <w:rFonts w:ascii="Adani" w:hAnsi="Adani"/>
+                <w:b w:val="0"/>
+                <w:sz w:val="20"/>
+                <w:u w:val="none"/>
+              </w:rPr>
+              <w:t>8.</w:t>
+              <w:tab/>
+              <w:t>Sister</w:t>
+              <w:tab/>
+              <w:t>:</w:t>
+            </w:r>
+          </w:p>
+        </w:tc>
+        <w:tc>
+          <w:tcPr>
+            <w:tcW w:type="dxa" w:w="4536"/>
+            <w:tcBorders>
+              <w:top w:val="none"/>
+              <w:bottom w:val="none"/>
+              <w:left w:val="none"/>
+              <w:right w:val="none"/>
+            </w:tcBorders>
+          </w:tcPr>
+          <w:p>
+            <w:r>
+              <w:rPr>
+                <w:rFonts w:ascii="Adani" w:hAnsi="Adani"/>
+                <w:b w:val="0"/>
+                <w:sz w:val="20"/>
+                <w:u w:val="none"/>
+              </w:rPr>
+              <w:t>NIL</w:t>
+            </w:r>
+          </w:p>
+        </w:tc>
+      </w:tr>
+    </w:tbl>
     <w:p/>
     <w:p>
       <w:pPr>
@@ -4306,7 +1747,7 @@
                 <w:sz w:val="18"/>
                 <w:u w:val="none"/>
               </w:rPr>
-              <w:t>Date:   07th May, 2026</w:t>
+              <w:t>Date:   15th May, 2026</w:t>
             </w:r>
           </w:p>
         </w:tc>
@@ -4350,7 +1791,7 @@
                 <w:sz w:val="18"/>
                 <w:u w:val="none"/>
               </w:rPr>
-              <w:t>Designation :  Director</w:t>
+              <w:t>Designation :  Additional Director</w:t>
             </w:r>
           </w:p>
         </w:tc>
@@ -4467,7 +1908,7 @@
           <w:sz w:val="20"/>
           <w:u w:val="none"/>
         </w:rPr>
-        <w:t>07th May, 2026</w:t>
+        <w:t>15th May, 2026</w:t>
       </w:r>
     </w:p>
     <w:p>
@@ -4512,277 +1953,7 @@
           <w:sz w:val="20"/>
           <w:u w:val="none"/>
         </w:rPr>
-        <w:t>ADANI RENEWABLE ENERGY SIXTY THREE LIMITED</w:t>
-      </w:r>
-    </w:p>
-    <w:p>
-      <w:pPr>
-        <w:spacing w:before="0" w:after="20"/>
-        <w:jc w:val="left"/>
-      </w:pPr>
-      <w:r>
-        <w:rPr>
-          <w:rFonts w:ascii="Adani" w:hAnsi="Adani"/>
-          <w:b/>
-          <w:sz w:val="20"/>
-          <w:u w:val="none"/>
-        </w:rPr>
         <w:t>ADANI RENEWABLE ENERGY SIXTY ONE LIMITED</w:t>
-      </w:r>
-    </w:p>
-    <w:p>
-      <w:pPr>
-        <w:spacing w:before="0" w:after="20"/>
-        <w:jc w:val="left"/>
-      </w:pPr>
-      <w:r>
-        <w:rPr>
-          <w:rFonts w:ascii="Adani" w:hAnsi="Adani"/>
-          <w:b/>
-          <w:sz w:val="20"/>
-          <w:u w:val="none"/>
-        </w:rPr>
-        <w:t>ADANI RENEWABLE ENERGY SIXTY TWO LIMITED</w:t>
-      </w:r>
-    </w:p>
-    <w:p>
-      <w:pPr>
-        <w:spacing w:before="0" w:after="20"/>
-        <w:jc w:val="left"/>
-      </w:pPr>
-      <w:r>
-        <w:rPr>
-          <w:rFonts w:ascii="Adani" w:hAnsi="Adani"/>
-          <w:b/>
-          <w:sz w:val="20"/>
-          <w:u w:val="none"/>
-        </w:rPr>
-        <w:t>ADANI RENEWABLE ENERGY SIXTY LIMITED</w:t>
-      </w:r>
-    </w:p>
-    <w:p>
-      <w:pPr>
-        <w:spacing w:before="0" w:after="20"/>
-        <w:jc w:val="left"/>
-      </w:pPr>
-      <w:r>
-        <w:rPr>
-          <w:rFonts w:ascii="Adani" w:hAnsi="Adani"/>
-          <w:b/>
-          <w:sz w:val="20"/>
-          <w:u w:val="none"/>
-        </w:rPr>
-        <w:t>ADANI RENEWABLE ENERGY FIFTY FIVE LIMITED</w:t>
-      </w:r>
-    </w:p>
-    <w:p>
-      <w:pPr>
-        <w:spacing w:before="0" w:after="20"/>
-        <w:jc w:val="left"/>
-      </w:pPr>
-      <w:r>
-        <w:rPr>
-          <w:rFonts w:ascii="Adani" w:hAnsi="Adani"/>
-          <w:b/>
-          <w:sz w:val="20"/>
-          <w:u w:val="none"/>
-        </w:rPr>
-        <w:t>ADANI RENEWABLE ENERGY FIFTY EIGHT LIMITED</w:t>
-      </w:r>
-    </w:p>
-    <w:p>
-      <w:pPr>
-        <w:spacing w:before="0" w:after="20"/>
-        <w:jc w:val="left"/>
-      </w:pPr>
-      <w:r>
-        <w:rPr>
-          <w:rFonts w:ascii="Adani" w:hAnsi="Adani"/>
-          <w:b/>
-          <w:sz w:val="20"/>
-          <w:u w:val="none"/>
-        </w:rPr>
-        <w:t>ADANI RENEWABLE ENERGY FIFTY NINE LIMITED</w:t>
-      </w:r>
-    </w:p>
-    <w:p>
-      <w:pPr>
-        <w:spacing w:before="0" w:after="20"/>
-        <w:jc w:val="left"/>
-      </w:pPr>
-      <w:r>
-        <w:rPr>
-          <w:rFonts w:ascii="Adani" w:hAnsi="Adani"/>
-          <w:b/>
-          <w:sz w:val="20"/>
-          <w:u w:val="none"/>
-        </w:rPr>
-        <w:t>ADANI RENEWABLE ENERGY FIFTY SEVEN LIMITED</w:t>
-      </w:r>
-    </w:p>
-    <w:p>
-      <w:pPr>
-        <w:spacing w:before="0" w:after="20"/>
-        <w:jc w:val="left"/>
-      </w:pPr>
-      <w:r>
-        <w:rPr>
-          <w:rFonts w:ascii="Adani" w:hAnsi="Adani"/>
-          <w:b/>
-          <w:sz w:val="20"/>
-          <w:u w:val="none"/>
-        </w:rPr>
-        <w:t>ABREL (ODISHA) SPV LIMITED</w:t>
-      </w:r>
-    </w:p>
-    <w:p>
-      <w:pPr>
-        <w:spacing w:before="0" w:after="20"/>
-        <w:jc w:val="left"/>
-      </w:pPr>
-      <w:r>
-        <w:rPr>
-          <w:rFonts w:ascii="Adani" w:hAnsi="Adani"/>
-          <w:b/>
-          <w:sz w:val="20"/>
-          <w:u w:val="none"/>
-        </w:rPr>
-        <w:t>ADANI RENEWABLE ENERGY SEVEN LIMITED</w:t>
-      </w:r>
-    </w:p>
-    <w:p>
-      <w:pPr>
-        <w:spacing w:before="0" w:after="20"/>
-        <w:jc w:val="left"/>
-      </w:pPr>
-      <w:r>
-        <w:rPr>
-          <w:rFonts w:ascii="Adani" w:hAnsi="Adani"/>
-          <w:b/>
-          <w:sz w:val="20"/>
-          <w:u w:val="none"/>
-        </w:rPr>
-        <w:t>ADANI RENEWABLE ENERGY TEN LIMITED</w:t>
-      </w:r>
-    </w:p>
-    <w:p>
-      <w:pPr>
-        <w:spacing w:before="0" w:after="20"/>
-        <w:jc w:val="left"/>
-      </w:pPr>
-      <w:r>
-        <w:rPr>
-          <w:rFonts w:ascii="Adani" w:hAnsi="Adani"/>
-          <w:b/>
-          <w:sz w:val="20"/>
-          <w:u w:val="none"/>
-        </w:rPr>
-        <w:t>ADANI RENEWABLE ENERGY TWO LIMITED</w:t>
-      </w:r>
-    </w:p>
-    <w:p>
-      <w:pPr>
-        <w:spacing w:before="0" w:after="20"/>
-        <w:jc w:val="left"/>
-      </w:pPr>
-      <w:r>
-        <w:rPr>
-          <w:rFonts w:ascii="Adani" w:hAnsi="Adani"/>
-          <w:b/>
-          <w:sz w:val="20"/>
-          <w:u w:val="none"/>
-        </w:rPr>
-        <w:t>ADANI RENEWABLE ENERGY EIGHT LIMITED</w:t>
-      </w:r>
-    </w:p>
-    <w:p>
-      <w:pPr>
-        <w:spacing w:before="0" w:after="20"/>
-        <w:jc w:val="left"/>
-      </w:pPr>
-      <w:r>
-        <w:rPr>
-          <w:rFonts w:ascii="Adani" w:hAnsi="Adani"/>
-          <w:b/>
-          <w:sz w:val="20"/>
-          <w:u w:val="none"/>
-        </w:rPr>
-        <w:t>ADANI RENEWABLE ENERGY NINE LIMITED</w:t>
-      </w:r>
-    </w:p>
-    <w:p>
-      <w:pPr>
-        <w:spacing w:before="0" w:after="20"/>
-        <w:jc w:val="left"/>
-      </w:pPr>
-      <w:r>
-        <w:rPr>
-          <w:rFonts w:ascii="Adani" w:hAnsi="Adani"/>
-          <w:b/>
-          <w:sz w:val="20"/>
-          <w:u w:val="none"/>
-        </w:rPr>
-        <w:t>ADANI RENEWABLE ENERGY ONE LIMITED</w:t>
-      </w:r>
-    </w:p>
-    <w:p>
-      <w:pPr>
-        <w:spacing w:before="0" w:after="20"/>
-        <w:jc w:val="left"/>
-      </w:pPr>
-      <w:r>
-        <w:rPr>
-          <w:rFonts w:ascii="Adani" w:hAnsi="Adani"/>
-          <w:b/>
-          <w:sz w:val="20"/>
-          <w:u w:val="none"/>
-        </w:rPr>
-        <w:t>ADANI RENEWABLE ENERGY THREE LIMITED</w:t>
-      </w:r>
-    </w:p>
-    <w:p>
-      <w:pPr>
-        <w:spacing w:before="0" w:after="20"/>
-        <w:jc w:val="left"/>
-      </w:pPr>
-      <w:r>
-        <w:rPr>
-          <w:rFonts w:ascii="Adani" w:hAnsi="Adani"/>
-          <w:b/>
-          <w:sz w:val="20"/>
-          <w:u w:val="none"/>
-        </w:rPr>
-        <w:t>ADANI RENEWABLE ENERGY FIVE LIMITED</w:t>
-      </w:r>
-    </w:p>
-    <w:p>
-      <w:pPr>
-        <w:spacing w:before="0" w:after="20"/>
-        <w:jc w:val="left"/>
-      </w:pPr>
-      <w:r>
-        <w:rPr>
-          <w:rFonts w:ascii="Adani" w:hAnsi="Adani"/>
-          <w:b/>
-          <w:sz w:val="20"/>
-          <w:u w:val="none"/>
-        </w:rPr>
-        <w:t>ADANI RENEWABLE ENERGY SIX LIMITED</w:t>
-      </w:r>
-    </w:p>
-    <w:p>
-      <w:pPr>
-        <w:spacing w:before="0" w:after="20"/>
-        <w:jc w:val="left"/>
-      </w:pPr>
-      <w:r>
-        <w:rPr>
-          <w:rFonts w:ascii="Adani" w:hAnsi="Adani"/>
-          <w:b/>
-          <w:sz w:val="20"/>
-          <w:u w:val="none"/>
-        </w:rPr>
-        <w:t>ADANI RENEWABLE ENERGY FOUR LIMITED</w:t>
       </w:r>
     </w:p>
     <w:p/>
@@ -4843,277 +2014,7 @@
           <w:sz w:val="20"/>
           <w:u w:val="none"/>
         </w:rPr>
-        <w:t>ADANI RENEWABLE ENERGY SIXTY THREE LIMITED</w:t>
-      </w:r>
-    </w:p>
-    <w:p>
-      <w:pPr>
-        <w:spacing w:before="0" w:after="20"/>
-        <w:jc w:val="left"/>
-      </w:pPr>
-      <w:r>
-        <w:rPr>
-          <w:rFonts w:ascii="Adani" w:hAnsi="Adani"/>
-          <w:b w:val="0"/>
-          <w:sz w:val="20"/>
-          <w:u w:val="none"/>
-        </w:rPr>
         <w:t>ADANI RENEWABLE ENERGY SIXTY ONE LIMITED</w:t>
-      </w:r>
-    </w:p>
-    <w:p>
-      <w:pPr>
-        <w:spacing w:before="0" w:after="20"/>
-        <w:jc w:val="left"/>
-      </w:pPr>
-      <w:r>
-        <w:rPr>
-          <w:rFonts w:ascii="Adani" w:hAnsi="Adani"/>
-          <w:b w:val="0"/>
-          <w:sz w:val="20"/>
-          <w:u w:val="none"/>
-        </w:rPr>
-        <w:t>ADANI RENEWABLE ENERGY SIXTY TWO LIMITED</w:t>
-      </w:r>
-    </w:p>
-    <w:p>
-      <w:pPr>
-        <w:spacing w:before="0" w:after="20"/>
-        <w:jc w:val="left"/>
-      </w:pPr>
-      <w:r>
-        <w:rPr>
-          <w:rFonts w:ascii="Adani" w:hAnsi="Adani"/>
-          <w:b w:val="0"/>
-          <w:sz w:val="20"/>
-          <w:u w:val="none"/>
-        </w:rPr>
-        <w:t>ADANI RENEWABLE ENERGY SIXTY LIMITED</w:t>
-      </w:r>
-    </w:p>
-    <w:p>
-      <w:pPr>
-        <w:spacing w:before="0" w:after="20"/>
-        <w:jc w:val="left"/>
-      </w:pPr>
-      <w:r>
-        <w:rPr>
-          <w:rFonts w:ascii="Adani" w:hAnsi="Adani"/>
-          <w:b w:val="0"/>
-          <w:sz w:val="20"/>
-          <w:u w:val="none"/>
-        </w:rPr>
-        <w:t>ADANI RENEWABLE ENERGY FIFTY FIVE LIMITED</w:t>
-      </w:r>
-    </w:p>
-    <w:p>
-      <w:pPr>
-        <w:spacing w:before="0" w:after="20"/>
-        <w:jc w:val="left"/>
-      </w:pPr>
-      <w:r>
-        <w:rPr>
-          <w:rFonts w:ascii="Adani" w:hAnsi="Adani"/>
-          <w:b w:val="0"/>
-          <w:sz w:val="20"/>
-          <w:u w:val="none"/>
-        </w:rPr>
-        <w:t>ADANI RENEWABLE ENERGY FIFTY EIGHT LIMITED</w:t>
-      </w:r>
-    </w:p>
-    <w:p>
-      <w:pPr>
-        <w:spacing w:before="0" w:after="20"/>
-        <w:jc w:val="left"/>
-      </w:pPr>
-      <w:r>
-        <w:rPr>
-          <w:rFonts w:ascii="Adani" w:hAnsi="Adani"/>
-          <w:b w:val="0"/>
-          <w:sz w:val="20"/>
-          <w:u w:val="none"/>
-        </w:rPr>
-        <w:t>ADANI RENEWABLE ENERGY FIFTY NINE LIMITED</w:t>
-      </w:r>
-    </w:p>
-    <w:p>
-      <w:pPr>
-        <w:spacing w:before="0" w:after="20"/>
-        <w:jc w:val="left"/>
-      </w:pPr>
-      <w:r>
-        <w:rPr>
-          <w:rFonts w:ascii="Adani" w:hAnsi="Adani"/>
-          <w:b w:val="0"/>
-          <w:sz w:val="20"/>
-          <w:u w:val="none"/>
-        </w:rPr>
-        <w:t>ADANI RENEWABLE ENERGY FIFTY SEVEN LIMITED</w:t>
-      </w:r>
-    </w:p>
-    <w:p>
-      <w:pPr>
-        <w:spacing w:before="0" w:after="20"/>
-        <w:jc w:val="left"/>
-      </w:pPr>
-      <w:r>
-        <w:rPr>
-          <w:rFonts w:ascii="Adani" w:hAnsi="Adani"/>
-          <w:b w:val="0"/>
-          <w:sz w:val="20"/>
-          <w:u w:val="none"/>
-        </w:rPr>
-        <w:t>ABREL (ODISHA) SPV LIMITED</w:t>
-      </w:r>
-    </w:p>
-    <w:p>
-      <w:pPr>
-        <w:spacing w:before="0" w:after="20"/>
-        <w:jc w:val="left"/>
-      </w:pPr>
-      <w:r>
-        <w:rPr>
-          <w:rFonts w:ascii="Adani" w:hAnsi="Adani"/>
-          <w:b w:val="0"/>
-          <w:sz w:val="20"/>
-          <w:u w:val="none"/>
-        </w:rPr>
-        <w:t>ADANI RENEWABLE ENERGY SEVEN LIMITED</w:t>
-      </w:r>
-    </w:p>
-    <w:p>
-      <w:pPr>
-        <w:spacing w:before="0" w:after="20"/>
-        <w:jc w:val="left"/>
-      </w:pPr>
-      <w:r>
-        <w:rPr>
-          <w:rFonts w:ascii="Adani" w:hAnsi="Adani"/>
-          <w:b w:val="0"/>
-          <w:sz w:val="20"/>
-          <w:u w:val="none"/>
-        </w:rPr>
-        <w:t>ADANI RENEWABLE ENERGY TEN LIMITED</w:t>
-      </w:r>
-    </w:p>
-    <w:p>
-      <w:pPr>
-        <w:spacing w:before="0" w:after="20"/>
-        <w:jc w:val="left"/>
-      </w:pPr>
-      <w:r>
-        <w:rPr>
-          <w:rFonts w:ascii="Adani" w:hAnsi="Adani"/>
-          <w:b w:val="0"/>
-          <w:sz w:val="20"/>
-          <w:u w:val="none"/>
-        </w:rPr>
-        <w:t>ADANI RENEWABLE ENERGY TWO LIMITED</w:t>
-      </w:r>
-    </w:p>
-    <w:p>
-      <w:pPr>
-        <w:spacing w:before="0" w:after="20"/>
-        <w:jc w:val="left"/>
-      </w:pPr>
-      <w:r>
-        <w:rPr>
-          <w:rFonts w:ascii="Adani" w:hAnsi="Adani"/>
-          <w:b w:val="0"/>
-          <w:sz w:val="20"/>
-          <w:u w:val="none"/>
-        </w:rPr>
-        <w:t>ADANI RENEWABLE ENERGY EIGHT LIMITED</w:t>
-      </w:r>
-    </w:p>
-    <w:p>
-      <w:pPr>
-        <w:spacing w:before="0" w:after="20"/>
-        <w:jc w:val="left"/>
-      </w:pPr>
-      <w:r>
-        <w:rPr>
-          <w:rFonts w:ascii="Adani" w:hAnsi="Adani"/>
-          <w:b w:val="0"/>
-          <w:sz w:val="20"/>
-          <w:u w:val="none"/>
-        </w:rPr>
-        <w:t>ADANI RENEWABLE ENERGY NINE LIMITED</w:t>
-      </w:r>
-    </w:p>
-    <w:p>
-      <w:pPr>
-        <w:spacing w:before="0" w:after="20"/>
-        <w:jc w:val="left"/>
-      </w:pPr>
-      <w:r>
-        <w:rPr>
-          <w:rFonts w:ascii="Adani" w:hAnsi="Adani"/>
-          <w:b w:val="0"/>
-          <w:sz w:val="20"/>
-          <w:u w:val="none"/>
-        </w:rPr>
-        <w:t>ADANI RENEWABLE ENERGY ONE LIMITED</w:t>
-      </w:r>
-    </w:p>
-    <w:p>
-      <w:pPr>
-        <w:spacing w:before="0" w:after="20"/>
-        <w:jc w:val="left"/>
-      </w:pPr>
-      <w:r>
-        <w:rPr>
-          <w:rFonts w:ascii="Adani" w:hAnsi="Adani"/>
-          <w:b w:val="0"/>
-          <w:sz w:val="20"/>
-          <w:u w:val="none"/>
-        </w:rPr>
-        <w:t>ADANI RENEWABLE ENERGY THREE LIMITED</w:t>
-      </w:r>
-    </w:p>
-    <w:p>
-      <w:pPr>
-        <w:spacing w:before="0" w:after="20"/>
-        <w:jc w:val="left"/>
-      </w:pPr>
-      <w:r>
-        <w:rPr>
-          <w:rFonts w:ascii="Adani" w:hAnsi="Adani"/>
-          <w:b w:val="0"/>
-          <w:sz w:val="20"/>
-          <w:u w:val="none"/>
-        </w:rPr>
-        <w:t>ADANI RENEWABLE ENERGY FIVE LIMITED</w:t>
-      </w:r>
-    </w:p>
-    <w:p>
-      <w:pPr>
-        <w:spacing w:before="0" w:after="20"/>
-        <w:jc w:val="left"/>
-      </w:pPr>
-      <w:r>
-        <w:rPr>
-          <w:rFonts w:ascii="Adani" w:hAnsi="Adani"/>
-          <w:b w:val="0"/>
-          <w:sz w:val="20"/>
-          <w:u w:val="none"/>
-        </w:rPr>
-        <w:t>ADANI RENEWABLE ENERGY SIX LIMITED</w:t>
-      </w:r>
-    </w:p>
-    <w:p>
-      <w:pPr>
-        <w:spacing w:before="0" w:after="20"/>
-        <w:jc w:val="left"/>
-      </w:pPr>
-      <w:r>
-        <w:rPr>
-          <w:rFonts w:ascii="Adani" w:hAnsi="Adani"/>
-          <w:b w:val="0"/>
-          <w:sz w:val="20"/>
-          <w:u w:val="none"/>
-        </w:rPr>
-        <w:t>ADANI RENEWABLE ENERGY FOUR LIMITED</w:t>
       </w:r>
     </w:p>
     <w:p/>
@@ -5939,7 +2840,7 @@
                 <w:sz w:val="18"/>
                 <w:u w:val="none"/>
               </w:rPr>
-              <w:t>19</w:t>
+              <w:t>1</w:t>
             </w:r>
           </w:p>
         </w:tc>
@@ -6112,120 +3013,6 @@
                 <w:sz w:val="18"/>
                 <w:u w:val="none"/>
               </w:rPr>
-              <w:t>U35105GJ2023PLC147007</w:t>
-            </w:r>
-          </w:p>
-        </w:tc>
-        <w:tc>
-          <w:tcPr>
-            <w:tcW w:type="dxa" w:w="4252"/>
-            <w:shd w:val="clear" w:color="auto" w:fill="FFFFFF"/>
-            <w:tcBorders>
-              <w:top w:val="single" w:sz="4" w:space="0" w:color="000000"/>
-              <w:left w:val="single" w:sz="4" w:space="0" w:color="000000"/>
-              <w:bottom w:val="single" w:sz="4" w:space="0" w:color="000000"/>
-              <w:right w:val="single" w:sz="4" w:space="0" w:color="000000"/>
-            </w:tcBorders>
-            <w:vAlign w:val="center"/>
-          </w:tcPr>
-          <w:p>
-            <w:pPr>
-              <w:spacing w:before="40" w:after="40"/>
-              <w:jc w:val="left"/>
-            </w:pPr>
-            <w:r>
-              <w:rPr>
-                <w:rFonts w:ascii="Adani" w:hAnsi="Adani"/>
-                <w:b w:val="0"/>
-                <w:sz w:val="18"/>
-                <w:u w:val="none"/>
-              </w:rPr>
-              <w:t>ADANI RENEWABLE ENERGY SIXTY THREE LIMITED</w:t>
-            </w:r>
-          </w:p>
-        </w:tc>
-        <w:tc>
-          <w:tcPr>
-            <w:tcW w:type="dxa" w:w="1587"/>
-            <w:shd w:val="clear" w:color="auto" w:fill="FFFFFF"/>
-            <w:tcBorders>
-              <w:top w:val="single" w:sz="4" w:space="0" w:color="000000"/>
-              <w:left w:val="single" w:sz="4" w:space="0" w:color="000000"/>
-              <w:bottom w:val="single" w:sz="4" w:space="0" w:color="000000"/>
-              <w:right w:val="single" w:sz="4" w:space="0" w:color="000000"/>
-            </w:tcBorders>
-            <w:vAlign w:val="center"/>
-          </w:tcPr>
-          <w:p>
-            <w:pPr>
-              <w:spacing w:before="40" w:after="40"/>
-              <w:jc w:val="left"/>
-            </w:pPr>
-            <w:r>
-              <w:rPr>
-                <w:rFonts w:ascii="Adani" w:hAnsi="Adani"/>
-                <w:b w:val="0"/>
-                <w:sz w:val="18"/>
-                <w:u w:val="none"/>
-              </w:rPr>
-              <w:t>Additional Director</w:t>
-            </w:r>
-          </w:p>
-        </w:tc>
-        <w:tc>
-          <w:tcPr>
-            <w:tcW w:type="dxa" w:w="1304"/>
-            <w:shd w:val="clear" w:color="auto" w:fill="FFFFFF"/>
-            <w:tcBorders>
-              <w:top w:val="single" w:sz="4" w:space="0" w:color="000000"/>
-              <w:left w:val="single" w:sz="4" w:space="0" w:color="000000"/>
-              <w:bottom w:val="single" w:sz="4" w:space="0" w:color="000000"/>
-              <w:right w:val="single" w:sz="4" w:space="0" w:color="000000"/>
-            </w:tcBorders>
-            <w:vAlign w:val="center"/>
-          </w:tcPr>
-          <w:p>
-            <w:pPr>
-              <w:spacing w:before="40" w:after="40"/>
-              <w:jc w:val="left"/>
-            </w:pPr>
-            <w:r>
-              <w:rPr>
-                <w:rFonts w:ascii="Adani" w:hAnsi="Adani"/>
-                <w:b w:val="0"/>
-                <w:sz w:val="18"/>
-                <w:u w:val="none"/>
-              </w:rPr>
-              <w:t>26/08/2025</w:t>
-            </w:r>
-          </w:p>
-        </w:tc>
-      </w:tr>
-      <w:tr>
-        <w:tc>
-          <w:tcPr>
-            <w:tcW w:type="dxa" w:w="2268"/>
-            <w:shd w:val="clear" w:color="auto" w:fill="FFFFFF"/>
-            <w:tcBorders>
-              <w:top w:val="single" w:sz="4" w:space="0" w:color="000000"/>
-              <w:left w:val="single" w:sz="4" w:space="0" w:color="000000"/>
-              <w:bottom w:val="single" w:sz="4" w:space="0" w:color="000000"/>
-              <w:right w:val="single" w:sz="4" w:space="0" w:color="000000"/>
-            </w:tcBorders>
-            <w:vAlign w:val="center"/>
-          </w:tcPr>
-          <w:p>
-            <w:pPr>
-              <w:spacing w:before="40" w:after="40"/>
-              <w:jc w:val="left"/>
-            </w:pPr>
-            <w:r>
-              <w:rPr>
-                <w:rFonts w:ascii="Adani" w:hAnsi="Adani"/>
-                <w:b w:val="0"/>
-                <w:sz w:val="18"/>
-                <w:u w:val="none"/>
-              </w:rPr>
               <w:t>U35105GJ2023PLC146977</w:t>
             </w:r>
           </w:p>
@@ -6311,1944 +3098,6 @@
                 <w:u w:val="none"/>
               </w:rPr>
               <w:t>26/08/2025</w:t>
-            </w:r>
-          </w:p>
-        </w:tc>
-      </w:tr>
-      <w:tr>
-        <w:tc>
-          <w:tcPr>
-            <w:tcW w:type="dxa" w:w="2268"/>
-            <w:shd w:val="clear" w:color="auto" w:fill="FFFFFF"/>
-            <w:tcBorders>
-              <w:top w:val="single" w:sz="4" w:space="0" w:color="000000"/>
-              <w:left w:val="single" w:sz="4" w:space="0" w:color="000000"/>
-              <w:bottom w:val="single" w:sz="4" w:space="0" w:color="000000"/>
-              <w:right w:val="single" w:sz="4" w:space="0" w:color="000000"/>
-            </w:tcBorders>
-            <w:vAlign w:val="center"/>
-          </w:tcPr>
-          <w:p>
-            <w:pPr>
-              <w:spacing w:before="40" w:after="40"/>
-              <w:jc w:val="left"/>
-            </w:pPr>
-            <w:r>
-              <w:rPr>
-                <w:rFonts w:ascii="Adani" w:hAnsi="Adani"/>
-                <w:b w:val="0"/>
-                <w:sz w:val="18"/>
-                <w:u w:val="none"/>
-              </w:rPr>
-              <w:t>U35105GJ2023PLC146996</w:t>
-            </w:r>
-          </w:p>
-        </w:tc>
-        <w:tc>
-          <w:tcPr>
-            <w:tcW w:type="dxa" w:w="4252"/>
-            <w:shd w:val="clear" w:color="auto" w:fill="FFFFFF"/>
-            <w:tcBorders>
-              <w:top w:val="single" w:sz="4" w:space="0" w:color="000000"/>
-              <w:left w:val="single" w:sz="4" w:space="0" w:color="000000"/>
-              <w:bottom w:val="single" w:sz="4" w:space="0" w:color="000000"/>
-              <w:right w:val="single" w:sz="4" w:space="0" w:color="000000"/>
-            </w:tcBorders>
-            <w:vAlign w:val="center"/>
-          </w:tcPr>
-          <w:p>
-            <w:pPr>
-              <w:spacing w:before="40" w:after="40"/>
-              <w:jc w:val="left"/>
-            </w:pPr>
-            <w:r>
-              <w:rPr>
-                <w:rFonts w:ascii="Adani" w:hAnsi="Adani"/>
-                <w:b w:val="0"/>
-                <w:sz w:val="18"/>
-                <w:u w:val="none"/>
-              </w:rPr>
-              <w:t>ADANI RENEWABLE ENERGY SIXTY TWO LIMITED</w:t>
-            </w:r>
-          </w:p>
-        </w:tc>
-        <w:tc>
-          <w:tcPr>
-            <w:tcW w:type="dxa" w:w="1587"/>
-            <w:shd w:val="clear" w:color="auto" w:fill="FFFFFF"/>
-            <w:tcBorders>
-              <w:top w:val="single" w:sz="4" w:space="0" w:color="000000"/>
-              <w:left w:val="single" w:sz="4" w:space="0" w:color="000000"/>
-              <w:bottom w:val="single" w:sz="4" w:space="0" w:color="000000"/>
-              <w:right w:val="single" w:sz="4" w:space="0" w:color="000000"/>
-            </w:tcBorders>
-            <w:vAlign w:val="center"/>
-          </w:tcPr>
-          <w:p>
-            <w:pPr>
-              <w:spacing w:before="40" w:after="40"/>
-              <w:jc w:val="left"/>
-            </w:pPr>
-            <w:r>
-              <w:rPr>
-                <w:rFonts w:ascii="Adani" w:hAnsi="Adani"/>
-                <w:b w:val="0"/>
-                <w:sz w:val="18"/>
-                <w:u w:val="none"/>
-              </w:rPr>
-              <w:t>Additional Director</w:t>
-            </w:r>
-          </w:p>
-        </w:tc>
-        <w:tc>
-          <w:tcPr>
-            <w:tcW w:type="dxa" w:w="1304"/>
-            <w:shd w:val="clear" w:color="auto" w:fill="FFFFFF"/>
-            <w:tcBorders>
-              <w:top w:val="single" w:sz="4" w:space="0" w:color="000000"/>
-              <w:left w:val="single" w:sz="4" w:space="0" w:color="000000"/>
-              <w:bottom w:val="single" w:sz="4" w:space="0" w:color="000000"/>
-              <w:right w:val="single" w:sz="4" w:space="0" w:color="000000"/>
-            </w:tcBorders>
-            <w:vAlign w:val="center"/>
-          </w:tcPr>
-          <w:p>
-            <w:pPr>
-              <w:spacing w:before="40" w:after="40"/>
-              <w:jc w:val="left"/>
-            </w:pPr>
-            <w:r>
-              <w:rPr>
-                <w:rFonts w:ascii="Adani" w:hAnsi="Adani"/>
-                <w:b w:val="0"/>
-                <w:sz w:val="18"/>
-                <w:u w:val="none"/>
-              </w:rPr>
-              <w:t>26/08/2025</w:t>
-            </w:r>
-          </w:p>
-        </w:tc>
-      </w:tr>
-      <w:tr>
-        <w:tc>
-          <w:tcPr>
-            <w:tcW w:type="dxa" w:w="2268"/>
-            <w:shd w:val="clear" w:color="auto" w:fill="FFFFFF"/>
-            <w:tcBorders>
-              <w:top w:val="single" w:sz="4" w:space="0" w:color="000000"/>
-              <w:left w:val="single" w:sz="4" w:space="0" w:color="000000"/>
-              <w:bottom w:val="single" w:sz="4" w:space="0" w:color="000000"/>
-              <w:right w:val="single" w:sz="4" w:space="0" w:color="000000"/>
-            </w:tcBorders>
-            <w:vAlign w:val="center"/>
-          </w:tcPr>
-          <w:p>
-            <w:pPr>
-              <w:spacing w:before="40" w:after="40"/>
-              <w:jc w:val="left"/>
-            </w:pPr>
-            <w:r>
-              <w:rPr>
-                <w:rFonts w:ascii="Adani" w:hAnsi="Adani"/>
-                <w:b w:val="0"/>
-                <w:sz w:val="18"/>
-                <w:u w:val="none"/>
-              </w:rPr>
-              <w:t>U35105GJ2023PLC147005</w:t>
-            </w:r>
-          </w:p>
-        </w:tc>
-        <w:tc>
-          <w:tcPr>
-            <w:tcW w:type="dxa" w:w="4252"/>
-            <w:shd w:val="clear" w:color="auto" w:fill="FFFFFF"/>
-            <w:tcBorders>
-              <w:top w:val="single" w:sz="4" w:space="0" w:color="000000"/>
-              <w:left w:val="single" w:sz="4" w:space="0" w:color="000000"/>
-              <w:bottom w:val="single" w:sz="4" w:space="0" w:color="000000"/>
-              <w:right w:val="single" w:sz="4" w:space="0" w:color="000000"/>
-            </w:tcBorders>
-            <w:vAlign w:val="center"/>
-          </w:tcPr>
-          <w:p>
-            <w:pPr>
-              <w:spacing w:before="40" w:after="40"/>
-              <w:jc w:val="left"/>
-            </w:pPr>
-            <w:r>
-              <w:rPr>
-                <w:rFonts w:ascii="Adani" w:hAnsi="Adani"/>
-                <w:b w:val="0"/>
-                <w:sz w:val="18"/>
-                <w:u w:val="none"/>
-              </w:rPr>
-              <w:t>ADANI RENEWABLE ENERGY SIXTY LIMITED</w:t>
-            </w:r>
-          </w:p>
-        </w:tc>
-        <w:tc>
-          <w:tcPr>
-            <w:tcW w:type="dxa" w:w="1587"/>
-            <w:shd w:val="clear" w:color="auto" w:fill="FFFFFF"/>
-            <w:tcBorders>
-              <w:top w:val="single" w:sz="4" w:space="0" w:color="000000"/>
-              <w:left w:val="single" w:sz="4" w:space="0" w:color="000000"/>
-              <w:bottom w:val="single" w:sz="4" w:space="0" w:color="000000"/>
-              <w:right w:val="single" w:sz="4" w:space="0" w:color="000000"/>
-            </w:tcBorders>
-            <w:vAlign w:val="center"/>
-          </w:tcPr>
-          <w:p>
-            <w:pPr>
-              <w:spacing w:before="40" w:after="40"/>
-              <w:jc w:val="left"/>
-            </w:pPr>
-            <w:r>
-              <w:rPr>
-                <w:rFonts w:ascii="Adani" w:hAnsi="Adani"/>
-                <w:b w:val="0"/>
-                <w:sz w:val="18"/>
-                <w:u w:val="none"/>
-              </w:rPr>
-              <w:t>Additional Director</w:t>
-            </w:r>
-          </w:p>
-        </w:tc>
-        <w:tc>
-          <w:tcPr>
-            <w:tcW w:type="dxa" w:w="1304"/>
-            <w:shd w:val="clear" w:color="auto" w:fill="FFFFFF"/>
-            <w:tcBorders>
-              <w:top w:val="single" w:sz="4" w:space="0" w:color="000000"/>
-              <w:left w:val="single" w:sz="4" w:space="0" w:color="000000"/>
-              <w:bottom w:val="single" w:sz="4" w:space="0" w:color="000000"/>
-              <w:right w:val="single" w:sz="4" w:space="0" w:color="000000"/>
-            </w:tcBorders>
-            <w:vAlign w:val="center"/>
-          </w:tcPr>
-          <w:p>
-            <w:pPr>
-              <w:spacing w:before="40" w:after="40"/>
-              <w:jc w:val="left"/>
-            </w:pPr>
-            <w:r>
-              <w:rPr>
-                <w:rFonts w:ascii="Adani" w:hAnsi="Adani"/>
-                <w:b w:val="0"/>
-                <w:sz w:val="18"/>
-                <w:u w:val="none"/>
-              </w:rPr>
-              <w:t>26/08/2025</w:t>
-            </w:r>
-          </w:p>
-        </w:tc>
-      </w:tr>
-      <w:tr>
-        <w:tc>
-          <w:tcPr>
-            <w:tcW w:type="dxa" w:w="2268"/>
-            <w:shd w:val="clear" w:color="auto" w:fill="FFFFFF"/>
-            <w:tcBorders>
-              <w:top w:val="single" w:sz="4" w:space="0" w:color="000000"/>
-              <w:left w:val="single" w:sz="4" w:space="0" w:color="000000"/>
-              <w:bottom w:val="single" w:sz="4" w:space="0" w:color="000000"/>
-              <w:right w:val="single" w:sz="4" w:space="0" w:color="000000"/>
-            </w:tcBorders>
-            <w:vAlign w:val="center"/>
-          </w:tcPr>
-          <w:p>
-            <w:pPr>
-              <w:spacing w:before="40" w:after="40"/>
-              <w:jc w:val="left"/>
-            </w:pPr>
-            <w:r>
-              <w:rPr>
-                <w:rFonts w:ascii="Adani" w:hAnsi="Adani"/>
-                <w:b w:val="0"/>
-                <w:sz w:val="18"/>
-                <w:u w:val="none"/>
-              </w:rPr>
-              <w:t>U35105GJ2023PLC146939</w:t>
-            </w:r>
-          </w:p>
-        </w:tc>
-        <w:tc>
-          <w:tcPr>
-            <w:tcW w:type="dxa" w:w="4252"/>
-            <w:shd w:val="clear" w:color="auto" w:fill="FFFFFF"/>
-            <w:tcBorders>
-              <w:top w:val="single" w:sz="4" w:space="0" w:color="000000"/>
-              <w:left w:val="single" w:sz="4" w:space="0" w:color="000000"/>
-              <w:bottom w:val="single" w:sz="4" w:space="0" w:color="000000"/>
-              <w:right w:val="single" w:sz="4" w:space="0" w:color="000000"/>
-            </w:tcBorders>
-            <w:vAlign w:val="center"/>
-          </w:tcPr>
-          <w:p>
-            <w:pPr>
-              <w:spacing w:before="40" w:after="40"/>
-              <w:jc w:val="left"/>
-            </w:pPr>
-            <w:r>
-              <w:rPr>
-                <w:rFonts w:ascii="Adani" w:hAnsi="Adani"/>
-                <w:b w:val="0"/>
-                <w:sz w:val="18"/>
-                <w:u w:val="none"/>
-              </w:rPr>
-              <w:t>ADANI RENEWABLE ENERGY FIFTY FIVE LIMITED</w:t>
-            </w:r>
-          </w:p>
-        </w:tc>
-        <w:tc>
-          <w:tcPr>
-            <w:tcW w:type="dxa" w:w="1587"/>
-            <w:shd w:val="clear" w:color="auto" w:fill="FFFFFF"/>
-            <w:tcBorders>
-              <w:top w:val="single" w:sz="4" w:space="0" w:color="000000"/>
-              <w:left w:val="single" w:sz="4" w:space="0" w:color="000000"/>
-              <w:bottom w:val="single" w:sz="4" w:space="0" w:color="000000"/>
-              <w:right w:val="single" w:sz="4" w:space="0" w:color="000000"/>
-            </w:tcBorders>
-            <w:vAlign w:val="center"/>
-          </w:tcPr>
-          <w:p>
-            <w:pPr>
-              <w:spacing w:before="40" w:after="40"/>
-              <w:jc w:val="left"/>
-            </w:pPr>
-            <w:r>
-              <w:rPr>
-                <w:rFonts w:ascii="Adani" w:hAnsi="Adani"/>
-                <w:b w:val="0"/>
-                <w:sz w:val="18"/>
-                <w:u w:val="none"/>
-              </w:rPr>
-              <w:t>Additional Director</w:t>
-            </w:r>
-          </w:p>
-        </w:tc>
-        <w:tc>
-          <w:tcPr>
-            <w:tcW w:type="dxa" w:w="1304"/>
-            <w:shd w:val="clear" w:color="auto" w:fill="FFFFFF"/>
-            <w:tcBorders>
-              <w:top w:val="single" w:sz="4" w:space="0" w:color="000000"/>
-              <w:left w:val="single" w:sz="4" w:space="0" w:color="000000"/>
-              <w:bottom w:val="single" w:sz="4" w:space="0" w:color="000000"/>
-              <w:right w:val="single" w:sz="4" w:space="0" w:color="000000"/>
-            </w:tcBorders>
-            <w:vAlign w:val="center"/>
-          </w:tcPr>
-          <w:p>
-            <w:pPr>
-              <w:spacing w:before="40" w:after="40"/>
-              <w:jc w:val="left"/>
-            </w:pPr>
-            <w:r>
-              <w:rPr>
-                <w:rFonts w:ascii="Adani" w:hAnsi="Adani"/>
-                <w:b w:val="0"/>
-                <w:sz w:val="18"/>
-                <w:u w:val="none"/>
-              </w:rPr>
-              <w:t>26/08/2025</w:t>
-            </w:r>
-          </w:p>
-        </w:tc>
-      </w:tr>
-      <w:tr>
-        <w:tc>
-          <w:tcPr>
-            <w:tcW w:type="dxa" w:w="2268"/>
-            <w:shd w:val="clear" w:color="auto" w:fill="FFFFFF"/>
-            <w:tcBorders>
-              <w:top w:val="single" w:sz="4" w:space="0" w:color="000000"/>
-              <w:left w:val="single" w:sz="4" w:space="0" w:color="000000"/>
-              <w:bottom w:val="single" w:sz="4" w:space="0" w:color="000000"/>
-              <w:right w:val="single" w:sz="4" w:space="0" w:color="000000"/>
-            </w:tcBorders>
-            <w:vAlign w:val="center"/>
-          </w:tcPr>
-          <w:p>
-            <w:pPr>
-              <w:spacing w:before="40" w:after="40"/>
-              <w:jc w:val="left"/>
-            </w:pPr>
-            <w:r>
-              <w:rPr>
-                <w:rFonts w:ascii="Adani" w:hAnsi="Adani"/>
-                <w:b w:val="0"/>
-                <w:sz w:val="18"/>
-                <w:u w:val="none"/>
-              </w:rPr>
-              <w:t>U35105GJ2023PLC146961</w:t>
-            </w:r>
-          </w:p>
-        </w:tc>
-        <w:tc>
-          <w:tcPr>
-            <w:tcW w:type="dxa" w:w="4252"/>
-            <w:shd w:val="clear" w:color="auto" w:fill="FFFFFF"/>
-            <w:tcBorders>
-              <w:top w:val="single" w:sz="4" w:space="0" w:color="000000"/>
-              <w:left w:val="single" w:sz="4" w:space="0" w:color="000000"/>
-              <w:bottom w:val="single" w:sz="4" w:space="0" w:color="000000"/>
-              <w:right w:val="single" w:sz="4" w:space="0" w:color="000000"/>
-            </w:tcBorders>
-            <w:vAlign w:val="center"/>
-          </w:tcPr>
-          <w:p>
-            <w:pPr>
-              <w:spacing w:before="40" w:after="40"/>
-              <w:jc w:val="left"/>
-            </w:pPr>
-            <w:r>
-              <w:rPr>
-                <w:rFonts w:ascii="Adani" w:hAnsi="Adani"/>
-                <w:b w:val="0"/>
-                <w:sz w:val="18"/>
-                <w:u w:val="none"/>
-              </w:rPr>
-              <w:t>ADANI RENEWABLE ENERGY FIFTY EIGHT LIMITED</w:t>
-            </w:r>
-          </w:p>
-        </w:tc>
-        <w:tc>
-          <w:tcPr>
-            <w:tcW w:type="dxa" w:w="1587"/>
-            <w:shd w:val="clear" w:color="auto" w:fill="FFFFFF"/>
-            <w:tcBorders>
-              <w:top w:val="single" w:sz="4" w:space="0" w:color="000000"/>
-              <w:left w:val="single" w:sz="4" w:space="0" w:color="000000"/>
-              <w:bottom w:val="single" w:sz="4" w:space="0" w:color="000000"/>
-              <w:right w:val="single" w:sz="4" w:space="0" w:color="000000"/>
-            </w:tcBorders>
-            <w:vAlign w:val="center"/>
-          </w:tcPr>
-          <w:p>
-            <w:pPr>
-              <w:spacing w:before="40" w:after="40"/>
-              <w:jc w:val="left"/>
-            </w:pPr>
-            <w:r>
-              <w:rPr>
-                <w:rFonts w:ascii="Adani" w:hAnsi="Adani"/>
-                <w:b w:val="0"/>
-                <w:sz w:val="18"/>
-                <w:u w:val="none"/>
-              </w:rPr>
-              <w:t>Additional Director</w:t>
-            </w:r>
-          </w:p>
-        </w:tc>
-        <w:tc>
-          <w:tcPr>
-            <w:tcW w:type="dxa" w:w="1304"/>
-            <w:shd w:val="clear" w:color="auto" w:fill="FFFFFF"/>
-            <w:tcBorders>
-              <w:top w:val="single" w:sz="4" w:space="0" w:color="000000"/>
-              <w:left w:val="single" w:sz="4" w:space="0" w:color="000000"/>
-              <w:bottom w:val="single" w:sz="4" w:space="0" w:color="000000"/>
-              <w:right w:val="single" w:sz="4" w:space="0" w:color="000000"/>
-            </w:tcBorders>
-            <w:vAlign w:val="center"/>
-          </w:tcPr>
-          <w:p>
-            <w:pPr>
-              <w:spacing w:before="40" w:after="40"/>
-              <w:jc w:val="left"/>
-            </w:pPr>
-            <w:r>
-              <w:rPr>
-                <w:rFonts w:ascii="Adani" w:hAnsi="Adani"/>
-                <w:b w:val="0"/>
-                <w:sz w:val="18"/>
-                <w:u w:val="none"/>
-              </w:rPr>
-              <w:t>26/08/2025</w:t>
-            </w:r>
-          </w:p>
-        </w:tc>
-      </w:tr>
-      <w:tr>
-        <w:tc>
-          <w:tcPr>
-            <w:tcW w:type="dxa" w:w="2268"/>
-            <w:shd w:val="clear" w:color="auto" w:fill="FFFFFF"/>
-            <w:tcBorders>
-              <w:top w:val="single" w:sz="4" w:space="0" w:color="000000"/>
-              <w:left w:val="single" w:sz="4" w:space="0" w:color="000000"/>
-              <w:bottom w:val="single" w:sz="4" w:space="0" w:color="000000"/>
-              <w:right w:val="single" w:sz="4" w:space="0" w:color="000000"/>
-            </w:tcBorders>
-            <w:vAlign w:val="center"/>
-          </w:tcPr>
-          <w:p>
-            <w:pPr>
-              <w:spacing w:before="40" w:after="40"/>
-              <w:jc w:val="left"/>
-            </w:pPr>
-            <w:r>
-              <w:rPr>
-                <w:rFonts w:ascii="Adani" w:hAnsi="Adani"/>
-                <w:b w:val="0"/>
-                <w:sz w:val="18"/>
-                <w:u w:val="none"/>
-              </w:rPr>
-              <w:t>U35105GJ2023PLC147023</w:t>
-            </w:r>
-          </w:p>
-        </w:tc>
-        <w:tc>
-          <w:tcPr>
-            <w:tcW w:type="dxa" w:w="4252"/>
-            <w:shd w:val="clear" w:color="auto" w:fill="FFFFFF"/>
-            <w:tcBorders>
-              <w:top w:val="single" w:sz="4" w:space="0" w:color="000000"/>
-              <w:left w:val="single" w:sz="4" w:space="0" w:color="000000"/>
-              <w:bottom w:val="single" w:sz="4" w:space="0" w:color="000000"/>
-              <w:right w:val="single" w:sz="4" w:space="0" w:color="000000"/>
-            </w:tcBorders>
-            <w:vAlign w:val="center"/>
-          </w:tcPr>
-          <w:p>
-            <w:pPr>
-              <w:spacing w:before="40" w:after="40"/>
-              <w:jc w:val="left"/>
-            </w:pPr>
-            <w:r>
-              <w:rPr>
-                <w:rFonts w:ascii="Adani" w:hAnsi="Adani"/>
-                <w:b w:val="0"/>
-                <w:sz w:val="18"/>
-                <w:u w:val="none"/>
-              </w:rPr>
-              <w:t>ADANI RENEWABLE ENERGY FIFTY NINE LIMITED</w:t>
-            </w:r>
-          </w:p>
-        </w:tc>
-        <w:tc>
-          <w:tcPr>
-            <w:tcW w:type="dxa" w:w="1587"/>
-            <w:shd w:val="clear" w:color="auto" w:fill="FFFFFF"/>
-            <w:tcBorders>
-              <w:top w:val="single" w:sz="4" w:space="0" w:color="000000"/>
-              <w:left w:val="single" w:sz="4" w:space="0" w:color="000000"/>
-              <w:bottom w:val="single" w:sz="4" w:space="0" w:color="000000"/>
-              <w:right w:val="single" w:sz="4" w:space="0" w:color="000000"/>
-            </w:tcBorders>
-            <w:vAlign w:val="center"/>
-          </w:tcPr>
-          <w:p>
-            <w:pPr>
-              <w:spacing w:before="40" w:after="40"/>
-              <w:jc w:val="left"/>
-            </w:pPr>
-            <w:r>
-              <w:rPr>
-                <w:rFonts w:ascii="Adani" w:hAnsi="Adani"/>
-                <w:b w:val="0"/>
-                <w:sz w:val="18"/>
-                <w:u w:val="none"/>
-              </w:rPr>
-              <w:t>Additional Director</w:t>
-            </w:r>
-          </w:p>
-        </w:tc>
-        <w:tc>
-          <w:tcPr>
-            <w:tcW w:type="dxa" w:w="1304"/>
-            <w:shd w:val="clear" w:color="auto" w:fill="FFFFFF"/>
-            <w:tcBorders>
-              <w:top w:val="single" w:sz="4" w:space="0" w:color="000000"/>
-              <w:left w:val="single" w:sz="4" w:space="0" w:color="000000"/>
-              <w:bottom w:val="single" w:sz="4" w:space="0" w:color="000000"/>
-              <w:right w:val="single" w:sz="4" w:space="0" w:color="000000"/>
-            </w:tcBorders>
-            <w:vAlign w:val="center"/>
-          </w:tcPr>
-          <w:p>
-            <w:pPr>
-              <w:spacing w:before="40" w:after="40"/>
-              <w:jc w:val="left"/>
-            </w:pPr>
-            <w:r>
-              <w:rPr>
-                <w:rFonts w:ascii="Adani" w:hAnsi="Adani"/>
-                <w:b w:val="0"/>
-                <w:sz w:val="18"/>
-                <w:u w:val="none"/>
-              </w:rPr>
-              <w:t>26/08/2025</w:t>
-            </w:r>
-          </w:p>
-        </w:tc>
-      </w:tr>
-      <w:tr>
-        <w:tc>
-          <w:tcPr>
-            <w:tcW w:type="dxa" w:w="2268"/>
-            <w:shd w:val="clear" w:color="auto" w:fill="FFFFFF"/>
-            <w:tcBorders>
-              <w:top w:val="single" w:sz="4" w:space="0" w:color="000000"/>
-              <w:left w:val="single" w:sz="4" w:space="0" w:color="000000"/>
-              <w:bottom w:val="single" w:sz="4" w:space="0" w:color="000000"/>
-              <w:right w:val="single" w:sz="4" w:space="0" w:color="000000"/>
-            </w:tcBorders>
-            <w:vAlign w:val="center"/>
-          </w:tcPr>
-          <w:p>
-            <w:pPr>
-              <w:spacing w:before="40" w:after="40"/>
-              <w:jc w:val="left"/>
-            </w:pPr>
-            <w:r>
-              <w:rPr>
-                <w:rFonts w:ascii="Adani" w:hAnsi="Adani"/>
-                <w:b w:val="0"/>
-                <w:sz w:val="18"/>
-                <w:u w:val="none"/>
-              </w:rPr>
-              <w:t>U35105GJ2023PLC146958</w:t>
-            </w:r>
-          </w:p>
-        </w:tc>
-        <w:tc>
-          <w:tcPr>
-            <w:tcW w:type="dxa" w:w="4252"/>
-            <w:shd w:val="clear" w:color="auto" w:fill="FFFFFF"/>
-            <w:tcBorders>
-              <w:top w:val="single" w:sz="4" w:space="0" w:color="000000"/>
-              <w:left w:val="single" w:sz="4" w:space="0" w:color="000000"/>
-              <w:bottom w:val="single" w:sz="4" w:space="0" w:color="000000"/>
-              <w:right w:val="single" w:sz="4" w:space="0" w:color="000000"/>
-            </w:tcBorders>
-            <w:vAlign w:val="center"/>
-          </w:tcPr>
-          <w:p>
-            <w:pPr>
-              <w:spacing w:before="40" w:after="40"/>
-              <w:jc w:val="left"/>
-            </w:pPr>
-            <w:r>
-              <w:rPr>
-                <w:rFonts w:ascii="Adani" w:hAnsi="Adani"/>
-                <w:b w:val="0"/>
-                <w:sz w:val="18"/>
-                <w:u w:val="none"/>
-              </w:rPr>
-              <w:t>ADANI RENEWABLE ENERGY FIFTY SEVEN LIMITED</w:t>
-            </w:r>
-          </w:p>
-        </w:tc>
-        <w:tc>
-          <w:tcPr>
-            <w:tcW w:type="dxa" w:w="1587"/>
-            <w:shd w:val="clear" w:color="auto" w:fill="FFFFFF"/>
-            <w:tcBorders>
-              <w:top w:val="single" w:sz="4" w:space="0" w:color="000000"/>
-              <w:left w:val="single" w:sz="4" w:space="0" w:color="000000"/>
-              <w:bottom w:val="single" w:sz="4" w:space="0" w:color="000000"/>
-              <w:right w:val="single" w:sz="4" w:space="0" w:color="000000"/>
-            </w:tcBorders>
-            <w:vAlign w:val="center"/>
-          </w:tcPr>
-          <w:p>
-            <w:pPr>
-              <w:spacing w:before="40" w:after="40"/>
-              <w:jc w:val="left"/>
-            </w:pPr>
-            <w:r>
-              <w:rPr>
-                <w:rFonts w:ascii="Adani" w:hAnsi="Adani"/>
-                <w:b w:val="0"/>
-                <w:sz w:val="18"/>
-                <w:u w:val="none"/>
-              </w:rPr>
-              <w:t>Additional Director</w:t>
-            </w:r>
-          </w:p>
-        </w:tc>
-        <w:tc>
-          <w:tcPr>
-            <w:tcW w:type="dxa" w:w="1304"/>
-            <w:shd w:val="clear" w:color="auto" w:fill="FFFFFF"/>
-            <w:tcBorders>
-              <w:top w:val="single" w:sz="4" w:space="0" w:color="000000"/>
-              <w:left w:val="single" w:sz="4" w:space="0" w:color="000000"/>
-              <w:bottom w:val="single" w:sz="4" w:space="0" w:color="000000"/>
-              <w:right w:val="single" w:sz="4" w:space="0" w:color="000000"/>
-            </w:tcBorders>
-            <w:vAlign w:val="center"/>
-          </w:tcPr>
-          <w:p>
-            <w:pPr>
-              <w:spacing w:before="40" w:after="40"/>
-              <w:jc w:val="left"/>
-            </w:pPr>
-            <w:r>
-              <w:rPr>
-                <w:rFonts w:ascii="Adani" w:hAnsi="Adani"/>
-                <w:b w:val="0"/>
-                <w:sz w:val="18"/>
-                <w:u w:val="none"/>
-              </w:rPr>
-              <w:t>26/08/2025</w:t>
-            </w:r>
-          </w:p>
-        </w:tc>
-      </w:tr>
-      <w:tr>
-        <w:tc>
-          <w:tcPr>
-            <w:tcW w:type="dxa" w:w="2268"/>
-            <w:shd w:val="clear" w:color="auto" w:fill="FFFFFF"/>
-            <w:tcBorders>
-              <w:top w:val="single" w:sz="4" w:space="0" w:color="000000"/>
-              <w:left w:val="single" w:sz="4" w:space="0" w:color="000000"/>
-              <w:bottom w:val="single" w:sz="4" w:space="0" w:color="000000"/>
-              <w:right w:val="single" w:sz="4" w:space="0" w:color="000000"/>
-            </w:tcBorders>
-            <w:vAlign w:val="center"/>
-          </w:tcPr>
-          <w:p>
-            <w:pPr>
-              <w:spacing w:before="40" w:after="40"/>
-              <w:jc w:val="left"/>
-            </w:pPr>
-            <w:r>
-              <w:rPr>
-                <w:rFonts w:ascii="Adani" w:hAnsi="Adani"/>
-                <w:b w:val="0"/>
-                <w:sz w:val="18"/>
-                <w:u w:val="none"/>
-              </w:rPr>
-              <w:t>U40109MH2022PLC384633</w:t>
-            </w:r>
-          </w:p>
-        </w:tc>
-        <w:tc>
-          <w:tcPr>
-            <w:tcW w:type="dxa" w:w="4252"/>
-            <w:shd w:val="clear" w:color="auto" w:fill="FFFFFF"/>
-            <w:tcBorders>
-              <w:top w:val="single" w:sz="4" w:space="0" w:color="000000"/>
-              <w:left w:val="single" w:sz="4" w:space="0" w:color="000000"/>
-              <w:bottom w:val="single" w:sz="4" w:space="0" w:color="000000"/>
-              <w:right w:val="single" w:sz="4" w:space="0" w:color="000000"/>
-            </w:tcBorders>
-            <w:vAlign w:val="center"/>
-          </w:tcPr>
-          <w:p>
-            <w:pPr>
-              <w:spacing w:before="40" w:after="40"/>
-              <w:jc w:val="left"/>
-            </w:pPr>
-            <w:r>
-              <w:rPr>
-                <w:rFonts w:ascii="Adani" w:hAnsi="Adani"/>
-                <w:b w:val="0"/>
-                <w:sz w:val="18"/>
-                <w:u w:val="none"/>
-              </w:rPr>
-              <w:t>ABREL (ODISHA) SPV LIMITED</w:t>
-            </w:r>
-          </w:p>
-        </w:tc>
-        <w:tc>
-          <w:tcPr>
-            <w:tcW w:type="dxa" w:w="1587"/>
-            <w:shd w:val="clear" w:color="auto" w:fill="FFFFFF"/>
-            <w:tcBorders>
-              <w:top w:val="single" w:sz="4" w:space="0" w:color="000000"/>
-              <w:left w:val="single" w:sz="4" w:space="0" w:color="000000"/>
-              <w:bottom w:val="single" w:sz="4" w:space="0" w:color="000000"/>
-              <w:right w:val="single" w:sz="4" w:space="0" w:color="000000"/>
-            </w:tcBorders>
-            <w:vAlign w:val="center"/>
-          </w:tcPr>
-          <w:p>
-            <w:pPr>
-              <w:spacing w:before="40" w:after="40"/>
-              <w:jc w:val="left"/>
-            </w:pPr>
-            <w:r>
-              <w:rPr>
-                <w:rFonts w:ascii="Adani" w:hAnsi="Adani"/>
-                <w:b w:val="0"/>
-                <w:sz w:val="18"/>
-                <w:u w:val="none"/>
-              </w:rPr>
-              <w:t>Manager</w:t>
-            </w:r>
-          </w:p>
-        </w:tc>
-        <w:tc>
-          <w:tcPr>
-            <w:tcW w:type="dxa" w:w="1304"/>
-            <w:shd w:val="clear" w:color="auto" w:fill="FFFFFF"/>
-            <w:tcBorders>
-              <w:top w:val="single" w:sz="4" w:space="0" w:color="000000"/>
-              <w:left w:val="single" w:sz="4" w:space="0" w:color="000000"/>
-              <w:bottom w:val="single" w:sz="4" w:space="0" w:color="000000"/>
-              <w:right w:val="single" w:sz="4" w:space="0" w:color="000000"/>
-            </w:tcBorders>
-            <w:vAlign w:val="center"/>
-          </w:tcPr>
-          <w:p>
-            <w:pPr>
-              <w:spacing w:before="40" w:after="40"/>
-              <w:jc w:val="left"/>
-            </w:pPr>
-            <w:r>
-              <w:rPr>
-                <w:rFonts w:ascii="Adani" w:hAnsi="Adani"/>
-                <w:b w:val="0"/>
-                <w:sz w:val="18"/>
-                <w:u w:val="none"/>
-              </w:rPr>
-              <w:t>15/05/2023</w:t>
-            </w:r>
-          </w:p>
-        </w:tc>
-      </w:tr>
-      <w:tr>
-        <w:tc>
-          <w:tcPr>
-            <w:tcW w:type="dxa" w:w="2268"/>
-            <w:shd w:val="clear" w:color="auto" w:fill="FFFFFF"/>
-            <w:tcBorders>
-              <w:top w:val="single" w:sz="4" w:space="0" w:color="000000"/>
-              <w:left w:val="single" w:sz="4" w:space="0" w:color="000000"/>
-              <w:bottom w:val="single" w:sz="4" w:space="0" w:color="000000"/>
-              <w:right w:val="single" w:sz="4" w:space="0" w:color="000000"/>
-            </w:tcBorders>
-            <w:vAlign w:val="center"/>
-          </w:tcPr>
-          <w:p>
-            <w:pPr>
-              <w:spacing w:before="40" w:after="40"/>
-              <w:jc w:val="left"/>
-            </w:pPr>
-            <w:r>
-              <w:rPr>
-                <w:rFonts w:ascii="Adani" w:hAnsi="Adani"/>
-                <w:b w:val="0"/>
-                <w:sz w:val="18"/>
-                <w:u w:val="none"/>
-              </w:rPr>
-              <w:t>U40106GJ2021PLC120853</w:t>
-            </w:r>
-          </w:p>
-        </w:tc>
-        <w:tc>
-          <w:tcPr>
-            <w:tcW w:type="dxa" w:w="4252"/>
-            <w:shd w:val="clear" w:color="auto" w:fill="FFFFFF"/>
-            <w:tcBorders>
-              <w:top w:val="single" w:sz="4" w:space="0" w:color="000000"/>
-              <w:left w:val="single" w:sz="4" w:space="0" w:color="000000"/>
-              <w:bottom w:val="single" w:sz="4" w:space="0" w:color="000000"/>
-              <w:right w:val="single" w:sz="4" w:space="0" w:color="000000"/>
-            </w:tcBorders>
-            <w:vAlign w:val="center"/>
-          </w:tcPr>
-          <w:p>
-            <w:pPr>
-              <w:spacing w:before="40" w:after="40"/>
-              <w:jc w:val="left"/>
-            </w:pPr>
-            <w:r>
-              <w:rPr>
-                <w:rFonts w:ascii="Adani" w:hAnsi="Adani"/>
-                <w:b w:val="0"/>
-                <w:sz w:val="18"/>
-                <w:u w:val="none"/>
-              </w:rPr>
-              <w:t>ADANI RENEWABLE ENERGY SEVEN LIMITED</w:t>
-            </w:r>
-          </w:p>
-        </w:tc>
-        <w:tc>
-          <w:tcPr>
-            <w:tcW w:type="dxa" w:w="1587"/>
-            <w:shd w:val="clear" w:color="auto" w:fill="FFFFFF"/>
-            <w:tcBorders>
-              <w:top w:val="single" w:sz="4" w:space="0" w:color="000000"/>
-              <w:left w:val="single" w:sz="4" w:space="0" w:color="000000"/>
-              <w:bottom w:val="single" w:sz="4" w:space="0" w:color="000000"/>
-              <w:right w:val="single" w:sz="4" w:space="0" w:color="000000"/>
-            </w:tcBorders>
-            <w:vAlign w:val="center"/>
-          </w:tcPr>
-          <w:p>
-            <w:pPr>
-              <w:spacing w:before="40" w:after="40"/>
-              <w:jc w:val="left"/>
-            </w:pPr>
-            <w:r>
-              <w:rPr>
-                <w:rFonts w:ascii="Adani" w:hAnsi="Adani"/>
-                <w:b w:val="0"/>
-                <w:sz w:val="18"/>
-                <w:u w:val="none"/>
-              </w:rPr>
-              <w:t>Director</w:t>
-            </w:r>
-          </w:p>
-        </w:tc>
-        <w:tc>
-          <w:tcPr>
-            <w:tcW w:type="dxa" w:w="1304"/>
-            <w:shd w:val="clear" w:color="auto" w:fill="FFFFFF"/>
-            <w:tcBorders>
-              <w:top w:val="single" w:sz="4" w:space="0" w:color="000000"/>
-              <w:left w:val="single" w:sz="4" w:space="0" w:color="000000"/>
-              <w:bottom w:val="single" w:sz="4" w:space="0" w:color="000000"/>
-              <w:right w:val="single" w:sz="4" w:space="0" w:color="000000"/>
-            </w:tcBorders>
-            <w:vAlign w:val="center"/>
-          </w:tcPr>
-          <w:p>
-            <w:pPr>
-              <w:spacing w:before="40" w:after="40"/>
-              <w:jc w:val="left"/>
-            </w:pPr>
-            <w:r>
-              <w:rPr>
-                <w:rFonts w:ascii="Adani" w:hAnsi="Adani"/>
-                <w:b w:val="0"/>
-                <w:sz w:val="18"/>
-                <w:u w:val="none"/>
-              </w:rPr>
-              <w:t>04/03/2021</w:t>
-            </w:r>
-          </w:p>
-        </w:tc>
-      </w:tr>
-      <w:tr>
-        <w:tc>
-          <w:tcPr>
-            <w:tcW w:type="dxa" w:w="2268"/>
-            <w:shd w:val="clear" w:color="auto" w:fill="FFFFFF"/>
-            <w:tcBorders>
-              <w:top w:val="single" w:sz="4" w:space="0" w:color="000000"/>
-              <w:left w:val="single" w:sz="4" w:space="0" w:color="000000"/>
-              <w:bottom w:val="single" w:sz="4" w:space="0" w:color="000000"/>
-              <w:right w:val="single" w:sz="4" w:space="0" w:color="000000"/>
-            </w:tcBorders>
-            <w:vAlign w:val="center"/>
-          </w:tcPr>
-          <w:p>
-            <w:pPr>
-              <w:spacing w:before="40" w:after="40"/>
-              <w:jc w:val="left"/>
-            </w:pPr>
-            <w:r>
-              <w:rPr>
-                <w:rFonts w:ascii="Adani" w:hAnsi="Adani"/>
-                <w:b w:val="0"/>
-                <w:sz w:val="18"/>
-                <w:u w:val="none"/>
-              </w:rPr>
-              <w:t>U40106GJ2021PLC120856</w:t>
-            </w:r>
-          </w:p>
-        </w:tc>
-        <w:tc>
-          <w:tcPr>
-            <w:tcW w:type="dxa" w:w="4252"/>
-            <w:shd w:val="clear" w:color="auto" w:fill="FFFFFF"/>
-            <w:tcBorders>
-              <w:top w:val="single" w:sz="4" w:space="0" w:color="000000"/>
-              <w:left w:val="single" w:sz="4" w:space="0" w:color="000000"/>
-              <w:bottom w:val="single" w:sz="4" w:space="0" w:color="000000"/>
-              <w:right w:val="single" w:sz="4" w:space="0" w:color="000000"/>
-            </w:tcBorders>
-            <w:vAlign w:val="center"/>
-          </w:tcPr>
-          <w:p>
-            <w:pPr>
-              <w:spacing w:before="40" w:after="40"/>
-              <w:jc w:val="left"/>
-            </w:pPr>
-            <w:r>
-              <w:rPr>
-                <w:rFonts w:ascii="Adani" w:hAnsi="Adani"/>
-                <w:b w:val="0"/>
-                <w:sz w:val="18"/>
-                <w:u w:val="none"/>
-              </w:rPr>
-              <w:t>ADANI RENEWABLE ENERGY TEN LIMITED</w:t>
-            </w:r>
-          </w:p>
-        </w:tc>
-        <w:tc>
-          <w:tcPr>
-            <w:tcW w:type="dxa" w:w="1587"/>
-            <w:shd w:val="clear" w:color="auto" w:fill="FFFFFF"/>
-            <w:tcBorders>
-              <w:top w:val="single" w:sz="4" w:space="0" w:color="000000"/>
-              <w:left w:val="single" w:sz="4" w:space="0" w:color="000000"/>
-              <w:bottom w:val="single" w:sz="4" w:space="0" w:color="000000"/>
-              <w:right w:val="single" w:sz="4" w:space="0" w:color="000000"/>
-            </w:tcBorders>
-            <w:vAlign w:val="center"/>
-          </w:tcPr>
-          <w:p>
-            <w:pPr>
-              <w:spacing w:before="40" w:after="40"/>
-              <w:jc w:val="left"/>
-            </w:pPr>
-            <w:r>
-              <w:rPr>
-                <w:rFonts w:ascii="Adani" w:hAnsi="Adani"/>
-                <w:b w:val="0"/>
-                <w:sz w:val="18"/>
-                <w:u w:val="none"/>
-              </w:rPr>
-              <w:t>Director</w:t>
-            </w:r>
-          </w:p>
-        </w:tc>
-        <w:tc>
-          <w:tcPr>
-            <w:tcW w:type="dxa" w:w="1304"/>
-            <w:shd w:val="clear" w:color="auto" w:fill="FFFFFF"/>
-            <w:tcBorders>
-              <w:top w:val="single" w:sz="4" w:space="0" w:color="000000"/>
-              <w:left w:val="single" w:sz="4" w:space="0" w:color="000000"/>
-              <w:bottom w:val="single" w:sz="4" w:space="0" w:color="000000"/>
-              <w:right w:val="single" w:sz="4" w:space="0" w:color="000000"/>
-            </w:tcBorders>
-            <w:vAlign w:val="center"/>
-          </w:tcPr>
-          <w:p>
-            <w:pPr>
-              <w:spacing w:before="40" w:after="40"/>
-              <w:jc w:val="left"/>
-            </w:pPr>
-            <w:r>
-              <w:rPr>
-                <w:rFonts w:ascii="Adani" w:hAnsi="Adani"/>
-                <w:b w:val="0"/>
-                <w:sz w:val="18"/>
-                <w:u w:val="none"/>
-              </w:rPr>
-              <w:t>04/03/2021</w:t>
-            </w:r>
-          </w:p>
-        </w:tc>
-      </w:tr>
-      <w:tr>
-        <w:tc>
-          <w:tcPr>
-            <w:tcW w:type="dxa" w:w="2268"/>
-            <w:shd w:val="clear" w:color="auto" w:fill="FFFFFF"/>
-            <w:tcBorders>
-              <w:top w:val="single" w:sz="4" w:space="0" w:color="000000"/>
-              <w:left w:val="single" w:sz="4" w:space="0" w:color="000000"/>
-              <w:bottom w:val="single" w:sz="4" w:space="0" w:color="000000"/>
-              <w:right w:val="single" w:sz="4" w:space="0" w:color="000000"/>
-            </w:tcBorders>
-            <w:vAlign w:val="center"/>
-          </w:tcPr>
-          <w:p>
-            <w:pPr>
-              <w:spacing w:before="40" w:after="40"/>
-              <w:jc w:val="left"/>
-            </w:pPr>
-            <w:r>
-              <w:rPr>
-                <w:rFonts w:ascii="Adani" w:hAnsi="Adani"/>
-                <w:b w:val="0"/>
-                <w:sz w:val="18"/>
-                <w:u w:val="none"/>
-              </w:rPr>
-              <w:t>U40108GJ2021PLC120842</w:t>
-            </w:r>
-          </w:p>
-        </w:tc>
-        <w:tc>
-          <w:tcPr>
-            <w:tcW w:type="dxa" w:w="4252"/>
-            <w:shd w:val="clear" w:color="auto" w:fill="FFFFFF"/>
-            <w:tcBorders>
-              <w:top w:val="single" w:sz="4" w:space="0" w:color="000000"/>
-              <w:left w:val="single" w:sz="4" w:space="0" w:color="000000"/>
-              <w:bottom w:val="single" w:sz="4" w:space="0" w:color="000000"/>
-              <w:right w:val="single" w:sz="4" w:space="0" w:color="000000"/>
-            </w:tcBorders>
-            <w:vAlign w:val="center"/>
-          </w:tcPr>
-          <w:p>
-            <w:pPr>
-              <w:spacing w:before="40" w:after="40"/>
-              <w:jc w:val="left"/>
-            </w:pPr>
-            <w:r>
-              <w:rPr>
-                <w:rFonts w:ascii="Adani" w:hAnsi="Adani"/>
-                <w:b w:val="0"/>
-                <w:sz w:val="18"/>
-                <w:u w:val="none"/>
-              </w:rPr>
-              <w:t>ADANI RENEWABLE ENERGY TWO LIMITED</w:t>
-            </w:r>
-          </w:p>
-        </w:tc>
-        <w:tc>
-          <w:tcPr>
-            <w:tcW w:type="dxa" w:w="1587"/>
-            <w:shd w:val="clear" w:color="auto" w:fill="FFFFFF"/>
-            <w:tcBorders>
-              <w:top w:val="single" w:sz="4" w:space="0" w:color="000000"/>
-              <w:left w:val="single" w:sz="4" w:space="0" w:color="000000"/>
-              <w:bottom w:val="single" w:sz="4" w:space="0" w:color="000000"/>
-              <w:right w:val="single" w:sz="4" w:space="0" w:color="000000"/>
-            </w:tcBorders>
-            <w:vAlign w:val="center"/>
-          </w:tcPr>
-          <w:p>
-            <w:pPr>
-              <w:spacing w:before="40" w:after="40"/>
-              <w:jc w:val="left"/>
-            </w:pPr>
-            <w:r>
-              <w:rPr>
-                <w:rFonts w:ascii="Adani" w:hAnsi="Adani"/>
-                <w:b w:val="0"/>
-                <w:sz w:val="18"/>
-                <w:u w:val="none"/>
-              </w:rPr>
-              <w:t>Director</w:t>
-            </w:r>
-          </w:p>
-        </w:tc>
-        <w:tc>
-          <w:tcPr>
-            <w:tcW w:type="dxa" w:w="1304"/>
-            <w:shd w:val="clear" w:color="auto" w:fill="FFFFFF"/>
-            <w:tcBorders>
-              <w:top w:val="single" w:sz="4" w:space="0" w:color="000000"/>
-              <w:left w:val="single" w:sz="4" w:space="0" w:color="000000"/>
-              <w:bottom w:val="single" w:sz="4" w:space="0" w:color="000000"/>
-              <w:right w:val="single" w:sz="4" w:space="0" w:color="000000"/>
-            </w:tcBorders>
-            <w:vAlign w:val="center"/>
-          </w:tcPr>
-          <w:p>
-            <w:pPr>
-              <w:spacing w:before="40" w:after="40"/>
-              <w:jc w:val="left"/>
-            </w:pPr>
-            <w:r>
-              <w:rPr>
-                <w:rFonts w:ascii="Adani" w:hAnsi="Adani"/>
-                <w:b w:val="0"/>
-                <w:sz w:val="18"/>
-                <w:u w:val="none"/>
-              </w:rPr>
-              <w:t>04/03/2021</w:t>
-            </w:r>
-          </w:p>
-        </w:tc>
-      </w:tr>
-      <w:tr>
-        <w:tc>
-          <w:tcPr>
-            <w:tcW w:type="dxa" w:w="2268"/>
-            <w:shd w:val="clear" w:color="auto" w:fill="FFFFFF"/>
-            <w:tcBorders>
-              <w:top w:val="single" w:sz="4" w:space="0" w:color="000000"/>
-              <w:left w:val="single" w:sz="4" w:space="0" w:color="000000"/>
-              <w:bottom w:val="single" w:sz="4" w:space="0" w:color="000000"/>
-              <w:right w:val="single" w:sz="4" w:space="0" w:color="000000"/>
-            </w:tcBorders>
-            <w:vAlign w:val="center"/>
-          </w:tcPr>
-          <w:p>
-            <w:pPr>
-              <w:spacing w:before="40" w:after="40"/>
-              <w:jc w:val="left"/>
-            </w:pPr>
-            <w:r>
-              <w:rPr>
-                <w:rFonts w:ascii="Adani" w:hAnsi="Adani"/>
-                <w:b w:val="0"/>
-                <w:sz w:val="18"/>
-                <w:u w:val="none"/>
-              </w:rPr>
-              <w:t>U40109GJ2021PLC120855</w:t>
-            </w:r>
-          </w:p>
-        </w:tc>
-        <w:tc>
-          <w:tcPr>
-            <w:tcW w:type="dxa" w:w="4252"/>
-            <w:shd w:val="clear" w:color="auto" w:fill="FFFFFF"/>
-            <w:tcBorders>
-              <w:top w:val="single" w:sz="4" w:space="0" w:color="000000"/>
-              <w:left w:val="single" w:sz="4" w:space="0" w:color="000000"/>
-              <w:bottom w:val="single" w:sz="4" w:space="0" w:color="000000"/>
-              <w:right w:val="single" w:sz="4" w:space="0" w:color="000000"/>
-            </w:tcBorders>
-            <w:vAlign w:val="center"/>
-          </w:tcPr>
-          <w:p>
-            <w:pPr>
-              <w:spacing w:before="40" w:after="40"/>
-              <w:jc w:val="left"/>
-            </w:pPr>
-            <w:r>
-              <w:rPr>
-                <w:rFonts w:ascii="Adani" w:hAnsi="Adani"/>
-                <w:b w:val="0"/>
-                <w:sz w:val="18"/>
-                <w:u w:val="none"/>
-              </w:rPr>
-              <w:t>ADANI RENEWABLE ENERGY EIGHT LIMITED</w:t>
-            </w:r>
-          </w:p>
-        </w:tc>
-        <w:tc>
-          <w:tcPr>
-            <w:tcW w:type="dxa" w:w="1587"/>
-            <w:shd w:val="clear" w:color="auto" w:fill="FFFFFF"/>
-            <w:tcBorders>
-              <w:top w:val="single" w:sz="4" w:space="0" w:color="000000"/>
-              <w:left w:val="single" w:sz="4" w:space="0" w:color="000000"/>
-              <w:bottom w:val="single" w:sz="4" w:space="0" w:color="000000"/>
-              <w:right w:val="single" w:sz="4" w:space="0" w:color="000000"/>
-            </w:tcBorders>
-            <w:vAlign w:val="center"/>
-          </w:tcPr>
-          <w:p>
-            <w:pPr>
-              <w:spacing w:before="40" w:after="40"/>
-              <w:jc w:val="left"/>
-            </w:pPr>
-            <w:r>
-              <w:rPr>
-                <w:rFonts w:ascii="Adani" w:hAnsi="Adani"/>
-                <w:b w:val="0"/>
-                <w:sz w:val="18"/>
-                <w:u w:val="none"/>
-              </w:rPr>
-              <w:t>Director</w:t>
-            </w:r>
-          </w:p>
-        </w:tc>
-        <w:tc>
-          <w:tcPr>
-            <w:tcW w:type="dxa" w:w="1304"/>
-            <w:shd w:val="clear" w:color="auto" w:fill="FFFFFF"/>
-            <w:tcBorders>
-              <w:top w:val="single" w:sz="4" w:space="0" w:color="000000"/>
-              <w:left w:val="single" w:sz="4" w:space="0" w:color="000000"/>
-              <w:bottom w:val="single" w:sz="4" w:space="0" w:color="000000"/>
-              <w:right w:val="single" w:sz="4" w:space="0" w:color="000000"/>
-            </w:tcBorders>
-            <w:vAlign w:val="center"/>
-          </w:tcPr>
-          <w:p>
-            <w:pPr>
-              <w:spacing w:before="40" w:after="40"/>
-              <w:jc w:val="left"/>
-            </w:pPr>
-            <w:r>
-              <w:rPr>
-                <w:rFonts w:ascii="Adani" w:hAnsi="Adani"/>
-                <w:b w:val="0"/>
-                <w:sz w:val="18"/>
-                <w:u w:val="none"/>
-              </w:rPr>
-              <w:t>04/03/2021</w:t>
-            </w:r>
-          </w:p>
-        </w:tc>
-      </w:tr>
-      <w:tr>
-        <w:tc>
-          <w:tcPr>
-            <w:tcW w:type="dxa" w:w="2268"/>
-            <w:shd w:val="clear" w:color="auto" w:fill="FFFFFF"/>
-            <w:tcBorders>
-              <w:top w:val="single" w:sz="4" w:space="0" w:color="000000"/>
-              <w:left w:val="single" w:sz="4" w:space="0" w:color="000000"/>
-              <w:bottom w:val="single" w:sz="4" w:space="0" w:color="000000"/>
-              <w:right w:val="single" w:sz="4" w:space="0" w:color="000000"/>
-            </w:tcBorders>
-            <w:vAlign w:val="center"/>
-          </w:tcPr>
-          <w:p>
-            <w:pPr>
-              <w:spacing w:before="40" w:after="40"/>
-              <w:jc w:val="left"/>
-            </w:pPr>
-            <w:r>
-              <w:rPr>
-                <w:rFonts w:ascii="Adani" w:hAnsi="Adani"/>
-                <w:b w:val="0"/>
-                <w:sz w:val="18"/>
-                <w:u w:val="none"/>
-              </w:rPr>
-              <w:t>U40300GJ2021PLC120854</w:t>
-            </w:r>
-          </w:p>
-        </w:tc>
-        <w:tc>
-          <w:tcPr>
-            <w:tcW w:type="dxa" w:w="4252"/>
-            <w:shd w:val="clear" w:color="auto" w:fill="FFFFFF"/>
-            <w:tcBorders>
-              <w:top w:val="single" w:sz="4" w:space="0" w:color="000000"/>
-              <w:left w:val="single" w:sz="4" w:space="0" w:color="000000"/>
-              <w:bottom w:val="single" w:sz="4" w:space="0" w:color="000000"/>
-              <w:right w:val="single" w:sz="4" w:space="0" w:color="000000"/>
-            </w:tcBorders>
-            <w:vAlign w:val="center"/>
-          </w:tcPr>
-          <w:p>
-            <w:pPr>
-              <w:spacing w:before="40" w:after="40"/>
-              <w:jc w:val="left"/>
-            </w:pPr>
-            <w:r>
-              <w:rPr>
-                <w:rFonts w:ascii="Adani" w:hAnsi="Adani"/>
-                <w:b w:val="0"/>
-                <w:sz w:val="18"/>
-                <w:u w:val="none"/>
-              </w:rPr>
-              <w:t>ADANI RENEWABLE ENERGY NINE LIMITED</w:t>
-            </w:r>
-          </w:p>
-        </w:tc>
-        <w:tc>
-          <w:tcPr>
-            <w:tcW w:type="dxa" w:w="1587"/>
-            <w:shd w:val="clear" w:color="auto" w:fill="FFFFFF"/>
-            <w:tcBorders>
-              <w:top w:val="single" w:sz="4" w:space="0" w:color="000000"/>
-              <w:left w:val="single" w:sz="4" w:space="0" w:color="000000"/>
-              <w:bottom w:val="single" w:sz="4" w:space="0" w:color="000000"/>
-              <w:right w:val="single" w:sz="4" w:space="0" w:color="000000"/>
-            </w:tcBorders>
-            <w:vAlign w:val="center"/>
-          </w:tcPr>
-          <w:p>
-            <w:pPr>
-              <w:spacing w:before="40" w:after="40"/>
-              <w:jc w:val="left"/>
-            </w:pPr>
-            <w:r>
-              <w:rPr>
-                <w:rFonts w:ascii="Adani" w:hAnsi="Adani"/>
-                <w:b w:val="0"/>
-                <w:sz w:val="18"/>
-                <w:u w:val="none"/>
-              </w:rPr>
-              <w:t>Director</w:t>
-            </w:r>
-          </w:p>
-        </w:tc>
-        <w:tc>
-          <w:tcPr>
-            <w:tcW w:type="dxa" w:w="1304"/>
-            <w:shd w:val="clear" w:color="auto" w:fill="FFFFFF"/>
-            <w:tcBorders>
-              <w:top w:val="single" w:sz="4" w:space="0" w:color="000000"/>
-              <w:left w:val="single" w:sz="4" w:space="0" w:color="000000"/>
-              <w:bottom w:val="single" w:sz="4" w:space="0" w:color="000000"/>
-              <w:right w:val="single" w:sz="4" w:space="0" w:color="000000"/>
-            </w:tcBorders>
-            <w:vAlign w:val="center"/>
-          </w:tcPr>
-          <w:p>
-            <w:pPr>
-              <w:spacing w:before="40" w:after="40"/>
-              <w:jc w:val="left"/>
-            </w:pPr>
-            <w:r>
-              <w:rPr>
-                <w:rFonts w:ascii="Adani" w:hAnsi="Adani"/>
-                <w:b w:val="0"/>
-                <w:sz w:val="18"/>
-                <w:u w:val="none"/>
-              </w:rPr>
-              <w:t>04/03/2021</w:t>
-            </w:r>
-          </w:p>
-        </w:tc>
-      </w:tr>
-      <w:tr>
-        <w:tc>
-          <w:tcPr>
-            <w:tcW w:type="dxa" w:w="2268"/>
-            <w:shd w:val="clear" w:color="auto" w:fill="FFFFFF"/>
-            <w:tcBorders>
-              <w:top w:val="single" w:sz="4" w:space="0" w:color="000000"/>
-              <w:left w:val="single" w:sz="4" w:space="0" w:color="000000"/>
-              <w:bottom w:val="single" w:sz="4" w:space="0" w:color="000000"/>
-              <w:right w:val="single" w:sz="4" w:space="0" w:color="000000"/>
-            </w:tcBorders>
-            <w:vAlign w:val="center"/>
-          </w:tcPr>
-          <w:p>
-            <w:pPr>
-              <w:spacing w:before="40" w:after="40"/>
-              <w:jc w:val="left"/>
-            </w:pPr>
-            <w:r>
-              <w:rPr>
-                <w:rFonts w:ascii="Adani" w:hAnsi="Adani"/>
-                <w:b w:val="0"/>
-                <w:sz w:val="18"/>
-                <w:u w:val="none"/>
-              </w:rPr>
-              <w:t>U40106GJ2021PLC120843</w:t>
-            </w:r>
-          </w:p>
-        </w:tc>
-        <w:tc>
-          <w:tcPr>
-            <w:tcW w:type="dxa" w:w="4252"/>
-            <w:shd w:val="clear" w:color="auto" w:fill="FFFFFF"/>
-            <w:tcBorders>
-              <w:top w:val="single" w:sz="4" w:space="0" w:color="000000"/>
-              <w:left w:val="single" w:sz="4" w:space="0" w:color="000000"/>
-              <w:bottom w:val="single" w:sz="4" w:space="0" w:color="000000"/>
-              <w:right w:val="single" w:sz="4" w:space="0" w:color="000000"/>
-            </w:tcBorders>
-            <w:vAlign w:val="center"/>
-          </w:tcPr>
-          <w:p>
-            <w:pPr>
-              <w:spacing w:before="40" w:after="40"/>
-              <w:jc w:val="left"/>
-            </w:pPr>
-            <w:r>
-              <w:rPr>
-                <w:rFonts w:ascii="Adani" w:hAnsi="Adani"/>
-                <w:b w:val="0"/>
-                <w:sz w:val="18"/>
-                <w:u w:val="none"/>
-              </w:rPr>
-              <w:t>ADANI RENEWABLE ENERGY ONE LIMITED</w:t>
-            </w:r>
-          </w:p>
-        </w:tc>
-        <w:tc>
-          <w:tcPr>
-            <w:tcW w:type="dxa" w:w="1587"/>
-            <w:shd w:val="clear" w:color="auto" w:fill="FFFFFF"/>
-            <w:tcBorders>
-              <w:top w:val="single" w:sz="4" w:space="0" w:color="000000"/>
-              <w:left w:val="single" w:sz="4" w:space="0" w:color="000000"/>
-              <w:bottom w:val="single" w:sz="4" w:space="0" w:color="000000"/>
-              <w:right w:val="single" w:sz="4" w:space="0" w:color="000000"/>
-            </w:tcBorders>
-            <w:vAlign w:val="center"/>
-          </w:tcPr>
-          <w:p>
-            <w:pPr>
-              <w:spacing w:before="40" w:after="40"/>
-              <w:jc w:val="left"/>
-            </w:pPr>
-            <w:r>
-              <w:rPr>
-                <w:rFonts w:ascii="Adani" w:hAnsi="Adani"/>
-                <w:b w:val="0"/>
-                <w:sz w:val="18"/>
-                <w:u w:val="none"/>
-              </w:rPr>
-              <w:t>Director</w:t>
-            </w:r>
-          </w:p>
-        </w:tc>
-        <w:tc>
-          <w:tcPr>
-            <w:tcW w:type="dxa" w:w="1304"/>
-            <w:shd w:val="clear" w:color="auto" w:fill="FFFFFF"/>
-            <w:tcBorders>
-              <w:top w:val="single" w:sz="4" w:space="0" w:color="000000"/>
-              <w:left w:val="single" w:sz="4" w:space="0" w:color="000000"/>
-              <w:bottom w:val="single" w:sz="4" w:space="0" w:color="000000"/>
-              <w:right w:val="single" w:sz="4" w:space="0" w:color="000000"/>
-            </w:tcBorders>
-            <w:vAlign w:val="center"/>
-          </w:tcPr>
-          <w:p>
-            <w:pPr>
-              <w:spacing w:before="40" w:after="40"/>
-              <w:jc w:val="left"/>
-            </w:pPr>
-            <w:r>
-              <w:rPr>
-                <w:rFonts w:ascii="Adani" w:hAnsi="Adani"/>
-                <w:b w:val="0"/>
-                <w:sz w:val="18"/>
-                <w:u w:val="none"/>
-              </w:rPr>
-              <w:t>04/03/2021</w:t>
-            </w:r>
-          </w:p>
-        </w:tc>
-      </w:tr>
-      <w:tr>
-        <w:tc>
-          <w:tcPr>
-            <w:tcW w:type="dxa" w:w="2268"/>
-            <w:shd w:val="clear" w:color="auto" w:fill="FFFFFF"/>
-            <w:tcBorders>
-              <w:top w:val="single" w:sz="4" w:space="0" w:color="000000"/>
-              <w:left w:val="single" w:sz="4" w:space="0" w:color="000000"/>
-              <w:bottom w:val="single" w:sz="4" w:space="0" w:color="000000"/>
-              <w:right w:val="single" w:sz="4" w:space="0" w:color="000000"/>
-            </w:tcBorders>
-            <w:vAlign w:val="center"/>
-          </w:tcPr>
-          <w:p>
-            <w:pPr>
-              <w:spacing w:before="40" w:after="40"/>
-              <w:jc w:val="left"/>
-            </w:pPr>
-            <w:r>
-              <w:rPr>
-                <w:rFonts w:ascii="Adani" w:hAnsi="Adani"/>
-                <w:b w:val="0"/>
-                <w:sz w:val="18"/>
-                <w:u w:val="none"/>
-              </w:rPr>
-              <w:t>U40106GJ2021PLC120849</w:t>
-            </w:r>
-          </w:p>
-        </w:tc>
-        <w:tc>
-          <w:tcPr>
-            <w:tcW w:type="dxa" w:w="4252"/>
-            <w:shd w:val="clear" w:color="auto" w:fill="FFFFFF"/>
-            <w:tcBorders>
-              <w:top w:val="single" w:sz="4" w:space="0" w:color="000000"/>
-              <w:left w:val="single" w:sz="4" w:space="0" w:color="000000"/>
-              <w:bottom w:val="single" w:sz="4" w:space="0" w:color="000000"/>
-              <w:right w:val="single" w:sz="4" w:space="0" w:color="000000"/>
-            </w:tcBorders>
-            <w:vAlign w:val="center"/>
-          </w:tcPr>
-          <w:p>
-            <w:pPr>
-              <w:spacing w:before="40" w:after="40"/>
-              <w:jc w:val="left"/>
-            </w:pPr>
-            <w:r>
-              <w:rPr>
-                <w:rFonts w:ascii="Adani" w:hAnsi="Adani"/>
-                <w:b w:val="0"/>
-                <w:sz w:val="18"/>
-                <w:u w:val="none"/>
-              </w:rPr>
-              <w:t>ADANI RENEWABLE ENERGY THREE LIMITED</w:t>
-            </w:r>
-          </w:p>
-        </w:tc>
-        <w:tc>
-          <w:tcPr>
-            <w:tcW w:type="dxa" w:w="1587"/>
-            <w:shd w:val="clear" w:color="auto" w:fill="FFFFFF"/>
-            <w:tcBorders>
-              <w:top w:val="single" w:sz="4" w:space="0" w:color="000000"/>
-              <w:left w:val="single" w:sz="4" w:space="0" w:color="000000"/>
-              <w:bottom w:val="single" w:sz="4" w:space="0" w:color="000000"/>
-              <w:right w:val="single" w:sz="4" w:space="0" w:color="000000"/>
-            </w:tcBorders>
-            <w:vAlign w:val="center"/>
-          </w:tcPr>
-          <w:p>
-            <w:pPr>
-              <w:spacing w:before="40" w:after="40"/>
-              <w:jc w:val="left"/>
-            </w:pPr>
-            <w:r>
-              <w:rPr>
-                <w:rFonts w:ascii="Adani" w:hAnsi="Adani"/>
-                <w:b w:val="0"/>
-                <w:sz w:val="18"/>
-                <w:u w:val="none"/>
-              </w:rPr>
-              <w:t>Director</w:t>
-            </w:r>
-          </w:p>
-        </w:tc>
-        <w:tc>
-          <w:tcPr>
-            <w:tcW w:type="dxa" w:w="1304"/>
-            <w:shd w:val="clear" w:color="auto" w:fill="FFFFFF"/>
-            <w:tcBorders>
-              <w:top w:val="single" w:sz="4" w:space="0" w:color="000000"/>
-              <w:left w:val="single" w:sz="4" w:space="0" w:color="000000"/>
-              <w:bottom w:val="single" w:sz="4" w:space="0" w:color="000000"/>
-              <w:right w:val="single" w:sz="4" w:space="0" w:color="000000"/>
-            </w:tcBorders>
-            <w:vAlign w:val="center"/>
-          </w:tcPr>
-          <w:p>
-            <w:pPr>
-              <w:spacing w:before="40" w:after="40"/>
-              <w:jc w:val="left"/>
-            </w:pPr>
-            <w:r>
-              <w:rPr>
-                <w:rFonts w:ascii="Adani" w:hAnsi="Adani"/>
-                <w:b w:val="0"/>
-                <w:sz w:val="18"/>
-                <w:u w:val="none"/>
-              </w:rPr>
-              <w:t>04/03/2021</w:t>
-            </w:r>
-          </w:p>
-        </w:tc>
-      </w:tr>
-      <w:tr>
-        <w:tc>
-          <w:tcPr>
-            <w:tcW w:type="dxa" w:w="2268"/>
-            <w:shd w:val="clear" w:color="auto" w:fill="FFFFFF"/>
-            <w:tcBorders>
-              <w:top w:val="single" w:sz="4" w:space="0" w:color="000000"/>
-              <w:left w:val="single" w:sz="4" w:space="0" w:color="000000"/>
-              <w:bottom w:val="single" w:sz="4" w:space="0" w:color="000000"/>
-              <w:right w:val="single" w:sz="4" w:space="0" w:color="000000"/>
-            </w:tcBorders>
-            <w:vAlign w:val="center"/>
-          </w:tcPr>
-          <w:p>
-            <w:pPr>
-              <w:spacing w:before="40" w:after="40"/>
-              <w:jc w:val="left"/>
-            </w:pPr>
-            <w:r>
-              <w:rPr>
-                <w:rFonts w:ascii="Adani" w:hAnsi="Adani"/>
-                <w:b w:val="0"/>
-                <w:sz w:val="18"/>
-                <w:u w:val="none"/>
-              </w:rPr>
-              <w:t>U40106GJ2021PLC120850</w:t>
-            </w:r>
-          </w:p>
-        </w:tc>
-        <w:tc>
-          <w:tcPr>
-            <w:tcW w:type="dxa" w:w="4252"/>
-            <w:shd w:val="clear" w:color="auto" w:fill="FFFFFF"/>
-            <w:tcBorders>
-              <w:top w:val="single" w:sz="4" w:space="0" w:color="000000"/>
-              <w:left w:val="single" w:sz="4" w:space="0" w:color="000000"/>
-              <w:bottom w:val="single" w:sz="4" w:space="0" w:color="000000"/>
-              <w:right w:val="single" w:sz="4" w:space="0" w:color="000000"/>
-            </w:tcBorders>
-            <w:vAlign w:val="center"/>
-          </w:tcPr>
-          <w:p>
-            <w:pPr>
-              <w:spacing w:before="40" w:after="40"/>
-              <w:jc w:val="left"/>
-            </w:pPr>
-            <w:r>
-              <w:rPr>
-                <w:rFonts w:ascii="Adani" w:hAnsi="Adani"/>
-                <w:b w:val="0"/>
-                <w:sz w:val="18"/>
-                <w:u w:val="none"/>
-              </w:rPr>
-              <w:t>ADANI RENEWABLE ENERGY FIVE LIMITED</w:t>
-            </w:r>
-          </w:p>
-        </w:tc>
-        <w:tc>
-          <w:tcPr>
-            <w:tcW w:type="dxa" w:w="1587"/>
-            <w:shd w:val="clear" w:color="auto" w:fill="FFFFFF"/>
-            <w:tcBorders>
-              <w:top w:val="single" w:sz="4" w:space="0" w:color="000000"/>
-              <w:left w:val="single" w:sz="4" w:space="0" w:color="000000"/>
-              <w:bottom w:val="single" w:sz="4" w:space="0" w:color="000000"/>
-              <w:right w:val="single" w:sz="4" w:space="0" w:color="000000"/>
-            </w:tcBorders>
-            <w:vAlign w:val="center"/>
-          </w:tcPr>
-          <w:p>
-            <w:pPr>
-              <w:spacing w:before="40" w:after="40"/>
-              <w:jc w:val="left"/>
-            </w:pPr>
-            <w:r>
-              <w:rPr>
-                <w:rFonts w:ascii="Adani" w:hAnsi="Adani"/>
-                <w:b w:val="0"/>
-                <w:sz w:val="18"/>
-                <w:u w:val="none"/>
-              </w:rPr>
-              <w:t>Director</w:t>
-            </w:r>
-          </w:p>
-        </w:tc>
-        <w:tc>
-          <w:tcPr>
-            <w:tcW w:type="dxa" w:w="1304"/>
-            <w:shd w:val="clear" w:color="auto" w:fill="FFFFFF"/>
-            <w:tcBorders>
-              <w:top w:val="single" w:sz="4" w:space="0" w:color="000000"/>
-              <w:left w:val="single" w:sz="4" w:space="0" w:color="000000"/>
-              <w:bottom w:val="single" w:sz="4" w:space="0" w:color="000000"/>
-              <w:right w:val="single" w:sz="4" w:space="0" w:color="000000"/>
-            </w:tcBorders>
-            <w:vAlign w:val="center"/>
-          </w:tcPr>
-          <w:p>
-            <w:pPr>
-              <w:spacing w:before="40" w:after="40"/>
-              <w:jc w:val="left"/>
-            </w:pPr>
-            <w:r>
-              <w:rPr>
-                <w:rFonts w:ascii="Adani" w:hAnsi="Adani"/>
-                <w:b w:val="0"/>
-                <w:sz w:val="18"/>
-                <w:u w:val="none"/>
-              </w:rPr>
-              <w:t>04/03/2021</w:t>
-            </w:r>
-          </w:p>
-        </w:tc>
-      </w:tr>
-      <w:tr>
-        <w:tc>
-          <w:tcPr>
-            <w:tcW w:type="dxa" w:w="2268"/>
-            <w:shd w:val="clear" w:color="auto" w:fill="FFFFFF"/>
-            <w:tcBorders>
-              <w:top w:val="single" w:sz="4" w:space="0" w:color="000000"/>
-              <w:left w:val="single" w:sz="4" w:space="0" w:color="000000"/>
-              <w:bottom w:val="single" w:sz="4" w:space="0" w:color="000000"/>
-              <w:right w:val="single" w:sz="4" w:space="0" w:color="000000"/>
-            </w:tcBorders>
-            <w:vAlign w:val="center"/>
-          </w:tcPr>
-          <w:p>
-            <w:pPr>
-              <w:spacing w:before="40" w:after="40"/>
-              <w:jc w:val="left"/>
-            </w:pPr>
-            <w:r>
-              <w:rPr>
-                <w:rFonts w:ascii="Adani" w:hAnsi="Adani"/>
-                <w:b w:val="0"/>
-                <w:sz w:val="18"/>
-                <w:u w:val="none"/>
-              </w:rPr>
-              <w:t>U40106GJ2021PLC120852</w:t>
-            </w:r>
-          </w:p>
-        </w:tc>
-        <w:tc>
-          <w:tcPr>
-            <w:tcW w:type="dxa" w:w="4252"/>
-            <w:shd w:val="clear" w:color="auto" w:fill="FFFFFF"/>
-            <w:tcBorders>
-              <w:top w:val="single" w:sz="4" w:space="0" w:color="000000"/>
-              <w:left w:val="single" w:sz="4" w:space="0" w:color="000000"/>
-              <w:bottom w:val="single" w:sz="4" w:space="0" w:color="000000"/>
-              <w:right w:val="single" w:sz="4" w:space="0" w:color="000000"/>
-            </w:tcBorders>
-            <w:vAlign w:val="center"/>
-          </w:tcPr>
-          <w:p>
-            <w:pPr>
-              <w:spacing w:before="40" w:after="40"/>
-              <w:jc w:val="left"/>
-            </w:pPr>
-            <w:r>
-              <w:rPr>
-                <w:rFonts w:ascii="Adani" w:hAnsi="Adani"/>
-                <w:b w:val="0"/>
-                <w:sz w:val="18"/>
-                <w:u w:val="none"/>
-              </w:rPr>
-              <w:t>ADANI RENEWABLE ENERGY SIX LIMITED</w:t>
-            </w:r>
-          </w:p>
-        </w:tc>
-        <w:tc>
-          <w:tcPr>
-            <w:tcW w:type="dxa" w:w="1587"/>
-            <w:shd w:val="clear" w:color="auto" w:fill="FFFFFF"/>
-            <w:tcBorders>
-              <w:top w:val="single" w:sz="4" w:space="0" w:color="000000"/>
-              <w:left w:val="single" w:sz="4" w:space="0" w:color="000000"/>
-              <w:bottom w:val="single" w:sz="4" w:space="0" w:color="000000"/>
-              <w:right w:val="single" w:sz="4" w:space="0" w:color="000000"/>
-            </w:tcBorders>
-            <w:vAlign w:val="center"/>
-          </w:tcPr>
-          <w:p>
-            <w:pPr>
-              <w:spacing w:before="40" w:after="40"/>
-              <w:jc w:val="left"/>
-            </w:pPr>
-            <w:r>
-              <w:rPr>
-                <w:rFonts w:ascii="Adani" w:hAnsi="Adani"/>
-                <w:b w:val="0"/>
-                <w:sz w:val="18"/>
-                <w:u w:val="none"/>
-              </w:rPr>
-              <w:t>Director</w:t>
-            </w:r>
-          </w:p>
-        </w:tc>
-        <w:tc>
-          <w:tcPr>
-            <w:tcW w:type="dxa" w:w="1304"/>
-            <w:shd w:val="clear" w:color="auto" w:fill="FFFFFF"/>
-            <w:tcBorders>
-              <w:top w:val="single" w:sz="4" w:space="0" w:color="000000"/>
-              <w:left w:val="single" w:sz="4" w:space="0" w:color="000000"/>
-              <w:bottom w:val="single" w:sz="4" w:space="0" w:color="000000"/>
-              <w:right w:val="single" w:sz="4" w:space="0" w:color="000000"/>
-            </w:tcBorders>
-            <w:vAlign w:val="center"/>
-          </w:tcPr>
-          <w:p>
-            <w:pPr>
-              <w:spacing w:before="40" w:after="40"/>
-              <w:jc w:val="left"/>
-            </w:pPr>
-            <w:r>
-              <w:rPr>
-                <w:rFonts w:ascii="Adani" w:hAnsi="Adani"/>
-                <w:b w:val="0"/>
-                <w:sz w:val="18"/>
-                <w:u w:val="none"/>
-              </w:rPr>
-              <w:t>04/03/2021</w:t>
-            </w:r>
-          </w:p>
-        </w:tc>
-      </w:tr>
-      <w:tr>
-        <w:tc>
-          <w:tcPr>
-            <w:tcW w:type="dxa" w:w="2268"/>
-            <w:shd w:val="clear" w:color="auto" w:fill="FFFFFF"/>
-            <w:tcBorders>
-              <w:top w:val="single" w:sz="4" w:space="0" w:color="000000"/>
-              <w:left w:val="single" w:sz="4" w:space="0" w:color="000000"/>
-              <w:bottom w:val="single" w:sz="4" w:space="0" w:color="000000"/>
-              <w:right w:val="single" w:sz="4" w:space="0" w:color="000000"/>
-            </w:tcBorders>
-            <w:vAlign w:val="center"/>
-          </w:tcPr>
-          <w:p>
-            <w:pPr>
-              <w:spacing w:before="40" w:after="40"/>
-              <w:jc w:val="left"/>
-            </w:pPr>
-            <w:r>
-              <w:rPr>
-                <w:rFonts w:ascii="Adani" w:hAnsi="Adani"/>
-                <w:b w:val="0"/>
-                <w:sz w:val="18"/>
-                <w:u w:val="none"/>
-              </w:rPr>
-              <w:t>U40106GJ2021PLC120851</w:t>
-            </w:r>
-          </w:p>
-        </w:tc>
-        <w:tc>
-          <w:tcPr>
-            <w:tcW w:type="dxa" w:w="4252"/>
-            <w:shd w:val="clear" w:color="auto" w:fill="FFFFFF"/>
-            <w:tcBorders>
-              <w:top w:val="single" w:sz="4" w:space="0" w:color="000000"/>
-              <w:left w:val="single" w:sz="4" w:space="0" w:color="000000"/>
-              <w:bottom w:val="single" w:sz="4" w:space="0" w:color="000000"/>
-              <w:right w:val="single" w:sz="4" w:space="0" w:color="000000"/>
-            </w:tcBorders>
-            <w:vAlign w:val="center"/>
-          </w:tcPr>
-          <w:p>
-            <w:pPr>
-              <w:spacing w:before="40" w:after="40"/>
-              <w:jc w:val="left"/>
-            </w:pPr>
-            <w:r>
-              <w:rPr>
-                <w:rFonts w:ascii="Adani" w:hAnsi="Adani"/>
-                <w:b w:val="0"/>
-                <w:sz w:val="18"/>
-                <w:u w:val="none"/>
-              </w:rPr>
-              <w:t>ADANI RENEWABLE ENERGY FOUR LIMITED</w:t>
-            </w:r>
-          </w:p>
-        </w:tc>
-        <w:tc>
-          <w:tcPr>
-            <w:tcW w:type="dxa" w:w="1587"/>
-            <w:shd w:val="clear" w:color="auto" w:fill="FFFFFF"/>
-            <w:tcBorders>
-              <w:top w:val="single" w:sz="4" w:space="0" w:color="000000"/>
-              <w:left w:val="single" w:sz="4" w:space="0" w:color="000000"/>
-              <w:bottom w:val="single" w:sz="4" w:space="0" w:color="000000"/>
-              <w:right w:val="single" w:sz="4" w:space="0" w:color="000000"/>
-            </w:tcBorders>
-            <w:vAlign w:val="center"/>
-          </w:tcPr>
-          <w:p>
-            <w:pPr>
-              <w:spacing w:before="40" w:after="40"/>
-              <w:jc w:val="left"/>
-            </w:pPr>
-            <w:r>
-              <w:rPr>
-                <w:rFonts w:ascii="Adani" w:hAnsi="Adani"/>
-                <w:b w:val="0"/>
-                <w:sz w:val="18"/>
-                <w:u w:val="none"/>
-              </w:rPr>
-              <w:t>Director</w:t>
-            </w:r>
-          </w:p>
-        </w:tc>
-        <w:tc>
-          <w:tcPr>
-            <w:tcW w:type="dxa" w:w="1304"/>
-            <w:shd w:val="clear" w:color="auto" w:fill="FFFFFF"/>
-            <w:tcBorders>
-              <w:top w:val="single" w:sz="4" w:space="0" w:color="000000"/>
-              <w:left w:val="single" w:sz="4" w:space="0" w:color="000000"/>
-              <w:bottom w:val="single" w:sz="4" w:space="0" w:color="000000"/>
-              <w:right w:val="single" w:sz="4" w:space="0" w:color="000000"/>
-            </w:tcBorders>
-            <w:vAlign w:val="center"/>
-          </w:tcPr>
-          <w:p>
-            <w:pPr>
-              <w:spacing w:before="40" w:after="40"/>
-              <w:jc w:val="left"/>
-            </w:pPr>
-            <w:r>
-              <w:rPr>
-                <w:rFonts w:ascii="Adani" w:hAnsi="Adani"/>
-                <w:b w:val="0"/>
-                <w:sz w:val="18"/>
-                <w:u w:val="none"/>
-              </w:rPr>
-              <w:t>04/03/2021</w:t>
             </w:r>
           </w:p>
         </w:tc>

--- a/Backend/Director_Disclosure/Output_Disclosures/2024-25/ADANI_RENEWABLE_ENERGY_TWO_LIMITED/MBP-1/MBP1_SATISH_KUMAR_RATHOR_09039324.docx
+++ b/Backend/Director_Disclosure/Output_Disclosures/2024-25/ADANI_RENEWABLE_ENERGY_TWO_LIMITED/MBP-1/MBP1_SATISH_KUMAR_RATHOR_09039324.docx
@@ -361,7 +361,7 @@
                 <w:sz w:val="18"/>
                 <w:u w:val="none"/>
               </w:rPr>
-              <w:t>1</w:t>
+              <w:t>—</w:t>
             </w:r>
           </w:p>
         </w:tc>
@@ -389,7 +389,7 @@
                 <w:sz w:val="18"/>
                 <w:u w:val="none"/>
               </w:rPr>
-              <w:t>ADANI RENEWABLE ENERGY SIXTY ONE LIMITED</w:t>
+              <w:t>{{ROW_COMPANY_NAME}}</w:t>
             </w:r>
           </w:p>
         </w:tc>
@@ -417,7 +417,7 @@
                 <w:sz w:val="18"/>
                 <w:u w:val="none"/>
               </w:rPr>
-              <w:t>Additional Director</w:t>
+              <w:t>{{ROW_DESIGNATION}}</w:t>
             </w:r>
           </w:p>
         </w:tc>
@@ -473,7 +473,7 @@
                 <w:sz w:val="18"/>
                 <w:u w:val="none"/>
               </w:rPr>
-              <w:t>26/08/2025</w:t>
+              <w:t>{{ROW_DATE}}</w:t>
             </w:r>
           </w:p>
         </w:tc>
@@ -710,7 +710,7 @@
                 <w:sz w:val="18"/>
                 <w:u w:val="none"/>
               </w:rPr>
-              <w:t>Date:   15th May, 2026</w:t>
+              <w:t>Date:   27th May, 2026</w:t>
             </w:r>
           </w:p>
         </w:tc>
@@ -754,7 +754,7 @@
                 <w:sz w:val="18"/>
                 <w:u w:val="none"/>
               </w:rPr>
-              <w:t>Designation :  Additional Director</w:t>
+              <w:t>Designation :  Director</w:t>
             </w:r>
           </w:p>
         </w:tc>
@@ -1747,7 +1747,7 @@
                 <w:sz w:val="18"/>
                 <w:u w:val="none"/>
               </w:rPr>
-              <w:t>Date:   15th May, 2026</w:t>
+              <w:t>Date:   27th May, 2026</w:t>
             </w:r>
           </w:p>
         </w:tc>
@@ -1791,7 +1791,7 @@
                 <w:sz w:val="18"/>
                 <w:u w:val="none"/>
               </w:rPr>
-              <w:t>Designation :  Additional Director</w:t>
+              <w:t>Designation :  Director</w:t>
             </w:r>
           </w:p>
         </w:tc>
@@ -1908,7 +1908,7 @@
           <w:sz w:val="20"/>
           <w:u w:val="none"/>
         </w:rPr>
-        <w:t>15th May, 2026</w:t>
+        <w:t>27th May, 2026</w:t>
       </w:r>
     </w:p>
     <w:p>
@@ -1939,21 +1939,6 @@
           <w:u w:val="none"/>
         </w:rPr>
         <w:t>The Board of Directors of</w:t>
-      </w:r>
-    </w:p>
-    <w:p>
-      <w:pPr>
-        <w:spacing w:before="0" w:after="20"/>
-        <w:jc w:val="left"/>
-      </w:pPr>
-      <w:r>
-        <w:rPr>
-          <w:rFonts w:ascii="Adani" w:hAnsi="Adani"/>
-          <w:b/>
-          <w:sz w:val="20"/>
-          <w:u w:val="none"/>
-        </w:rPr>
-        <w:t>ADANI RENEWABLE ENERGY SIXTY ONE LIMITED</w:t>
       </w:r>
     </w:p>
     <w:p/>
@@ -2000,21 +1985,6 @@
           <w:u w:val="none"/>
         </w:rPr>
         <w:t>(A) Public Limited Companies:</w:t>
-      </w:r>
-    </w:p>
-    <w:p>
-      <w:pPr>
-        <w:spacing w:before="0" w:after="20"/>
-        <w:jc w:val="left"/>
-      </w:pPr>
-      <w:r>
-        <w:rPr>
-          <w:rFonts w:ascii="Adani" w:hAnsi="Adani"/>
-          <w:b w:val="0"/>
-          <w:sz w:val="20"/>
-          <w:u w:val="none"/>
-        </w:rPr>
-        <w:t>ADANI RENEWABLE ENERGY SIXTY ONE LIMITED</w:t>
       </w:r>
     </w:p>
     <w:p/>
@@ -2840,7 +2810,7 @@
                 <w:sz w:val="18"/>
                 <w:u w:val="none"/>
               </w:rPr>
-              <w:t>1</w:t>
+              <w:t>0</w:t>
             </w:r>
           </w:p>
         </w:tc>
@@ -2984,120 +2954,6 @@
                 <w:u w:val="none"/>
               </w:rPr>
               <w:t>Appointment Date</w:t>
-            </w:r>
-          </w:p>
-        </w:tc>
-      </w:tr>
-      <w:tr>
-        <w:tc>
-          <w:tcPr>
-            <w:tcW w:type="dxa" w:w="2268"/>
-            <w:shd w:val="clear" w:color="auto" w:fill="FFFFFF"/>
-            <w:tcBorders>
-              <w:top w:val="single" w:sz="4" w:space="0" w:color="000000"/>
-              <w:left w:val="single" w:sz="4" w:space="0" w:color="000000"/>
-              <w:bottom w:val="single" w:sz="4" w:space="0" w:color="000000"/>
-              <w:right w:val="single" w:sz="4" w:space="0" w:color="000000"/>
-            </w:tcBorders>
-            <w:vAlign w:val="center"/>
-          </w:tcPr>
-          <w:p>
-            <w:pPr>
-              <w:spacing w:before="40" w:after="40"/>
-              <w:jc w:val="left"/>
-            </w:pPr>
-            <w:r>
-              <w:rPr>
-                <w:rFonts w:ascii="Adani" w:hAnsi="Adani"/>
-                <w:b w:val="0"/>
-                <w:sz w:val="18"/>
-                <w:u w:val="none"/>
-              </w:rPr>
-              <w:t>U35105GJ2023PLC146977</w:t>
-            </w:r>
-          </w:p>
-        </w:tc>
-        <w:tc>
-          <w:tcPr>
-            <w:tcW w:type="dxa" w:w="4252"/>
-            <w:shd w:val="clear" w:color="auto" w:fill="FFFFFF"/>
-            <w:tcBorders>
-              <w:top w:val="single" w:sz="4" w:space="0" w:color="000000"/>
-              <w:left w:val="single" w:sz="4" w:space="0" w:color="000000"/>
-              <w:bottom w:val="single" w:sz="4" w:space="0" w:color="000000"/>
-              <w:right w:val="single" w:sz="4" w:space="0" w:color="000000"/>
-            </w:tcBorders>
-            <w:vAlign w:val="center"/>
-          </w:tcPr>
-          <w:p>
-            <w:pPr>
-              <w:spacing w:before="40" w:after="40"/>
-              <w:jc w:val="left"/>
-            </w:pPr>
-            <w:r>
-              <w:rPr>
-                <w:rFonts w:ascii="Adani" w:hAnsi="Adani"/>
-                <w:b w:val="0"/>
-                <w:sz w:val="18"/>
-                <w:u w:val="none"/>
-              </w:rPr>
-              <w:t>ADANI RENEWABLE ENERGY SIXTY ONE LIMITED</w:t>
-            </w:r>
-          </w:p>
-        </w:tc>
-        <w:tc>
-          <w:tcPr>
-            <w:tcW w:type="dxa" w:w="1587"/>
-            <w:shd w:val="clear" w:color="auto" w:fill="FFFFFF"/>
-            <w:tcBorders>
-              <w:top w:val="single" w:sz="4" w:space="0" w:color="000000"/>
-              <w:left w:val="single" w:sz="4" w:space="0" w:color="000000"/>
-              <w:bottom w:val="single" w:sz="4" w:space="0" w:color="000000"/>
-              <w:right w:val="single" w:sz="4" w:space="0" w:color="000000"/>
-            </w:tcBorders>
-            <w:vAlign w:val="center"/>
-          </w:tcPr>
-          <w:p>
-            <w:pPr>
-              <w:spacing w:before="40" w:after="40"/>
-              <w:jc w:val="left"/>
-            </w:pPr>
-            <w:r>
-              <w:rPr>
-                <w:rFonts w:ascii="Adani" w:hAnsi="Adani"/>
-                <w:b w:val="0"/>
-                <w:sz w:val="18"/>
-                <w:u w:val="none"/>
-              </w:rPr>
-              <w:t>Additional Director</w:t>
-            </w:r>
-          </w:p>
-        </w:tc>
-        <w:tc>
-          <w:tcPr>
-            <w:tcW w:type="dxa" w:w="1304"/>
-            <w:shd w:val="clear" w:color="auto" w:fill="FFFFFF"/>
-            <w:tcBorders>
-              <w:top w:val="single" w:sz="4" w:space="0" w:color="000000"/>
-              <w:left w:val="single" w:sz="4" w:space="0" w:color="000000"/>
-              <w:bottom w:val="single" w:sz="4" w:space="0" w:color="000000"/>
-              <w:right w:val="single" w:sz="4" w:space="0" w:color="000000"/>
-            </w:tcBorders>
-            <w:vAlign w:val="center"/>
-          </w:tcPr>
-          <w:p>
-            <w:pPr>
-              <w:spacing w:before="40" w:after="40"/>
-              <w:jc w:val="left"/>
-            </w:pPr>
-            <w:r>
-              <w:rPr>
-                <w:rFonts w:ascii="Adani" w:hAnsi="Adani"/>
-                <w:b w:val="0"/>
-                <w:sz w:val="18"/>
-                <w:u w:val="none"/>
-              </w:rPr>
-              <w:t>26/08/2025</w:t>
             </w:r>
           </w:p>
         </w:tc>
